--- a/documentações/Processos/docx/processo_entrega_garantia_devolucao_tablets_glpi.docx
+++ b/documentações/Processos/docx/processo_entrega_garantia_devolucao_tablets_glpi.docx
@@ -4,44 +4,22 @@
   <w:body>
     <w:p>
       <w:pPr>
-        <w:spacing w:after="100"/>
+        <w:pStyle w:val="Title"/>
+        <w:jc w:val="center"/>
       </w:pPr>
       <w:r>
         <w:rPr>
-          <w:rFonts w:ascii="Arial" w:hAnsi="Arial"/>
           <w:b/>
-          <w:color w:val="C58A16"/>
-          <w:sz w:val="18"/>
-        </w:rPr>
-        <w:t>PROCESSO OPERACIONAL</w:t>
-      </w:r>
-    </w:p>
-    <w:p>
-      <w:pPr>
-        <w:keepNext/>
-        <w:spacing w:after="140"/>
-      </w:pPr>
-      <w:r>
-        <w:rPr>
-          <w:rFonts w:ascii="Arial" w:hAnsi="Arial"/>
-          <w:b/>
-          <w:color w:val="163A63"/>
-          <w:sz w:val="44"/>
         </w:rPr>
         <w:t>Processo Operacional – Atendimento Administrativo de Tablets no GLPI</w:t>
       </w:r>
     </w:p>
     <w:p>
       <w:pPr>
-        <w:spacing w:after="300"/>
+        <w:jc w:val="center"/>
       </w:pPr>
       <w:r>
-        <w:rPr>
-          <w:rFonts w:ascii="Arial" w:hAnsi="Arial"/>
-          <w:color w:val="5E6B78"/>
-          <w:sz w:val="19"/>
-        </w:rPr>
-        <w:t>Área responsável e versão conforme documentação institucional</w:t>
+        <w:t>Administrativo · Saúde Digital Atende · Secretaria de Saúde do Recife · Versão 1.2</w:t>
       </w:r>
     </w:p>
     <w:p>
@@ -57,33 +35,22 @@
         <w:tblStyle w:val="TableGrid"/>
         <w:tblW w:type="auto" w:w="0"/>
         <w:jc w:val="center"/>
-        <w:tblLayout w:type="fixed"/>
         <w:tblLook w:firstColumn="1" w:firstRow="1" w:lastColumn="0" w:lastRow="0" w:noHBand="0" w:noVBand="1" w:val="04A0"/>
       </w:tblPr>
       <w:tblGrid>
-        <w:gridCol w:w="2600"/>
-        <w:gridCol w:w="6760"/>
+        <w:gridCol w:w="5112"/>
+        <w:gridCol w:w="5112"/>
       </w:tblGrid>
       <w:tr>
         <w:tc>
           <w:tcPr>
-            <w:tcW w:type="dxa" w:w="2600"/>
-            <w:tcMar>
-              <w:top w:w="90" w:type="dxa"/>
-              <w:start w:w="120" w:type="dxa"/>
-              <w:bottom w:w="90" w:type="dxa"/>
-              <w:end w:w="120" w:type="dxa"/>
-            </w:tcMar>
+            <w:tcW w:type="dxa" w:w="5112"/>
             <w:vAlign w:val="center"/>
           </w:tcPr>
           <w:p>
-            <w:pPr>
-              <w:spacing w:after="0"/>
-            </w:pPr>
             <w:r>
               <w:rPr>
-                <w:rFonts w:ascii="Arial" w:hAnsi="Arial"/>
-                <w:sz w:val="18"/>
+                <w:sz w:val="16"/>
               </w:rPr>
               <w:t>Tipo</w:t>
             </w:r>
@@ -91,23 +58,13 @@
         </w:tc>
         <w:tc>
           <w:tcPr>
-            <w:tcW w:type="dxa" w:w="6760"/>
-            <w:tcMar>
-              <w:top w:w="90" w:type="dxa"/>
-              <w:start w:w="120" w:type="dxa"/>
-              <w:bottom w:w="90" w:type="dxa"/>
-              <w:end w:w="120" w:type="dxa"/>
-            </w:tcMar>
+            <w:tcW w:type="dxa" w:w="5112"/>
             <w:vAlign w:val="center"/>
           </w:tcPr>
           <w:p>
-            <w:pPr>
-              <w:spacing w:after="0"/>
-            </w:pPr>
             <w:r>
               <w:rPr>
-                <w:rFonts w:ascii="Arial" w:hAnsi="Arial"/>
-                <w:sz w:val="18"/>
+                <w:sz w:val="16"/>
               </w:rPr>
               <w:t>Processo Operacional</w:t>
             </w:r>
@@ -117,23 +74,13 @@
       <w:tr>
         <w:tc>
           <w:tcPr>
-            <w:tcW w:type="dxa" w:w="2600"/>
-            <w:tcMar>
-              <w:top w:w="90" w:type="dxa"/>
-              <w:start w:w="120" w:type="dxa"/>
-              <w:bottom w:w="90" w:type="dxa"/>
-              <w:end w:w="120" w:type="dxa"/>
-            </w:tcMar>
+            <w:tcW w:type="dxa" w:w="5112"/>
             <w:vAlign w:val="center"/>
           </w:tcPr>
           <w:p>
-            <w:pPr>
-              <w:spacing w:after="0"/>
-            </w:pPr>
             <w:r>
               <w:rPr>
-                <w:rFonts w:ascii="Arial" w:hAnsi="Arial"/>
-                <w:sz w:val="18"/>
+                <w:sz w:val="16"/>
               </w:rPr>
               <w:t>Título</w:t>
             </w:r>
@@ -141,23 +88,13 @@
         </w:tc>
         <w:tc>
           <w:tcPr>
-            <w:tcW w:type="dxa" w:w="6760"/>
-            <w:tcMar>
-              <w:top w:w="90" w:type="dxa"/>
-              <w:start w:w="120" w:type="dxa"/>
-              <w:bottom w:w="90" w:type="dxa"/>
-              <w:end w:w="120" w:type="dxa"/>
-            </w:tcMar>
+            <w:tcW w:type="dxa" w:w="5112"/>
             <w:vAlign w:val="center"/>
           </w:tcPr>
           <w:p>
-            <w:pPr>
-              <w:spacing w:after="0"/>
-            </w:pPr>
             <w:r>
               <w:rPr>
-                <w:rFonts w:ascii="Arial" w:hAnsi="Arial"/>
-                <w:sz w:val="18"/>
+                <w:sz w:val="16"/>
               </w:rPr>
               <w:t>Atendimento Administrativo de Tablets no GLPI</w:t>
             </w:r>
@@ -167,23 +104,13 @@
       <w:tr>
         <w:tc>
           <w:tcPr>
-            <w:tcW w:type="dxa" w:w="2600"/>
-            <w:tcMar>
-              <w:top w:w="90" w:type="dxa"/>
-              <w:start w:w="120" w:type="dxa"/>
-              <w:bottom w:w="90" w:type="dxa"/>
-              <w:end w:w="120" w:type="dxa"/>
-            </w:tcMar>
+            <w:tcW w:type="dxa" w:w="5112"/>
             <w:vAlign w:val="center"/>
           </w:tcPr>
           <w:p>
-            <w:pPr>
-              <w:spacing w:after="0"/>
-            </w:pPr>
             <w:r>
               <w:rPr>
-                <w:rFonts w:ascii="Arial" w:hAnsi="Arial"/>
-                <w:sz w:val="18"/>
+                <w:sz w:val="16"/>
               </w:rPr>
               <w:t>Serviço do catálogo</w:t>
             </w:r>
@@ -191,23 +118,13 @@
         </w:tc>
         <w:tc>
           <w:tcPr>
-            <w:tcW w:type="dxa" w:w="6760"/>
-            <w:tcMar>
-              <w:top w:w="90" w:type="dxa"/>
-              <w:start w:w="120" w:type="dxa"/>
-              <w:bottom w:w="90" w:type="dxa"/>
-              <w:end w:w="120" w:type="dxa"/>
-            </w:tcMar>
+            <w:tcW w:type="dxa" w:w="5112"/>
             <w:vAlign w:val="center"/>
           </w:tcPr>
           <w:p>
-            <w:pPr>
-              <w:spacing w:after="0"/>
-            </w:pPr>
             <w:r>
               <w:rPr>
-                <w:rFonts w:ascii="Arial" w:hAnsi="Arial"/>
-                <w:sz w:val="18"/>
+                <w:sz w:val="16"/>
               </w:rPr>
               <w:t>5. TABLET</w:t>
             </w:r>
@@ -217,23 +134,13 @@
       <w:tr>
         <w:tc>
           <w:tcPr>
-            <w:tcW w:type="dxa" w:w="2600"/>
-            <w:tcMar>
-              <w:top w:w="90" w:type="dxa"/>
-              <w:start w:w="120" w:type="dxa"/>
-              <w:bottom w:w="90" w:type="dxa"/>
-              <w:end w:w="120" w:type="dxa"/>
-            </w:tcMar>
+            <w:tcW w:type="dxa" w:w="5112"/>
             <w:vAlign w:val="center"/>
           </w:tcPr>
           <w:p>
-            <w:pPr>
-              <w:spacing w:after="0"/>
-            </w:pPr>
             <w:r>
               <w:rPr>
-                <w:rFonts w:ascii="Arial" w:hAnsi="Arial"/>
-                <w:sz w:val="18"/>
+                <w:sz w:val="16"/>
               </w:rPr>
               <w:t>Área responsável</w:t>
             </w:r>
@@ -241,23 +148,13 @@
         </w:tc>
         <w:tc>
           <w:tcPr>
-            <w:tcW w:type="dxa" w:w="6760"/>
-            <w:tcMar>
-              <w:top w:w="90" w:type="dxa"/>
-              <w:start w:w="120" w:type="dxa"/>
-              <w:bottom w:w="90" w:type="dxa"/>
-              <w:end w:w="120" w:type="dxa"/>
-            </w:tcMar>
+            <w:tcW w:type="dxa" w:w="5112"/>
             <w:vAlign w:val="center"/>
           </w:tcPr>
           <w:p>
-            <w:pPr>
-              <w:spacing w:after="0"/>
-            </w:pPr>
             <w:r>
               <w:rPr>
-                <w:rFonts w:ascii="Arial" w:hAnsi="Arial"/>
-                <w:sz w:val="18"/>
+                <w:sz w:val="16"/>
               </w:rPr>
               <w:t>Administrativo</w:t>
             </w:r>
@@ -267,23 +164,13 @@
       <w:tr>
         <w:tc>
           <w:tcPr>
-            <w:tcW w:type="dxa" w:w="2600"/>
-            <w:tcMar>
-              <w:top w:w="90" w:type="dxa"/>
-              <w:start w:w="120" w:type="dxa"/>
-              <w:bottom w:w="90" w:type="dxa"/>
-              <w:end w:w="120" w:type="dxa"/>
-            </w:tcMar>
+            <w:tcW w:type="dxa" w:w="5112"/>
             <w:vAlign w:val="center"/>
           </w:tcPr>
           <w:p>
-            <w:pPr>
-              <w:spacing w:after="0"/>
-            </w:pPr>
             <w:r>
               <w:rPr>
-                <w:rFonts w:ascii="Arial" w:hAnsi="Arial"/>
-                <w:sz w:val="18"/>
+                <w:sz w:val="16"/>
               </w:rPr>
               <w:t>Responsável técnico externo</w:t>
             </w:r>
@@ -291,23 +178,13 @@
         </w:tc>
         <w:tc>
           <w:tcPr>
-            <w:tcW w:type="dxa" w:w="6760"/>
-            <w:tcMar>
-              <w:top w:w="90" w:type="dxa"/>
-              <w:start w:w="120" w:type="dxa"/>
-              <w:bottom w:w="90" w:type="dxa"/>
-              <w:end w:w="120" w:type="dxa"/>
-            </w:tcMar>
+            <w:tcW w:type="dxa" w:w="5112"/>
             <w:vAlign w:val="center"/>
           </w:tcPr>
           <w:p>
-            <w:pPr>
-              <w:spacing w:after="0"/>
-            </w:pPr>
             <w:r>
               <w:rPr>
-                <w:rFonts w:ascii="Arial" w:hAnsi="Arial"/>
-                <w:sz w:val="18"/>
+                <w:sz w:val="16"/>
               </w:rPr>
               <w:t>TIM, apenas nos casos de manutenção corretiva em garantia</w:t>
             </w:r>
@@ -317,23 +194,13 @@
       <w:tr>
         <w:tc>
           <w:tcPr>
-            <w:tcW w:type="dxa" w:w="2600"/>
-            <w:tcMar>
-              <w:top w:w="90" w:type="dxa"/>
-              <w:start w:w="120" w:type="dxa"/>
-              <w:bottom w:w="90" w:type="dxa"/>
-              <w:end w:w="120" w:type="dxa"/>
-            </w:tcMar>
+            <w:tcW w:type="dxa" w:w="5112"/>
             <w:vAlign w:val="center"/>
           </w:tcPr>
           <w:p>
-            <w:pPr>
-              <w:spacing w:after="0"/>
-            </w:pPr>
             <w:r>
               <w:rPr>
-                <w:rFonts w:ascii="Arial" w:hAnsi="Arial"/>
-                <w:sz w:val="18"/>
+                <w:sz w:val="16"/>
               </w:rPr>
               <w:t>Sistemas e controles</w:t>
             </w:r>
@@ -341,23 +208,13 @@
         </w:tc>
         <w:tc>
           <w:tcPr>
-            <w:tcW w:type="dxa" w:w="6760"/>
-            <w:tcMar>
-              <w:top w:w="90" w:type="dxa"/>
-              <w:start w:w="120" w:type="dxa"/>
-              <w:bottom w:w="90" w:type="dxa"/>
-              <w:end w:w="120" w:type="dxa"/>
-            </w:tcMar>
+            <w:tcW w:type="dxa" w:w="5112"/>
             <w:vAlign w:val="center"/>
           </w:tcPr>
           <w:p>
-            <w:pPr>
-              <w:spacing w:after="0"/>
-            </w:pPr>
             <w:r>
               <w:rPr>
-                <w:rFonts w:ascii="Arial" w:hAnsi="Arial"/>
-                <w:sz w:val="18"/>
+                <w:sz w:val="16"/>
               </w:rPr>
               <w:t>GLPI, planilha de controle, TIM Monitor e protocolo de entrega</w:t>
             </w:r>
@@ -367,23 +224,13 @@
       <w:tr>
         <w:tc>
           <w:tcPr>
-            <w:tcW w:type="dxa" w:w="2600"/>
-            <w:tcMar>
-              <w:top w:w="90" w:type="dxa"/>
-              <w:start w:w="120" w:type="dxa"/>
-              <w:bottom w:w="90" w:type="dxa"/>
-              <w:end w:w="120" w:type="dxa"/>
-            </w:tcMar>
+            <w:tcW w:type="dxa" w:w="5112"/>
             <w:vAlign w:val="center"/>
           </w:tcPr>
           <w:p>
-            <w:pPr>
-              <w:spacing w:after="0"/>
-            </w:pPr>
             <w:r>
               <w:rPr>
-                <w:rFonts w:ascii="Arial" w:hAnsi="Arial"/>
-                <w:sz w:val="18"/>
+                <w:sz w:val="16"/>
               </w:rPr>
               <w:t>Versão</w:t>
             </w:r>
@@ -391,34 +238,28 @@
         </w:tc>
         <w:tc>
           <w:tcPr>
-            <w:tcW w:type="dxa" w:w="6760"/>
-            <w:tcMar>
-              <w:top w:w="90" w:type="dxa"/>
-              <w:start w:w="120" w:type="dxa"/>
-              <w:bottom w:w="90" w:type="dxa"/>
-              <w:end w:w="120" w:type="dxa"/>
-            </w:tcMar>
+            <w:tcW w:type="dxa" w:w="5112"/>
             <w:vAlign w:val="center"/>
           </w:tcPr>
           <w:p>
-            <w:pPr>
-              <w:spacing w:after="0"/>
-            </w:pPr>
             <w:r>
               <w:rPr>
-                <w:rFonts w:ascii="Arial" w:hAnsi="Arial"/>
-                <w:sz w:val="18"/>
+                <w:sz w:val="16"/>
               </w:rPr>
-              <w:t>1.1</w:t>
+              <w:t>1.2</w:t>
             </w:r>
           </w:p>
         </w:tc>
       </w:tr>
     </w:tbl>
+    <w:p/>
     <w:p>
       <w:pPr>
-        <w:spacing w:after="40"/>
+        <w:pStyle w:val="IntenseQuote"/>
       </w:pPr>
+      <w:r>
+        <w:t>Aplicação: este processo organiza o atendimento administrativo de tablets por solicitação do catálogo, contemplando separadamente configuração, devolução, empréstimo, entrega, manutenção corretiva e furto/roubo/perda.</w:t>
+      </w:r>
     </w:p>
     <w:p>
       <w:pPr>
@@ -430,7 +271,15 @@
     </w:p>
     <w:p>
       <w:r>
-        <w:t>Padronizar a abertura, categorização, acompanhamento e encerramento de chamados de tablet no GLPI, conforme as solicitações existentes no catálogo administrativo.</w:t>
+        <w:t>Padronizar a abertura, categorização, acompanhamento e encerramento dos chamados de tablet no GLPI conforme as solicitações do catálogo administrativo.</w:t>
+      </w:r>
+    </w:p>
+    <w:p>
+      <w:pPr>
+        <w:pStyle w:val="IntenseQuote"/>
+      </w:pPr>
+      <w:r>
+        <w:t>Regra de abertura: o Nível 1 abre o chamado de Configuração, Devolução, Empréstimo, Furto/Roubo/Perda e Manutenção Corretiva. Somente na solicitação de Entrega o próprio setor Administrativo registra o chamado no GLPI.</w:t>
       </w:r>
     </w:p>
     <w:tbl>
@@ -438,41 +287,27 @@
         <w:tblStyle w:val="TableGrid"/>
         <w:tblW w:type="auto" w:w="0"/>
         <w:jc w:val="center"/>
-        <w:tblLayout w:type="fixed"/>
         <w:tblLook w:firstColumn="1" w:firstRow="1" w:lastColumn="0" w:lastRow="0" w:noHBand="0" w:noVBand="1" w:val="04A0"/>
       </w:tblPr>
       <w:tblGrid>
-        <w:gridCol w:w="700"/>
-        <w:gridCol w:w="4300"/>
-        <w:gridCol w:w="1700"/>
-        <w:gridCol w:w="2660"/>
+        <w:gridCol w:w="2556"/>
+        <w:gridCol w:w="2556"/>
+        <w:gridCol w:w="2556"/>
+        <w:gridCol w:w="2556"/>
       </w:tblGrid>
       <w:tr>
-        <w:trPr>
-          <w:tblHeader w:val="true"/>
-        </w:trPr>
         <w:tc>
           <w:tcPr>
-            <w:tcW w:type="dxa" w:w="700"/>
-            <w:tcMar>
-              <w:top w:w="90" w:type="dxa"/>
-              <w:start w:w="120" w:type="dxa"/>
-              <w:bottom w:w="90" w:type="dxa"/>
-              <w:end w:w="120" w:type="dxa"/>
-            </w:tcMar>
+            <w:tcW w:type="dxa" w:w="2556"/>
             <w:vAlign w:val="center"/>
-            <w:shd w:fill="EAF2F8"/>
+            <w:shd w:fill="14213D"/>
           </w:tcPr>
           <w:p>
-            <w:pPr>
-              <w:spacing w:after="0"/>
-            </w:pPr>
             <w:r>
               <w:rPr>
-                <w:rFonts w:ascii="Arial" w:hAnsi="Arial"/>
                 <w:b/>
-                <w:color w:val="163A63"/>
-                <w:sz w:val="17"/>
+                <w:color w:val="FFFFFF"/>
+                <w:sz w:val="16"/>
               </w:rPr>
               <w:t>Solicitação</w:t>
             </w:r>
@@ -480,26 +315,16 @@
         </w:tc>
         <w:tc>
           <w:tcPr>
-            <w:tcW w:type="dxa" w:w="4300"/>
-            <w:tcMar>
-              <w:top w:w="90" w:type="dxa"/>
-              <w:start w:w="120" w:type="dxa"/>
-              <w:bottom w:w="90" w:type="dxa"/>
-              <w:end w:w="120" w:type="dxa"/>
-            </w:tcMar>
+            <w:tcW w:type="dxa" w:w="2556"/>
             <w:vAlign w:val="center"/>
-            <w:shd w:fill="EAF2F8"/>
+            <w:shd w:fill="14213D"/>
           </w:tcPr>
           <w:p>
-            <w:pPr>
-              <w:spacing w:after="0"/>
-            </w:pPr>
             <w:r>
               <w:rPr>
-                <w:rFonts w:ascii="Arial" w:hAnsi="Arial"/>
                 <w:b/>
-                <w:color w:val="163A63"/>
-                <w:sz w:val="17"/>
+                <w:color w:val="FFFFFF"/>
+                <w:sz w:val="16"/>
               </w:rPr>
               <w:t>Tipo</w:t>
             </w:r>
@@ -507,53 +332,33 @@
         </w:tc>
         <w:tc>
           <w:tcPr>
-            <w:tcW w:type="dxa" w:w="1700"/>
-            <w:tcMar>
-              <w:top w:w="90" w:type="dxa"/>
-              <w:start w:w="120" w:type="dxa"/>
-              <w:bottom w:w="90" w:type="dxa"/>
-              <w:end w:w="120" w:type="dxa"/>
-            </w:tcMar>
+            <w:tcW w:type="dxa" w:w="2556"/>
             <w:vAlign w:val="center"/>
-            <w:shd w:fill="EAF2F8"/>
+            <w:shd w:fill="14213D"/>
           </w:tcPr>
           <w:p>
-            <w:pPr>
-              <w:spacing w:after="0"/>
-            </w:pPr>
             <w:r>
               <w:rPr>
-                <w:rFonts w:ascii="Arial" w:hAnsi="Arial"/>
                 <w:b/>
-                <w:color w:val="163A63"/>
-                <w:sz w:val="17"/>
+                <w:color w:val="FFFFFF"/>
+                <w:sz w:val="16"/>
               </w:rPr>
-              <w:t>Responsável no processo</w:t>
+              <w:t>Quem abre no GLPI</w:t>
             </w:r>
           </w:p>
         </w:tc>
         <w:tc>
           <w:tcPr>
-            <w:tcW w:type="dxa" w:w="2660"/>
-            <w:tcMar>
-              <w:top w:w="90" w:type="dxa"/>
-              <w:start w:w="120" w:type="dxa"/>
-              <w:bottom w:w="90" w:type="dxa"/>
-              <w:end w:w="120" w:type="dxa"/>
-            </w:tcMar>
+            <w:tcW w:type="dxa" w:w="2556"/>
             <w:vAlign w:val="center"/>
-            <w:shd w:fill="EAF2F8"/>
+            <w:shd w:fill="14213D"/>
           </w:tcPr>
           <w:p>
-            <w:pPr>
-              <w:spacing w:after="0"/>
-            </w:pPr>
             <w:r>
               <w:rPr>
-                <w:rFonts w:ascii="Arial" w:hAnsi="Arial"/>
                 <w:b/>
-                <w:color w:val="163A63"/>
-                <w:sz w:val="17"/>
+                <w:color w:val="FFFFFF"/>
+                <w:sz w:val="16"/>
               </w:rPr>
               <w:t>Uso</w:t>
             </w:r>
@@ -563,23 +368,13 @@
       <w:tr>
         <w:tc>
           <w:tcPr>
-            <w:tcW w:type="dxa" w:w="700"/>
-            <w:tcMar>
-              <w:top w:w="90" w:type="dxa"/>
-              <w:start w:w="120" w:type="dxa"/>
-              <w:bottom w:w="90" w:type="dxa"/>
-              <w:end w:w="120" w:type="dxa"/>
-            </w:tcMar>
+            <w:tcW w:type="dxa" w:w="2556"/>
             <w:vAlign w:val="center"/>
           </w:tcPr>
           <w:p>
-            <w:pPr>
-              <w:spacing w:after="0"/>
-            </w:pPr>
             <w:r>
               <w:rPr>
-                <w:rFonts w:ascii="Arial" w:hAnsi="Arial"/>
-                <w:sz w:val="17"/>
+                <w:sz w:val="16"/>
               </w:rPr>
               <w:t>CONFIGURAÇÃO</w:t>
             </w:r>
@@ -587,23 +382,13 @@
         </w:tc>
         <w:tc>
           <w:tcPr>
-            <w:tcW w:type="dxa" w:w="4300"/>
-            <w:tcMar>
-              <w:top w:w="90" w:type="dxa"/>
-              <w:start w:w="120" w:type="dxa"/>
-              <w:bottom w:w="90" w:type="dxa"/>
-              <w:end w:w="120" w:type="dxa"/>
-            </w:tcMar>
+            <w:tcW w:type="dxa" w:w="2556"/>
             <w:vAlign w:val="center"/>
           </w:tcPr>
           <w:p>
-            <w:pPr>
-              <w:spacing w:after="0"/>
-            </w:pPr>
             <w:r>
               <w:rPr>
-                <w:rFonts w:ascii="Arial" w:hAnsi="Arial"/>
-                <w:sz w:val="17"/>
+                <w:sz w:val="16"/>
               </w:rPr>
               <w:t>Requisição</w:t>
             </w:r>
@@ -611,23 +396,187 @@
         </w:tc>
         <w:tc>
           <w:tcPr>
-            <w:tcW w:type="dxa" w:w="1700"/>
-            <w:tcMar>
-              <w:top w:w="90" w:type="dxa"/>
-              <w:start w:w="120" w:type="dxa"/>
-              <w:bottom w:w="90" w:type="dxa"/>
-              <w:end w:w="120" w:type="dxa"/>
-            </w:tcMar>
+            <w:tcW w:type="dxa" w:w="2556"/>
             <w:vAlign w:val="center"/>
           </w:tcPr>
           <w:p>
-            <w:pPr>
-              <w:spacing w:after="0"/>
-            </w:pPr>
             <w:r>
               <w:rPr>
-                <w:rFonts w:ascii="Arial" w:hAnsi="Arial"/>
-                <w:sz w:val="17"/>
+                <w:sz w:val="16"/>
+              </w:rPr>
+              <w:t>Nível 1</w:t>
+            </w:r>
+          </w:p>
+        </w:tc>
+        <w:tc>
+          <w:tcPr>
+            <w:tcW w:type="dxa" w:w="2556"/>
+            <w:vAlign w:val="center"/>
+          </w:tcPr>
+          <w:p>
+            <w:r>
+              <w:rPr>
+                <w:sz w:val="16"/>
+              </w:rPr>
+              <w:t>Configurar e ajustar o tablet para uso.</w:t>
+            </w:r>
+          </w:p>
+        </w:tc>
+      </w:tr>
+      <w:tr>
+        <w:tc>
+          <w:tcPr>
+            <w:tcW w:type="dxa" w:w="2556"/>
+            <w:vAlign w:val="center"/>
+          </w:tcPr>
+          <w:p>
+            <w:r>
+              <w:rPr>
+                <w:sz w:val="16"/>
+              </w:rPr>
+              <w:t>DEVOLUÇÃO</w:t>
+            </w:r>
+          </w:p>
+        </w:tc>
+        <w:tc>
+          <w:tcPr>
+            <w:tcW w:type="dxa" w:w="2556"/>
+            <w:vAlign w:val="center"/>
+          </w:tcPr>
+          <w:p>
+            <w:r>
+              <w:rPr>
+                <w:sz w:val="16"/>
+              </w:rPr>
+              <w:t>Requisição</w:t>
+            </w:r>
+          </w:p>
+        </w:tc>
+        <w:tc>
+          <w:tcPr>
+            <w:tcW w:type="dxa" w:w="2556"/>
+            <w:vAlign w:val="center"/>
+          </w:tcPr>
+          <w:p>
+            <w:r>
+              <w:rPr>
+                <w:sz w:val="16"/>
+              </w:rPr>
+              <w:t>Nível 1</w:t>
+            </w:r>
+          </w:p>
+        </w:tc>
+        <w:tc>
+          <w:tcPr>
+            <w:tcW w:type="dxa" w:w="2556"/>
+            <w:vAlign w:val="center"/>
+          </w:tcPr>
+          <w:p>
+            <w:r>
+              <w:rPr>
+                <w:sz w:val="16"/>
+              </w:rPr>
+              <w:t>Receber e conferir tablet devolvido.</w:t>
+            </w:r>
+          </w:p>
+        </w:tc>
+      </w:tr>
+      <w:tr>
+        <w:tc>
+          <w:tcPr>
+            <w:tcW w:type="dxa" w:w="2556"/>
+            <w:vAlign w:val="center"/>
+          </w:tcPr>
+          <w:p>
+            <w:r>
+              <w:rPr>
+                <w:sz w:val="16"/>
+              </w:rPr>
+              <w:t>EMPRÉSTIMO</w:t>
+            </w:r>
+          </w:p>
+        </w:tc>
+        <w:tc>
+          <w:tcPr>
+            <w:tcW w:type="dxa" w:w="2556"/>
+            <w:vAlign w:val="center"/>
+          </w:tcPr>
+          <w:p>
+            <w:r>
+              <w:rPr>
+                <w:sz w:val="16"/>
+              </w:rPr>
+              <w:t>Requisição</w:t>
+            </w:r>
+          </w:p>
+        </w:tc>
+        <w:tc>
+          <w:tcPr>
+            <w:tcW w:type="dxa" w:w="2556"/>
+            <w:vAlign w:val="center"/>
+          </w:tcPr>
+          <w:p>
+            <w:r>
+              <w:rPr>
+                <w:sz w:val="16"/>
+              </w:rPr>
+              <w:t>Nível 1</w:t>
+            </w:r>
+          </w:p>
+        </w:tc>
+        <w:tc>
+          <w:tcPr>
+            <w:tcW w:type="dxa" w:w="2556"/>
+            <w:vAlign w:val="center"/>
+          </w:tcPr>
+          <w:p>
+            <w:r>
+              <w:rPr>
+                <w:sz w:val="16"/>
+              </w:rPr>
+              <w:t>Disponibilizar tablet temporariamente.</w:t>
+            </w:r>
+          </w:p>
+        </w:tc>
+      </w:tr>
+      <w:tr>
+        <w:tc>
+          <w:tcPr>
+            <w:tcW w:type="dxa" w:w="2556"/>
+            <w:vAlign w:val="center"/>
+          </w:tcPr>
+          <w:p>
+            <w:r>
+              <w:rPr>
+                <w:sz w:val="16"/>
+              </w:rPr>
+              <w:t>ENTREGA</w:t>
+            </w:r>
+          </w:p>
+        </w:tc>
+        <w:tc>
+          <w:tcPr>
+            <w:tcW w:type="dxa" w:w="2556"/>
+            <w:vAlign w:val="center"/>
+          </w:tcPr>
+          <w:p>
+            <w:r>
+              <w:rPr>
+                <w:sz w:val="16"/>
+              </w:rPr>
+              <w:t>Requisição</w:t>
+            </w:r>
+          </w:p>
+        </w:tc>
+        <w:tc>
+          <w:tcPr>
+            <w:tcW w:type="dxa" w:w="2556"/>
+            <w:vAlign w:val="center"/>
+          </w:tcPr>
+          <w:p>
+            <w:r>
+              <w:rPr>
+                <w:sz w:val="16"/>
               </w:rPr>
               <w:t>Administrativo</w:t>
             </w:r>
@@ -635,25 +584,15 @@
         </w:tc>
         <w:tc>
           <w:tcPr>
-            <w:tcW w:type="dxa" w:w="2660"/>
-            <w:tcMar>
-              <w:top w:w="90" w:type="dxa"/>
-              <w:start w:w="120" w:type="dxa"/>
-              <w:bottom w:w="90" w:type="dxa"/>
-              <w:end w:w="120" w:type="dxa"/>
-            </w:tcMar>
+            <w:tcW w:type="dxa" w:w="2556"/>
             <w:vAlign w:val="center"/>
           </w:tcPr>
           <w:p>
-            <w:pPr>
-              <w:spacing w:after="0"/>
-            </w:pPr>
             <w:r>
               <w:rPr>
-                <w:rFonts w:ascii="Arial" w:hAnsi="Arial"/>
-                <w:sz w:val="17"/>
+                <w:sz w:val="16"/>
               </w:rPr>
-              <w:t>Ajustes técnicos no software para adequar o tablet ao uso.</w:t>
+              <w:t>Entregar o tablet e registrar o recebimento.</w:t>
             </w:r>
           </w:p>
         </w:tc>
@@ -661,97 +600,57 @@
       <w:tr>
         <w:tc>
           <w:tcPr>
-            <w:tcW w:type="dxa" w:w="700"/>
-            <w:tcMar>
-              <w:top w:w="90" w:type="dxa"/>
-              <w:start w:w="120" w:type="dxa"/>
-              <w:bottom w:w="90" w:type="dxa"/>
-              <w:end w:w="120" w:type="dxa"/>
-            </w:tcMar>
+            <w:tcW w:type="dxa" w:w="2556"/>
             <w:vAlign w:val="center"/>
           </w:tcPr>
           <w:p>
-            <w:pPr>
-              <w:spacing w:after="0"/>
-            </w:pPr>
             <w:r>
               <w:rPr>
-                <w:rFonts w:ascii="Arial" w:hAnsi="Arial"/>
-                <w:sz w:val="17"/>
+                <w:sz w:val="16"/>
               </w:rPr>
-              <w:t>EMPRÉSTIMO/DEVOLUÇÃO</w:t>
+              <w:t>FURTO/ROUBO/PERDA</w:t>
             </w:r>
           </w:p>
         </w:tc>
         <w:tc>
           <w:tcPr>
-            <w:tcW w:type="dxa" w:w="4300"/>
-            <w:tcMar>
-              <w:top w:w="90" w:type="dxa"/>
-              <w:start w:w="120" w:type="dxa"/>
-              <w:bottom w:w="90" w:type="dxa"/>
-              <w:end w:w="120" w:type="dxa"/>
-            </w:tcMar>
+            <w:tcW w:type="dxa" w:w="2556"/>
             <w:vAlign w:val="center"/>
           </w:tcPr>
           <w:p>
-            <w:pPr>
-              <w:spacing w:after="0"/>
-            </w:pPr>
             <w:r>
               <w:rPr>
-                <w:rFonts w:ascii="Arial" w:hAnsi="Arial"/>
-                <w:sz w:val="17"/>
+                <w:sz w:val="16"/>
               </w:rPr>
-              <w:t>Requisição</w:t>
+              <w:t>Incidente</w:t>
             </w:r>
           </w:p>
         </w:tc>
         <w:tc>
           <w:tcPr>
-            <w:tcW w:type="dxa" w:w="1700"/>
-            <w:tcMar>
-              <w:top w:w="90" w:type="dxa"/>
-              <w:start w:w="120" w:type="dxa"/>
-              <w:bottom w:w="90" w:type="dxa"/>
-              <w:end w:w="120" w:type="dxa"/>
-            </w:tcMar>
+            <w:tcW w:type="dxa" w:w="2556"/>
             <w:vAlign w:val="center"/>
           </w:tcPr>
           <w:p>
-            <w:pPr>
-              <w:spacing w:after="0"/>
-            </w:pPr>
             <w:r>
               <w:rPr>
-                <w:rFonts w:ascii="Arial" w:hAnsi="Arial"/>
-                <w:sz w:val="17"/>
+                <w:sz w:val="16"/>
               </w:rPr>
-              <w:t>Administrativo</w:t>
+              <w:t>Nível 1</w:t>
             </w:r>
           </w:p>
         </w:tc>
         <w:tc>
           <w:tcPr>
-            <w:tcW w:type="dxa" w:w="2660"/>
-            <w:tcMar>
-              <w:top w:w="90" w:type="dxa"/>
-              <w:start w:w="120" w:type="dxa"/>
-              <w:bottom w:w="90" w:type="dxa"/>
-              <w:end w:w="120" w:type="dxa"/>
-            </w:tcMar>
+            <w:tcW w:type="dxa" w:w="2556"/>
             <w:vAlign w:val="center"/>
           </w:tcPr>
           <w:p>
-            <w:pPr>
-              <w:spacing w:after="0"/>
-            </w:pPr>
             <w:r>
               <w:rPr>
-                <w:rFonts w:ascii="Arial" w:hAnsi="Arial"/>
-                <w:sz w:val="17"/>
+                <w:sz w:val="16"/>
               </w:rPr>
-              <w:t>Receber tablet para reserva, empréstimo temporário ou devolução.</w:t>
+              <w:t>Formalizar o desaparecimento e anexar evidências.</w:t>
             </w:r>
           </w:p>
         </w:tc>
@@ -759,121 +658,13 @@
       <w:tr>
         <w:tc>
           <w:tcPr>
-            <w:tcW w:type="dxa" w:w="700"/>
-            <w:tcMar>
-              <w:top w:w="90" w:type="dxa"/>
-              <w:start w:w="120" w:type="dxa"/>
-              <w:bottom w:w="90" w:type="dxa"/>
-              <w:end w:w="120" w:type="dxa"/>
-            </w:tcMar>
+            <w:tcW w:type="dxa" w:w="2556"/>
             <w:vAlign w:val="center"/>
           </w:tcPr>
           <w:p>
-            <w:pPr>
-              <w:spacing w:after="0"/>
-            </w:pPr>
             <w:r>
               <w:rPr>
-                <w:rFonts w:ascii="Arial" w:hAnsi="Arial"/>
-                <w:sz w:val="17"/>
-              </w:rPr>
-              <w:t>TRANSFERÊNCIA/LIBERAÇÃO</w:t>
-            </w:r>
-          </w:p>
-        </w:tc>
-        <w:tc>
-          <w:tcPr>
-            <w:tcW w:type="dxa" w:w="4300"/>
-            <w:tcMar>
-              <w:top w:w="90" w:type="dxa"/>
-              <w:start w:w="120" w:type="dxa"/>
-              <w:bottom w:w="90" w:type="dxa"/>
-              <w:end w:w="120" w:type="dxa"/>
-            </w:tcMar>
-            <w:vAlign w:val="center"/>
-          </w:tcPr>
-          <w:p>
-            <w:pPr>
-              <w:spacing w:after="0"/>
-            </w:pPr>
-            <w:r>
-              <w:rPr>
-                <w:rFonts w:ascii="Arial" w:hAnsi="Arial"/>
-                <w:sz w:val="17"/>
-              </w:rPr>
-              <w:t>Requisição</w:t>
-            </w:r>
-          </w:p>
-        </w:tc>
-        <w:tc>
-          <w:tcPr>
-            <w:tcW w:type="dxa" w:w="1700"/>
-            <w:tcMar>
-              <w:top w:w="90" w:type="dxa"/>
-              <w:start w:w="120" w:type="dxa"/>
-              <w:bottom w:w="90" w:type="dxa"/>
-              <w:end w:w="120" w:type="dxa"/>
-            </w:tcMar>
-            <w:vAlign w:val="center"/>
-          </w:tcPr>
-          <w:p>
-            <w:pPr>
-              <w:spacing w:after="0"/>
-            </w:pPr>
-            <w:r>
-              <w:rPr>
-                <w:rFonts w:ascii="Arial" w:hAnsi="Arial"/>
-                <w:sz w:val="17"/>
-              </w:rPr>
-              <w:t>Administrativo</w:t>
-            </w:r>
-          </w:p>
-        </w:tc>
-        <w:tc>
-          <w:tcPr>
-            <w:tcW w:type="dxa" w:w="2660"/>
-            <w:tcMar>
-              <w:top w:w="90" w:type="dxa"/>
-              <w:start w:w="120" w:type="dxa"/>
-              <w:bottom w:w="90" w:type="dxa"/>
-              <w:end w:w="120" w:type="dxa"/>
-            </w:tcMar>
-            <w:vAlign w:val="center"/>
-          </w:tcPr>
-          <w:p>
-            <w:pPr>
-              <w:spacing w:after="0"/>
-            </w:pPr>
-            <w:r>
-              <w:rPr>
-                <w:rFonts w:ascii="Arial" w:hAnsi="Arial"/>
-                <w:sz w:val="17"/>
-              </w:rPr>
-              <w:t>Transferir ou liberar tablet conforme disponibilidade e controle administrativo.</w:t>
-            </w:r>
-          </w:p>
-        </w:tc>
-      </w:tr>
-      <w:tr>
-        <w:tc>
-          <w:tcPr>
-            <w:tcW w:type="dxa" w:w="700"/>
-            <w:tcMar>
-              <w:top w:w="90" w:type="dxa"/>
-              <w:start w:w="120" w:type="dxa"/>
-              <w:bottom w:w="90" w:type="dxa"/>
-              <w:end w:w="120" w:type="dxa"/>
-            </w:tcMar>
-            <w:vAlign w:val="center"/>
-          </w:tcPr>
-          <w:p>
-            <w:pPr>
-              <w:spacing w:after="0"/>
-            </w:pPr>
-            <w:r>
-              <w:rPr>
-                <w:rFonts w:ascii="Arial" w:hAnsi="Arial"/>
-                <w:sz w:val="17"/>
+                <w:sz w:val="16"/>
               </w:rPr>
               <w:t>MANUTENÇÃO CORRETIVA</w:t>
             </w:r>
@@ -881,23 +672,13 @@
         </w:tc>
         <w:tc>
           <w:tcPr>
-            <w:tcW w:type="dxa" w:w="4300"/>
-            <w:tcMar>
-              <w:top w:w="90" w:type="dxa"/>
-              <w:start w:w="120" w:type="dxa"/>
-              <w:bottom w:w="90" w:type="dxa"/>
-              <w:end w:w="120" w:type="dxa"/>
-            </w:tcMar>
+            <w:tcW w:type="dxa" w:w="2556"/>
             <w:vAlign w:val="center"/>
           </w:tcPr>
           <w:p>
-            <w:pPr>
-              <w:spacing w:after="0"/>
-            </w:pPr>
             <w:r>
               <w:rPr>
-                <w:rFonts w:ascii="Arial" w:hAnsi="Arial"/>
-                <w:sz w:val="17"/>
+                <w:sz w:val="16"/>
               </w:rPr>
               <w:t>Incidente</w:t>
             </w:r>
@@ -905,157 +686,35 @@
         </w:tc>
         <w:tc>
           <w:tcPr>
-            <w:tcW w:type="dxa" w:w="1700"/>
-            <w:tcMar>
-              <w:top w:w="90" w:type="dxa"/>
-              <w:start w:w="120" w:type="dxa"/>
-              <w:bottom w:w="90" w:type="dxa"/>
-              <w:end w:w="120" w:type="dxa"/>
-            </w:tcMar>
+            <w:tcW w:type="dxa" w:w="2556"/>
             <w:vAlign w:val="center"/>
           </w:tcPr>
           <w:p>
-            <w:pPr>
-              <w:spacing w:after="0"/>
-            </w:pPr>
             <w:r>
               <w:rPr>
-                <w:rFonts w:ascii="Arial" w:hAnsi="Arial"/>
-                <w:sz w:val="17"/>
+                <w:sz w:val="16"/>
               </w:rPr>
-              <w:t>Administrativo / TIM</w:t>
+              <w:t>Nível 1</w:t>
             </w:r>
           </w:p>
         </w:tc>
         <w:tc>
           <w:tcPr>
-            <w:tcW w:type="dxa" w:w="2660"/>
-            <w:tcMar>
-              <w:top w:w="90" w:type="dxa"/>
-              <w:start w:w="120" w:type="dxa"/>
-              <w:bottom w:w="90" w:type="dxa"/>
-              <w:end w:w="120" w:type="dxa"/>
-            </w:tcMar>
+            <w:tcW w:type="dxa" w:w="2556"/>
             <w:vAlign w:val="center"/>
           </w:tcPr>
           <w:p>
-            <w:pPr>
-              <w:spacing w:after="0"/>
-            </w:pPr>
             <w:r>
               <w:rPr>
-                <w:rFonts w:ascii="Arial" w:hAnsi="Arial"/>
-                <w:sz w:val="17"/>
+                <w:sz w:val="16"/>
               </w:rPr>
-              <w:t>Tratar defeito, garantia, retorno da assistência e eventual condenação.</w:t>
-            </w:r>
-          </w:p>
-        </w:tc>
-      </w:tr>
-      <w:tr>
-        <w:tc>
-          <w:tcPr>
-            <w:tcW w:type="dxa" w:w="700"/>
-            <w:tcMar>
-              <w:top w:w="90" w:type="dxa"/>
-              <w:start w:w="120" w:type="dxa"/>
-              <w:bottom w:w="90" w:type="dxa"/>
-              <w:end w:w="120" w:type="dxa"/>
-            </w:tcMar>
-            <w:vAlign w:val="center"/>
-          </w:tcPr>
-          <w:p>
-            <w:pPr>
-              <w:spacing w:after="0"/>
-            </w:pPr>
-            <w:r>
-              <w:rPr>
-                <w:rFonts w:ascii="Arial" w:hAnsi="Arial"/>
-                <w:sz w:val="17"/>
-              </w:rPr>
-              <w:t>FURTO/ROUBO/PERDA</w:t>
-            </w:r>
-          </w:p>
-        </w:tc>
-        <w:tc>
-          <w:tcPr>
-            <w:tcW w:type="dxa" w:w="4300"/>
-            <w:tcMar>
-              <w:top w:w="90" w:type="dxa"/>
-              <w:start w:w="120" w:type="dxa"/>
-              <w:bottom w:w="90" w:type="dxa"/>
-              <w:end w:w="120" w:type="dxa"/>
-            </w:tcMar>
-            <w:vAlign w:val="center"/>
-          </w:tcPr>
-          <w:p>
-            <w:pPr>
-              <w:spacing w:after="0"/>
-            </w:pPr>
-            <w:r>
-              <w:rPr>
-                <w:rFonts w:ascii="Arial" w:hAnsi="Arial"/>
-                <w:sz w:val="17"/>
-              </w:rPr>
-              <w:t>Incidente</w:t>
-            </w:r>
-          </w:p>
-        </w:tc>
-        <w:tc>
-          <w:tcPr>
-            <w:tcW w:type="dxa" w:w="1700"/>
-            <w:tcMar>
-              <w:top w:w="90" w:type="dxa"/>
-              <w:start w:w="120" w:type="dxa"/>
-              <w:bottom w:w="90" w:type="dxa"/>
-              <w:end w:w="120" w:type="dxa"/>
-            </w:tcMar>
-            <w:vAlign w:val="center"/>
-          </w:tcPr>
-          <w:p>
-            <w:pPr>
-              <w:spacing w:after="0"/>
-            </w:pPr>
-            <w:r>
-              <w:rPr>
-                <w:rFonts w:ascii="Arial" w:hAnsi="Arial"/>
-                <w:sz w:val="17"/>
-              </w:rPr>
-              <w:t>Administrativo</w:t>
-            </w:r>
-          </w:p>
-        </w:tc>
-        <w:tc>
-          <w:tcPr>
-            <w:tcW w:type="dxa" w:w="2660"/>
-            <w:tcMar>
-              <w:top w:w="90" w:type="dxa"/>
-              <w:start w:w="120" w:type="dxa"/>
-              <w:bottom w:w="90" w:type="dxa"/>
-              <w:end w:w="120" w:type="dxa"/>
-            </w:tcMar>
-            <w:vAlign w:val="center"/>
-          </w:tcPr>
-          <w:p>
-            <w:pPr>
-              <w:spacing w:after="0"/>
-            </w:pPr>
-            <w:r>
-              <w:rPr>
-                <w:rFonts w:ascii="Arial" w:hAnsi="Arial"/>
-                <w:sz w:val="17"/>
-              </w:rPr>
-              <w:t>Formalizar desaparecimento do tablet e anexar evidências.</w:t>
+              <w:t>Tratar defeito, garantia e retorno da assistência.</w:t>
             </w:r>
           </w:p>
         </w:tc>
       </w:tr>
     </w:tbl>
-    <w:p>
-      <w:pPr>
-        <w:spacing w:after="40"/>
-      </w:pPr>
-    </w:p>
+    <w:p/>
     <w:p>
       <w:pPr>
         <w:pStyle w:val="Heading1"/>
@@ -1066,10 +725,31 @@
     </w:p>
     <w:p>
       <w:pPr>
+        <w:pStyle w:val="IntenseQuote"/>
+      </w:pPr>
+      <w:r>
+        <w:t>Categorização obrigatória: para qualquer fluxo abaixo, a categoria do GLPI deve seguir o serviço 5. TABLET e a solicitação exata do catálogo administrativo.</w:t>
+      </w:r>
+    </w:p>
+    <w:p>
+      <w:pPr>
         <w:pStyle w:val="Heading1"/>
       </w:pPr>
       <w:r>
         <w:t>Processo 1 - Configuração</w:t>
+      </w:r>
+    </w:p>
+    <w:p>
+      <w:pPr>
+        <w:pStyle w:val="Heading2"/>
+      </w:pPr>
+      <w:r>
+        <w:t>Configuração de tablet</w:t>
+      </w:r>
+    </w:p>
+    <w:p>
+      <w:r>
+        <w:t>Tipo: RequisiçãoCategoria: Tablet &gt; Configuração</w:t>
       </w:r>
     </w:p>
     <w:tbl>
@@ -1077,41 +757,27 @@
         <w:tblStyle w:val="TableGrid"/>
         <w:tblW w:type="auto" w:w="0"/>
         <w:jc w:val="center"/>
-        <w:tblLayout w:type="fixed"/>
         <w:tblLook w:firstColumn="1" w:firstRow="1" w:lastColumn="0" w:lastRow="0" w:noHBand="0" w:noVBand="1" w:val="04A0"/>
       </w:tblPr>
       <w:tblGrid>
-        <w:gridCol w:w="700"/>
-        <w:gridCol w:w="4300"/>
-        <w:gridCol w:w="1700"/>
-        <w:gridCol w:w="2660"/>
+        <w:gridCol w:w="2556"/>
+        <w:gridCol w:w="2556"/>
+        <w:gridCol w:w="2556"/>
+        <w:gridCol w:w="2556"/>
       </w:tblGrid>
       <w:tr>
-        <w:trPr>
-          <w:tblHeader w:val="true"/>
-        </w:trPr>
         <w:tc>
           <w:tcPr>
-            <w:tcW w:type="dxa" w:w="700"/>
-            <w:tcMar>
-              <w:top w:w="90" w:type="dxa"/>
-              <w:start w:w="120" w:type="dxa"/>
-              <w:bottom w:w="90" w:type="dxa"/>
-              <w:end w:w="120" w:type="dxa"/>
-            </w:tcMar>
+            <w:tcW w:type="dxa" w:w="2556"/>
             <w:vAlign w:val="center"/>
-            <w:shd w:fill="EAF2F8"/>
+            <w:shd w:fill="14213D"/>
           </w:tcPr>
           <w:p>
-            <w:pPr>
-              <w:spacing w:after="0"/>
-            </w:pPr>
             <w:r>
               <w:rPr>
-                <w:rFonts w:ascii="Arial" w:hAnsi="Arial"/>
                 <w:b/>
-                <w:color w:val="163A63"/>
-                <w:sz w:val="17"/>
+                <w:color w:val="FFFFFF"/>
+                <w:sz w:val="16"/>
               </w:rPr>
               <w:t>Nº</w:t>
             </w:r>
@@ -1119,26 +785,16 @@
         </w:tc>
         <w:tc>
           <w:tcPr>
-            <w:tcW w:type="dxa" w:w="4300"/>
-            <w:tcMar>
-              <w:top w:w="90" w:type="dxa"/>
-              <w:start w:w="120" w:type="dxa"/>
-              <w:bottom w:w="90" w:type="dxa"/>
-              <w:end w:w="120" w:type="dxa"/>
-            </w:tcMar>
+            <w:tcW w:type="dxa" w:w="2556"/>
             <w:vAlign w:val="center"/>
-            <w:shd w:fill="EAF2F8"/>
+            <w:shd w:fill="14213D"/>
           </w:tcPr>
           <w:p>
-            <w:pPr>
-              <w:spacing w:after="0"/>
-            </w:pPr>
             <w:r>
               <w:rPr>
-                <w:rFonts w:ascii="Arial" w:hAnsi="Arial"/>
                 <w:b/>
-                <w:color w:val="163A63"/>
-                <w:sz w:val="17"/>
+                <w:color w:val="FFFFFF"/>
+                <w:sz w:val="16"/>
               </w:rPr>
               <w:t>Ação / Descrição</w:t>
             </w:r>
@@ -1146,26 +802,16 @@
         </w:tc>
         <w:tc>
           <w:tcPr>
-            <w:tcW w:type="dxa" w:w="1700"/>
-            <w:tcMar>
-              <w:top w:w="90" w:type="dxa"/>
-              <w:start w:w="120" w:type="dxa"/>
-              <w:bottom w:w="90" w:type="dxa"/>
-              <w:end w:w="120" w:type="dxa"/>
-            </w:tcMar>
+            <w:tcW w:type="dxa" w:w="2556"/>
             <w:vAlign w:val="center"/>
-            <w:shd w:fill="EAF2F8"/>
+            <w:shd w:fill="14213D"/>
           </w:tcPr>
           <w:p>
-            <w:pPr>
-              <w:spacing w:after="0"/>
-            </w:pPr>
             <w:r>
               <w:rPr>
-                <w:rFonts w:ascii="Arial" w:hAnsi="Arial"/>
                 <w:b/>
-                <w:color w:val="163A63"/>
-                <w:sz w:val="17"/>
+                <w:color w:val="FFFFFF"/>
+                <w:sz w:val="16"/>
               </w:rPr>
               <w:t>Responsável</w:t>
             </w:r>
@@ -1173,26 +819,16 @@
         </w:tc>
         <w:tc>
           <w:tcPr>
-            <w:tcW w:type="dxa" w:w="2660"/>
-            <w:tcMar>
-              <w:top w:w="90" w:type="dxa"/>
-              <w:start w:w="120" w:type="dxa"/>
-              <w:bottom w:w="90" w:type="dxa"/>
-              <w:end w:w="120" w:type="dxa"/>
-            </w:tcMar>
+            <w:tcW w:type="dxa" w:w="2556"/>
             <w:vAlign w:val="center"/>
-            <w:shd w:fill="EAF2F8"/>
+            <w:shd w:fill="14213D"/>
           </w:tcPr>
           <w:p>
-            <w:pPr>
-              <w:spacing w:after="0"/>
-            </w:pPr>
             <w:r>
               <w:rPr>
-                <w:rFonts w:ascii="Arial" w:hAnsi="Arial"/>
                 <w:b/>
-                <w:color w:val="163A63"/>
-                <w:sz w:val="17"/>
+                <w:color w:val="FFFFFF"/>
+                <w:sz w:val="16"/>
               </w:rPr>
               <w:t>Observação</w:t>
             </w:r>
@@ -1202,23 +838,13 @@
       <w:tr>
         <w:tc>
           <w:tcPr>
-            <w:tcW w:type="dxa" w:w="700"/>
-            <w:tcMar>
-              <w:top w:w="90" w:type="dxa"/>
-              <w:start w:w="120" w:type="dxa"/>
-              <w:bottom w:w="90" w:type="dxa"/>
-              <w:end w:w="120" w:type="dxa"/>
-            </w:tcMar>
+            <w:tcW w:type="dxa" w:w="2556"/>
             <w:vAlign w:val="center"/>
           </w:tcPr>
           <w:p>
-            <w:pPr>
-              <w:spacing w:after="0"/>
-            </w:pPr>
             <w:r>
               <w:rPr>
-                <w:rFonts w:ascii="Arial" w:hAnsi="Arial"/>
-                <w:sz w:val="17"/>
+                <w:sz w:val="16"/>
               </w:rPr>
               <w:t>1</w:t>
             </w:r>
@@ -1226,71 +852,41 @@
         </w:tc>
         <w:tc>
           <w:tcPr>
-            <w:tcW w:type="dxa" w:w="4300"/>
-            <w:tcMar>
-              <w:top w:w="90" w:type="dxa"/>
-              <w:start w:w="120" w:type="dxa"/>
-              <w:bottom w:w="90" w:type="dxa"/>
-              <w:end w:w="120" w:type="dxa"/>
-            </w:tcMar>
+            <w:tcW w:type="dxa" w:w="2556"/>
             <w:vAlign w:val="center"/>
           </w:tcPr>
           <w:p>
-            <w:pPr>
-              <w:spacing w:after="0"/>
-            </w:pPr>
             <w:r>
               <w:rPr>
-                <w:rFonts w:ascii="Arial" w:hAnsi="Arial"/>
-                <w:sz w:val="17"/>
+                <w:sz w:val="16"/>
               </w:rPr>
-              <w:t>Abrir o chamado no GLPI em Assistência &gt; Criar chamado .</w:t>
+              <w:t>Abrir o chamado no GLPI em Assistência &gt; Criar chamado.</w:t>
             </w:r>
           </w:p>
         </w:tc>
         <w:tc>
           <w:tcPr>
-            <w:tcW w:type="dxa" w:w="1700"/>
-            <w:tcMar>
-              <w:top w:w="90" w:type="dxa"/>
-              <w:start w:w="120" w:type="dxa"/>
-              <w:bottom w:w="90" w:type="dxa"/>
-              <w:end w:w="120" w:type="dxa"/>
-            </w:tcMar>
+            <w:tcW w:type="dxa" w:w="2556"/>
             <w:vAlign w:val="center"/>
           </w:tcPr>
           <w:p>
-            <w:pPr>
-              <w:spacing w:after="0"/>
-            </w:pPr>
             <w:r>
               <w:rPr>
-                <w:rFonts w:ascii="Arial" w:hAnsi="Arial"/>
-                <w:sz w:val="17"/>
+                <w:sz w:val="16"/>
               </w:rPr>
-              <w:t>Administrativo</w:t>
+              <w:t>Nível 1</w:t>
             </w:r>
           </w:p>
         </w:tc>
         <w:tc>
           <w:tcPr>
-            <w:tcW w:type="dxa" w:w="2660"/>
-            <w:tcMar>
-              <w:top w:w="90" w:type="dxa"/>
-              <w:start w:w="120" w:type="dxa"/>
-              <w:bottom w:w="90" w:type="dxa"/>
-              <w:end w:w="120" w:type="dxa"/>
-            </w:tcMar>
+            <w:tcW w:type="dxa" w:w="2556"/>
             <w:vAlign w:val="center"/>
           </w:tcPr>
           <w:p>
-            <w:pPr>
-              <w:spacing w:after="0"/>
-            </w:pPr>
             <w:r>
               <w:rPr>
-                <w:rFonts w:ascii="Arial" w:hAnsi="Arial"/>
-                <w:sz w:val="17"/>
+                <w:sz w:val="16"/>
               </w:rPr>
               <w:t>Registrar como requisição.</w:t>
             </w:r>
@@ -1300,23 +896,13 @@
       <w:tr>
         <w:tc>
           <w:tcPr>
-            <w:tcW w:type="dxa" w:w="700"/>
-            <w:tcMar>
-              <w:top w:w="90" w:type="dxa"/>
-              <w:start w:w="120" w:type="dxa"/>
-              <w:bottom w:w="90" w:type="dxa"/>
-              <w:end w:w="120" w:type="dxa"/>
-            </w:tcMar>
+            <w:tcW w:type="dxa" w:w="2556"/>
             <w:vAlign w:val="center"/>
           </w:tcPr>
           <w:p>
-            <w:pPr>
-              <w:spacing w:after="0"/>
-            </w:pPr>
             <w:r>
               <w:rPr>
-                <w:rFonts w:ascii="Arial" w:hAnsi="Arial"/>
-                <w:sz w:val="17"/>
+                <w:sz w:val="16"/>
               </w:rPr>
               <w:t>2</w:t>
             </w:r>
@@ -1324,71 +910,41 @@
         </w:tc>
         <w:tc>
           <w:tcPr>
-            <w:tcW w:type="dxa" w:w="4300"/>
-            <w:tcMar>
-              <w:top w:w="90" w:type="dxa"/>
-              <w:start w:w="120" w:type="dxa"/>
-              <w:bottom w:w="90" w:type="dxa"/>
-              <w:end w:w="120" w:type="dxa"/>
-            </w:tcMar>
+            <w:tcW w:type="dxa" w:w="2556"/>
             <w:vAlign w:val="center"/>
           </w:tcPr>
           <w:p>
-            <w:pPr>
-              <w:spacing w:after="0"/>
-            </w:pPr>
             <w:r>
               <w:rPr>
-                <w:rFonts w:ascii="Arial" w:hAnsi="Arial"/>
-                <w:sz w:val="17"/>
+                <w:sz w:val="16"/>
               </w:rPr>
-              <w:t>Categorizar como 5. TABLET &gt; CONFIGURAÇÃO .</w:t>
+              <w:t>Categorizar como 5. TABLET &gt; CONFIGURAÇÃO.</w:t>
             </w:r>
           </w:p>
         </w:tc>
         <w:tc>
           <w:tcPr>
-            <w:tcW w:type="dxa" w:w="1700"/>
-            <w:tcMar>
-              <w:top w:w="90" w:type="dxa"/>
-              <w:start w:w="120" w:type="dxa"/>
-              <w:bottom w:w="90" w:type="dxa"/>
-              <w:end w:w="120" w:type="dxa"/>
-            </w:tcMar>
+            <w:tcW w:type="dxa" w:w="2556"/>
             <w:vAlign w:val="center"/>
           </w:tcPr>
           <w:p>
-            <w:pPr>
-              <w:spacing w:after="0"/>
-            </w:pPr>
             <w:r>
               <w:rPr>
-                <w:rFonts w:ascii="Arial" w:hAnsi="Arial"/>
-                <w:sz w:val="17"/>
+                <w:sz w:val="16"/>
               </w:rPr>
-              <w:t>Administrativo</w:t>
+              <w:t>Nível 1</w:t>
             </w:r>
           </w:p>
         </w:tc>
         <w:tc>
           <w:tcPr>
-            <w:tcW w:type="dxa" w:w="2660"/>
-            <w:tcMar>
-              <w:top w:w="90" w:type="dxa"/>
-              <w:start w:w="120" w:type="dxa"/>
-              <w:bottom w:w="90" w:type="dxa"/>
-              <w:end w:w="120" w:type="dxa"/>
-            </w:tcMar>
+            <w:tcW w:type="dxa" w:w="2556"/>
             <w:vAlign w:val="center"/>
           </w:tcPr>
           <w:p>
-            <w:pPr>
-              <w:spacing w:after="0"/>
-            </w:pPr>
             <w:r>
               <w:rPr>
-                <w:rFonts w:ascii="Arial" w:hAnsi="Arial"/>
-                <w:sz w:val="17"/>
+                <w:sz w:val="16"/>
               </w:rPr>
               <w:t>Usar a solicitação exatamente como consta no catálogo.</w:t>
             </w:r>
@@ -1398,23 +954,13 @@
       <w:tr>
         <w:tc>
           <w:tcPr>
-            <w:tcW w:type="dxa" w:w="700"/>
-            <w:tcMar>
-              <w:top w:w="90" w:type="dxa"/>
-              <w:start w:w="120" w:type="dxa"/>
-              <w:bottom w:w="90" w:type="dxa"/>
-              <w:end w:w="120" w:type="dxa"/>
-            </w:tcMar>
+            <w:tcW w:type="dxa" w:w="2556"/>
             <w:vAlign w:val="center"/>
           </w:tcPr>
           <w:p>
-            <w:pPr>
-              <w:spacing w:after="0"/>
-            </w:pPr>
             <w:r>
               <w:rPr>
-                <w:rFonts w:ascii="Arial" w:hAnsi="Arial"/>
-                <w:sz w:val="17"/>
+                <w:sz w:val="16"/>
               </w:rPr>
               <w:t>3</w:t>
             </w:r>
@@ -1422,23 +968,13 @@
         </w:tc>
         <w:tc>
           <w:tcPr>
-            <w:tcW w:type="dxa" w:w="4300"/>
-            <w:tcMar>
-              <w:top w:w="90" w:type="dxa"/>
-              <w:start w:w="120" w:type="dxa"/>
-              <w:bottom w:w="90" w:type="dxa"/>
-              <w:end w:w="120" w:type="dxa"/>
-            </w:tcMar>
+            <w:tcW w:type="dxa" w:w="2556"/>
             <w:vAlign w:val="center"/>
           </w:tcPr>
           <w:p>
-            <w:pPr>
-              <w:spacing w:after="0"/>
-            </w:pPr>
             <w:r>
               <w:rPr>
-                <w:rFonts w:ascii="Arial" w:hAnsi="Arial"/>
-                <w:sz w:val="17"/>
+                <w:sz w:val="16"/>
               </w:rPr>
               <w:t>Informar usuário/ACS, unidade, identificação do tablet e configuração solicitada.</w:t>
             </w:r>
@@ -1446,47 +982,27 @@
         </w:tc>
         <w:tc>
           <w:tcPr>
-            <w:tcW w:type="dxa" w:w="1700"/>
-            <w:tcMar>
-              <w:top w:w="90" w:type="dxa"/>
-              <w:start w:w="120" w:type="dxa"/>
-              <w:bottom w:w="90" w:type="dxa"/>
-              <w:end w:w="120" w:type="dxa"/>
-            </w:tcMar>
+            <w:tcW w:type="dxa" w:w="2556"/>
             <w:vAlign w:val="center"/>
           </w:tcPr>
           <w:p>
-            <w:pPr>
-              <w:spacing w:after="0"/>
-            </w:pPr>
             <w:r>
               <w:rPr>
-                <w:rFonts w:ascii="Arial" w:hAnsi="Arial"/>
-                <w:sz w:val="17"/>
+                <w:sz w:val="16"/>
               </w:rPr>
-              <w:t>Administrativo</w:t>
+              <w:t>Nível 1</w:t>
             </w:r>
           </w:p>
         </w:tc>
         <w:tc>
           <w:tcPr>
-            <w:tcW w:type="dxa" w:w="2660"/>
-            <w:tcMar>
-              <w:top w:w="90" w:type="dxa"/>
-              <w:start w:w="120" w:type="dxa"/>
-              <w:bottom w:w="90" w:type="dxa"/>
-              <w:end w:w="120" w:type="dxa"/>
-            </w:tcMar>
+            <w:tcW w:type="dxa" w:w="2556"/>
             <w:vAlign w:val="center"/>
           </w:tcPr>
           <w:p>
-            <w:pPr>
-              <w:spacing w:after="0"/>
-            </w:pPr>
             <w:r>
               <w:rPr>
-                <w:rFonts w:ascii="Arial" w:hAnsi="Arial"/>
-                <w:sz w:val="17"/>
+                <w:sz w:val="16"/>
               </w:rPr>
               <w:t>Incluir tombamento, IMEI, número de série ou chip quando disponível.</w:t>
             </w:r>
@@ -1496,23 +1012,13 @@
       <w:tr>
         <w:tc>
           <w:tcPr>
-            <w:tcW w:type="dxa" w:w="700"/>
-            <w:tcMar>
-              <w:top w:w="90" w:type="dxa"/>
-              <w:start w:w="120" w:type="dxa"/>
-              <w:bottom w:w="90" w:type="dxa"/>
-              <w:end w:w="120" w:type="dxa"/>
-            </w:tcMar>
+            <w:tcW w:type="dxa" w:w="2556"/>
             <w:vAlign w:val="center"/>
           </w:tcPr>
           <w:p>
-            <w:pPr>
-              <w:spacing w:after="0"/>
-            </w:pPr>
             <w:r>
               <w:rPr>
-                <w:rFonts w:ascii="Arial" w:hAnsi="Arial"/>
-                <w:sz w:val="17"/>
+                <w:sz w:val="16"/>
               </w:rPr>
               <w:t>4</w:t>
             </w:r>
@@ -1520,23 +1026,13 @@
         </w:tc>
         <w:tc>
           <w:tcPr>
-            <w:tcW w:type="dxa" w:w="4300"/>
-            <w:tcMar>
-              <w:top w:w="90" w:type="dxa"/>
-              <w:start w:w="120" w:type="dxa"/>
-              <w:bottom w:w="90" w:type="dxa"/>
-              <w:end w:w="120" w:type="dxa"/>
-            </w:tcMar>
+            <w:tcW w:type="dxa" w:w="2556"/>
             <w:vAlign w:val="center"/>
           </w:tcPr>
           <w:p>
-            <w:pPr>
-              <w:spacing w:after="0"/>
-            </w:pPr>
             <w:r>
               <w:rPr>
-                <w:rFonts w:ascii="Arial" w:hAnsi="Arial"/>
-                <w:sz w:val="17"/>
+                <w:sz w:val="16"/>
               </w:rPr>
               <w:t>Executar ou acompanhar a configuração e registrar evidência no chamado.</w:t>
             </w:r>
@@ -1544,23 +1040,13 @@
         </w:tc>
         <w:tc>
           <w:tcPr>
-            <w:tcW w:type="dxa" w:w="1700"/>
-            <w:tcMar>
-              <w:top w:w="90" w:type="dxa"/>
-              <w:start w:w="120" w:type="dxa"/>
-              <w:bottom w:w="90" w:type="dxa"/>
-              <w:end w:w="120" w:type="dxa"/>
-            </w:tcMar>
+            <w:tcW w:type="dxa" w:w="2556"/>
             <w:vAlign w:val="center"/>
           </w:tcPr>
           <w:p>
-            <w:pPr>
-              <w:spacing w:after="0"/>
-            </w:pPr>
             <w:r>
               <w:rPr>
-                <w:rFonts w:ascii="Arial" w:hAnsi="Arial"/>
-                <w:sz w:val="17"/>
+                <w:sz w:val="16"/>
               </w:rPr>
               <w:t>Administrativo</w:t>
             </w:r>
@@ -1568,23 +1054,13 @@
         </w:tc>
         <w:tc>
           <w:tcPr>
-            <w:tcW w:type="dxa" w:w="2660"/>
-            <w:tcMar>
-              <w:top w:w="90" w:type="dxa"/>
-              <w:start w:w="120" w:type="dxa"/>
-              <w:bottom w:w="90" w:type="dxa"/>
-              <w:end w:w="120" w:type="dxa"/>
-            </w:tcMar>
+            <w:tcW w:type="dxa" w:w="2556"/>
             <w:vAlign w:val="center"/>
           </w:tcPr>
           <w:p>
-            <w:pPr>
-              <w:spacing w:after="0"/>
-            </w:pPr>
             <w:r>
               <w:rPr>
-                <w:rFonts w:ascii="Arial" w:hAnsi="Arial"/>
-                <w:sz w:val="17"/>
+                <w:sz w:val="16"/>
               </w:rPr>
               <w:t>Descrever o ajuste realizado.</w:t>
             </w:r>
@@ -1594,23 +1070,13 @@
       <w:tr>
         <w:tc>
           <w:tcPr>
-            <w:tcW w:type="dxa" w:w="700"/>
-            <w:tcMar>
-              <w:top w:w="90" w:type="dxa"/>
-              <w:start w:w="120" w:type="dxa"/>
-              <w:bottom w:w="90" w:type="dxa"/>
-              <w:end w:w="120" w:type="dxa"/>
-            </w:tcMar>
+            <w:tcW w:type="dxa" w:w="2556"/>
             <w:vAlign w:val="center"/>
           </w:tcPr>
           <w:p>
-            <w:pPr>
-              <w:spacing w:after="0"/>
-            </w:pPr>
             <w:r>
               <w:rPr>
-                <w:rFonts w:ascii="Arial" w:hAnsi="Arial"/>
-                <w:sz w:val="17"/>
+                <w:sz w:val="16"/>
               </w:rPr>
               <w:t>5</w:t>
             </w:r>
@@ -1618,23 +1084,13 @@
         </w:tc>
         <w:tc>
           <w:tcPr>
-            <w:tcW w:type="dxa" w:w="4300"/>
-            <w:tcMar>
-              <w:top w:w="90" w:type="dxa"/>
-              <w:start w:w="120" w:type="dxa"/>
-              <w:bottom w:w="90" w:type="dxa"/>
-              <w:end w:w="120" w:type="dxa"/>
-            </w:tcMar>
+            <w:tcW w:type="dxa" w:w="2556"/>
             <w:vAlign w:val="center"/>
           </w:tcPr>
           <w:p>
-            <w:pPr>
-              <w:spacing w:after="0"/>
-            </w:pPr>
             <w:r>
               <w:rPr>
-                <w:rFonts w:ascii="Arial" w:hAnsi="Arial"/>
-                <w:sz w:val="17"/>
+                <w:sz w:val="16"/>
               </w:rPr>
               <w:t>Encerrar o chamado após validar funcionamento com o usuário ou responsável.</w:t>
             </w:r>
@@ -1642,23 +1098,13 @@
         </w:tc>
         <w:tc>
           <w:tcPr>
-            <w:tcW w:type="dxa" w:w="1700"/>
-            <w:tcMar>
-              <w:top w:w="90" w:type="dxa"/>
-              <w:start w:w="120" w:type="dxa"/>
-              <w:bottom w:w="90" w:type="dxa"/>
-              <w:end w:w="120" w:type="dxa"/>
-            </w:tcMar>
+            <w:tcW w:type="dxa" w:w="2556"/>
             <w:vAlign w:val="center"/>
           </w:tcPr>
           <w:p>
-            <w:pPr>
-              <w:spacing w:after="0"/>
-            </w:pPr>
             <w:r>
               <w:rPr>
-                <w:rFonts w:ascii="Arial" w:hAnsi="Arial"/>
-                <w:sz w:val="17"/>
+                <w:sz w:val="16"/>
               </w:rPr>
               <w:t>Administrativo</w:t>
             </w:r>
@@ -1666,23 +1112,13 @@
         </w:tc>
         <w:tc>
           <w:tcPr>
-            <w:tcW w:type="dxa" w:w="2660"/>
-            <w:tcMar>
-              <w:top w:w="90" w:type="dxa"/>
-              <w:start w:w="120" w:type="dxa"/>
-              <w:bottom w:w="90" w:type="dxa"/>
-              <w:end w:w="120" w:type="dxa"/>
-            </w:tcMar>
+            <w:tcW w:type="dxa" w:w="2556"/>
             <w:vAlign w:val="center"/>
           </w:tcPr>
           <w:p>
-            <w:pPr>
-              <w:spacing w:after="0"/>
-            </w:pPr>
             <w:r>
               <w:rPr>
-                <w:rFonts w:ascii="Arial" w:hAnsi="Arial"/>
-                <w:sz w:val="17"/>
+                <w:sz w:val="16"/>
               </w:rPr>
               <w:t>A solução deve informar a configuração realizada.</w:t>
             </w:r>
@@ -1690,17 +1126,26 @@
         </w:tc>
       </w:tr>
     </w:tbl>
-    <w:p>
-      <w:pPr>
-        <w:spacing w:after="40"/>
-      </w:pPr>
-    </w:p>
+    <w:p/>
     <w:p>
       <w:pPr>
         <w:pStyle w:val="Heading1"/>
       </w:pPr>
       <w:r>
-        <w:t>Processo 2 - Empréstimo / Devolução</w:t>
+        <w:t>Processo 2 - Devolução</w:t>
+      </w:r>
+    </w:p>
+    <w:p>
+      <w:pPr>
+        <w:pStyle w:val="Heading2"/>
+      </w:pPr>
+      <w:r>
+        <w:t>Devolução de tablet</w:t>
+      </w:r>
+    </w:p>
+    <w:p>
+      <w:r>
+        <w:t>Tipo: RequisiçãoCategoria: Tablet &gt; Devolução</w:t>
       </w:r>
     </w:p>
     <w:tbl>
@@ -1708,41 +1153,27 @@
         <w:tblStyle w:val="TableGrid"/>
         <w:tblW w:type="auto" w:w="0"/>
         <w:jc w:val="center"/>
-        <w:tblLayout w:type="fixed"/>
         <w:tblLook w:firstColumn="1" w:firstRow="1" w:lastColumn="0" w:lastRow="0" w:noHBand="0" w:noVBand="1" w:val="04A0"/>
       </w:tblPr>
       <w:tblGrid>
-        <w:gridCol w:w="700"/>
-        <w:gridCol w:w="4300"/>
-        <w:gridCol w:w="1700"/>
-        <w:gridCol w:w="2660"/>
+        <w:gridCol w:w="2556"/>
+        <w:gridCol w:w="2556"/>
+        <w:gridCol w:w="2556"/>
+        <w:gridCol w:w="2556"/>
       </w:tblGrid>
       <w:tr>
-        <w:trPr>
-          <w:tblHeader w:val="true"/>
-        </w:trPr>
         <w:tc>
           <w:tcPr>
-            <w:tcW w:type="dxa" w:w="700"/>
-            <w:tcMar>
-              <w:top w:w="90" w:type="dxa"/>
-              <w:start w:w="120" w:type="dxa"/>
-              <w:bottom w:w="90" w:type="dxa"/>
-              <w:end w:w="120" w:type="dxa"/>
-            </w:tcMar>
+            <w:tcW w:type="dxa" w:w="2556"/>
             <w:vAlign w:val="center"/>
-            <w:shd w:fill="EAF2F8"/>
+            <w:shd w:fill="14213D"/>
           </w:tcPr>
           <w:p>
-            <w:pPr>
-              <w:spacing w:after="0"/>
-            </w:pPr>
             <w:r>
               <w:rPr>
-                <w:rFonts w:ascii="Arial" w:hAnsi="Arial"/>
                 <w:b/>
-                <w:color w:val="163A63"/>
-                <w:sz w:val="17"/>
+                <w:color w:val="FFFFFF"/>
+                <w:sz w:val="16"/>
               </w:rPr>
               <w:t>Nº</w:t>
             </w:r>
@@ -1750,26 +1181,16 @@
         </w:tc>
         <w:tc>
           <w:tcPr>
-            <w:tcW w:type="dxa" w:w="4300"/>
-            <w:tcMar>
-              <w:top w:w="90" w:type="dxa"/>
-              <w:start w:w="120" w:type="dxa"/>
-              <w:bottom w:w="90" w:type="dxa"/>
-              <w:end w:w="120" w:type="dxa"/>
-            </w:tcMar>
+            <w:tcW w:type="dxa" w:w="2556"/>
             <w:vAlign w:val="center"/>
-            <w:shd w:fill="EAF2F8"/>
+            <w:shd w:fill="14213D"/>
           </w:tcPr>
           <w:p>
-            <w:pPr>
-              <w:spacing w:after="0"/>
-            </w:pPr>
             <w:r>
               <w:rPr>
-                <w:rFonts w:ascii="Arial" w:hAnsi="Arial"/>
                 <w:b/>
-                <w:color w:val="163A63"/>
-                <w:sz w:val="17"/>
+                <w:color w:val="FFFFFF"/>
+                <w:sz w:val="16"/>
               </w:rPr>
               <w:t>Ação / Descrição</w:t>
             </w:r>
@@ -1777,26 +1198,16 @@
         </w:tc>
         <w:tc>
           <w:tcPr>
-            <w:tcW w:type="dxa" w:w="1700"/>
-            <w:tcMar>
-              <w:top w:w="90" w:type="dxa"/>
-              <w:start w:w="120" w:type="dxa"/>
-              <w:bottom w:w="90" w:type="dxa"/>
-              <w:end w:w="120" w:type="dxa"/>
-            </w:tcMar>
+            <w:tcW w:type="dxa" w:w="2556"/>
             <w:vAlign w:val="center"/>
-            <w:shd w:fill="EAF2F8"/>
+            <w:shd w:fill="14213D"/>
           </w:tcPr>
           <w:p>
-            <w:pPr>
-              <w:spacing w:after="0"/>
-            </w:pPr>
             <w:r>
               <w:rPr>
-                <w:rFonts w:ascii="Arial" w:hAnsi="Arial"/>
                 <w:b/>
-                <w:color w:val="163A63"/>
-                <w:sz w:val="17"/>
+                <w:color w:val="FFFFFF"/>
+                <w:sz w:val="16"/>
               </w:rPr>
               <w:t>Responsável</w:t>
             </w:r>
@@ -1804,26 +1215,16 @@
         </w:tc>
         <w:tc>
           <w:tcPr>
-            <w:tcW w:type="dxa" w:w="2660"/>
-            <w:tcMar>
-              <w:top w:w="90" w:type="dxa"/>
-              <w:start w:w="120" w:type="dxa"/>
-              <w:bottom w:w="90" w:type="dxa"/>
-              <w:end w:w="120" w:type="dxa"/>
-            </w:tcMar>
+            <w:tcW w:type="dxa" w:w="2556"/>
             <w:vAlign w:val="center"/>
-            <w:shd w:fill="EAF2F8"/>
+            <w:shd w:fill="14213D"/>
           </w:tcPr>
           <w:p>
-            <w:pPr>
-              <w:spacing w:after="0"/>
-            </w:pPr>
             <w:r>
               <w:rPr>
-                <w:rFonts w:ascii="Arial" w:hAnsi="Arial"/>
                 <w:b/>
-                <w:color w:val="163A63"/>
-                <w:sz w:val="17"/>
+                <w:color w:val="FFFFFF"/>
+                <w:sz w:val="16"/>
               </w:rPr>
               <w:t>Observação</w:t>
             </w:r>
@@ -1833,23 +1234,13 @@
       <w:tr>
         <w:tc>
           <w:tcPr>
-            <w:tcW w:type="dxa" w:w="700"/>
-            <w:tcMar>
-              <w:top w:w="90" w:type="dxa"/>
-              <w:start w:w="120" w:type="dxa"/>
-              <w:bottom w:w="90" w:type="dxa"/>
-              <w:end w:w="120" w:type="dxa"/>
-            </w:tcMar>
+            <w:tcW w:type="dxa" w:w="2556"/>
             <w:vAlign w:val="center"/>
           </w:tcPr>
           <w:p>
-            <w:pPr>
-              <w:spacing w:after="0"/>
-            </w:pPr>
             <w:r>
               <w:rPr>
-                <w:rFonts w:ascii="Arial" w:hAnsi="Arial"/>
-                <w:sz w:val="17"/>
+                <w:sz w:val="16"/>
               </w:rPr>
               <w:t>1</w:t>
             </w:r>
@@ -1857,47 +1248,143 @@
         </w:tc>
         <w:tc>
           <w:tcPr>
-            <w:tcW w:type="dxa" w:w="4300"/>
-            <w:tcMar>
-              <w:top w:w="90" w:type="dxa"/>
-              <w:start w:w="120" w:type="dxa"/>
-              <w:bottom w:w="90" w:type="dxa"/>
-              <w:end w:w="120" w:type="dxa"/>
-            </w:tcMar>
+            <w:tcW w:type="dxa" w:w="2556"/>
             <w:vAlign w:val="center"/>
           </w:tcPr>
           <w:p>
-            <w:pPr>
-              <w:spacing w:after="0"/>
-            </w:pPr>
             <w:r>
               <w:rPr>
-                <w:rFonts w:ascii="Arial" w:hAnsi="Arial"/>
-                <w:sz w:val="17"/>
+                <w:sz w:val="16"/>
               </w:rPr>
-              <w:t>Abrir chamado no GLPI para registrar o recebimento, empréstimo ou devolução do tablet.</w:t>
+              <w:t>Abrir e categorizar o chamado como 5. TABLET &gt; DEVOLUÇÃO.</w:t>
             </w:r>
           </w:p>
         </w:tc>
         <w:tc>
           <w:tcPr>
-            <w:tcW w:type="dxa" w:w="1700"/>
-            <w:tcMar>
-              <w:top w:w="90" w:type="dxa"/>
-              <w:start w:w="120" w:type="dxa"/>
-              <w:bottom w:w="90" w:type="dxa"/>
-              <w:end w:w="120" w:type="dxa"/>
-            </w:tcMar>
+            <w:tcW w:type="dxa" w:w="2556"/>
             <w:vAlign w:val="center"/>
           </w:tcPr>
           <w:p>
-            <w:pPr>
-              <w:spacing w:after="0"/>
-            </w:pPr>
             <w:r>
               <w:rPr>
-                <w:rFonts w:ascii="Arial" w:hAnsi="Arial"/>
-                <w:sz w:val="17"/>
+                <w:sz w:val="16"/>
+              </w:rPr>
+              <w:t>Nível 1</w:t>
+            </w:r>
+          </w:p>
+        </w:tc>
+        <w:tc>
+          <w:tcPr>
+            <w:tcW w:type="dxa" w:w="2556"/>
+            <w:vAlign w:val="center"/>
+          </w:tcPr>
+          <w:p>
+            <w:r>
+              <w:rPr>
+                <w:sz w:val="16"/>
+              </w:rPr>
+              <w:t>Registrar solicitante, unidade e motivo.</w:t>
+            </w:r>
+          </w:p>
+        </w:tc>
+      </w:tr>
+      <w:tr>
+        <w:tc>
+          <w:tcPr>
+            <w:tcW w:type="dxa" w:w="2556"/>
+            <w:vAlign w:val="center"/>
+          </w:tcPr>
+          <w:p>
+            <w:r>
+              <w:rPr>
+                <w:sz w:val="16"/>
+              </w:rPr>
+              <w:t>2</w:t>
+            </w:r>
+          </w:p>
+        </w:tc>
+        <w:tc>
+          <w:tcPr>
+            <w:tcW w:type="dxa" w:w="2556"/>
+            <w:vAlign w:val="center"/>
+          </w:tcPr>
+          <w:p>
+            <w:r>
+              <w:rPr>
+                <w:sz w:val="16"/>
+              </w:rPr>
+              <w:t>Registrar identificação do tablet e acessórios informados.</w:t>
+            </w:r>
+          </w:p>
+        </w:tc>
+        <w:tc>
+          <w:tcPr>
+            <w:tcW w:type="dxa" w:w="2556"/>
+            <w:vAlign w:val="center"/>
+          </w:tcPr>
+          <w:p>
+            <w:r>
+              <w:rPr>
+                <w:sz w:val="16"/>
+              </w:rPr>
+              <w:t>Nível 1</w:t>
+            </w:r>
+          </w:p>
+        </w:tc>
+        <w:tc>
+          <w:tcPr>
+            <w:tcW w:type="dxa" w:w="2556"/>
+            <w:vAlign w:val="center"/>
+          </w:tcPr>
+          <w:p>
+            <w:r>
+              <w:rPr>
+                <w:sz w:val="16"/>
+              </w:rPr>
+              <w:t>Incluir tombamento, IMEI, número de série e chip, quando disponíveis.</w:t>
+            </w:r>
+          </w:p>
+        </w:tc>
+      </w:tr>
+      <w:tr>
+        <w:tc>
+          <w:tcPr>
+            <w:tcW w:type="dxa" w:w="2556"/>
+            <w:vAlign w:val="center"/>
+          </w:tcPr>
+          <w:p>
+            <w:r>
+              <w:rPr>
+                <w:sz w:val="16"/>
+              </w:rPr>
+              <w:t>3</w:t>
+            </w:r>
+          </w:p>
+        </w:tc>
+        <w:tc>
+          <w:tcPr>
+            <w:tcW w:type="dxa" w:w="2556"/>
+            <w:vAlign w:val="center"/>
+          </w:tcPr>
+          <w:p>
+            <w:r>
+              <w:rPr>
+                <w:sz w:val="16"/>
+              </w:rPr>
+              <w:t>Receber e conferir tablet, carregador, chip e demais acessórios.</w:t>
+            </w:r>
+          </w:p>
+        </w:tc>
+        <w:tc>
+          <w:tcPr>
+            <w:tcW w:type="dxa" w:w="2556"/>
+            <w:vAlign w:val="center"/>
+          </w:tcPr>
+          <w:p>
+            <w:r>
+              <w:rPr>
+                <w:sz w:val="16"/>
               </w:rPr>
               <w:t>Administrativo</w:t>
             </w:r>
@@ -1905,25 +1392,15 @@
         </w:tc>
         <w:tc>
           <w:tcPr>
-            <w:tcW w:type="dxa" w:w="2660"/>
-            <w:tcMar>
-              <w:top w:w="90" w:type="dxa"/>
-              <w:start w:w="120" w:type="dxa"/>
-              <w:bottom w:w="90" w:type="dxa"/>
-              <w:end w:w="120" w:type="dxa"/>
-            </w:tcMar>
+            <w:tcW w:type="dxa" w:w="2556"/>
             <w:vAlign w:val="center"/>
           </w:tcPr>
           <w:p>
-            <w:pPr>
-              <w:spacing w:after="0"/>
-            </w:pPr>
             <w:r>
               <w:rPr>
-                <w:rFonts w:ascii="Arial" w:hAnsi="Arial"/>
-                <w:sz w:val="17"/>
+                <w:sz w:val="16"/>
               </w:rPr>
-              <w:t>Este é o fluxo correto para “receber tablet”.</w:t>
+              <w:t>Registrar a condição do equipamento e anexar fotos.</w:t>
             </w:r>
           </w:p>
         </w:tc>
@@ -1931,71 +1408,41 @@
       <w:tr>
         <w:tc>
           <w:tcPr>
-            <w:tcW w:type="dxa" w:w="700"/>
-            <w:tcMar>
-              <w:top w:w="90" w:type="dxa"/>
-              <w:start w:w="120" w:type="dxa"/>
-              <w:bottom w:w="90" w:type="dxa"/>
-              <w:end w:w="120" w:type="dxa"/>
-            </w:tcMar>
+            <w:tcW w:type="dxa" w:w="2556"/>
             <w:vAlign w:val="center"/>
           </w:tcPr>
           <w:p>
-            <w:pPr>
-              <w:spacing w:after="0"/>
-            </w:pPr>
             <w:r>
               <w:rPr>
-                <w:rFonts w:ascii="Arial" w:hAnsi="Arial"/>
-                <w:sz w:val="17"/>
+                <w:sz w:val="16"/>
               </w:rPr>
-              <w:t>2</w:t>
+              <w:t>4</w:t>
             </w:r>
           </w:p>
         </w:tc>
         <w:tc>
           <w:tcPr>
-            <w:tcW w:type="dxa" w:w="4300"/>
-            <w:tcMar>
-              <w:top w:w="90" w:type="dxa"/>
-              <w:start w:w="120" w:type="dxa"/>
-              <w:bottom w:w="90" w:type="dxa"/>
-              <w:end w:w="120" w:type="dxa"/>
-            </w:tcMar>
+            <w:tcW w:type="dxa" w:w="2556"/>
             <w:vAlign w:val="center"/>
           </w:tcPr>
           <w:p>
-            <w:pPr>
-              <w:spacing w:after="0"/>
-            </w:pPr>
             <w:r>
               <w:rPr>
-                <w:rFonts w:ascii="Arial" w:hAnsi="Arial"/>
-                <w:sz w:val="17"/>
+                <w:sz w:val="16"/>
               </w:rPr>
-              <w:t>Categorizar como 5. TABLET &gt; EMPRÉSTIMO/DEVOLUÇÃO .</w:t>
+              <w:t>Atualizar o controle administrativo e concluir o chamado.</w:t>
             </w:r>
           </w:p>
         </w:tc>
         <w:tc>
           <w:tcPr>
-            <w:tcW w:type="dxa" w:w="1700"/>
-            <w:tcMar>
-              <w:top w:w="90" w:type="dxa"/>
-              <w:start w:w="120" w:type="dxa"/>
-              <w:bottom w:w="90" w:type="dxa"/>
-              <w:end w:w="120" w:type="dxa"/>
-            </w:tcMar>
+            <w:tcW w:type="dxa" w:w="2556"/>
             <w:vAlign w:val="center"/>
           </w:tcPr>
           <w:p>
-            <w:pPr>
-              <w:spacing w:after="0"/>
-            </w:pPr>
             <w:r>
               <w:rPr>
-                <w:rFonts w:ascii="Arial" w:hAnsi="Arial"/>
-                <w:sz w:val="17"/>
+                <w:sz w:val="16"/>
               </w:rPr>
               <w:t>Administrativo</w:t>
             </w:r>
@@ -2003,433 +1450,40 @@
         </w:tc>
         <w:tc>
           <w:tcPr>
-            <w:tcW w:type="dxa" w:w="2660"/>
-            <w:tcMar>
-              <w:top w:w="90" w:type="dxa"/>
-              <w:start w:w="120" w:type="dxa"/>
-              <w:bottom w:w="90" w:type="dxa"/>
-              <w:end w:w="120" w:type="dxa"/>
-            </w:tcMar>
+            <w:tcW w:type="dxa" w:w="2556"/>
             <w:vAlign w:val="center"/>
           </w:tcPr>
           <w:p>
-            <w:pPr>
-              <w:spacing w:after="0"/>
-            </w:pPr>
             <w:r>
               <w:rPr>
-                <w:rFonts w:ascii="Arial" w:hAnsi="Arial"/>
-                <w:sz w:val="17"/>
+                <w:sz w:val="16"/>
               </w:rPr>
-              <w:t>Não usar manutenção corretiva para simples entrega ou devolução.</w:t>
-            </w:r>
-          </w:p>
-        </w:tc>
-      </w:tr>
-      <w:tr>
-        <w:tc>
-          <w:tcPr>
-            <w:tcW w:type="dxa" w:w="700"/>
-            <w:tcMar>
-              <w:top w:w="90" w:type="dxa"/>
-              <w:start w:w="120" w:type="dxa"/>
-              <w:bottom w:w="90" w:type="dxa"/>
-              <w:end w:w="120" w:type="dxa"/>
-            </w:tcMar>
-            <w:vAlign w:val="center"/>
-          </w:tcPr>
-          <w:p>
-            <w:pPr>
-              <w:spacing w:after="0"/>
-            </w:pPr>
-            <w:r>
-              <w:rPr>
-                <w:rFonts w:ascii="Arial" w:hAnsi="Arial"/>
-                <w:sz w:val="17"/>
-              </w:rPr>
-              <w:t>3</w:t>
-            </w:r>
-          </w:p>
-        </w:tc>
-        <w:tc>
-          <w:tcPr>
-            <w:tcW w:type="dxa" w:w="4300"/>
-            <w:tcMar>
-              <w:top w:w="90" w:type="dxa"/>
-              <w:start w:w="120" w:type="dxa"/>
-              <w:bottom w:w="90" w:type="dxa"/>
-              <w:end w:w="120" w:type="dxa"/>
-            </w:tcMar>
-            <w:vAlign w:val="center"/>
-          </w:tcPr>
-          <w:p>
-            <w:pPr>
-              <w:spacing w:after="0"/>
-            </w:pPr>
-            <w:r>
-              <w:rPr>
-                <w:rFonts w:ascii="Arial" w:hAnsi="Arial"/>
-                <w:sz w:val="17"/>
-              </w:rPr>
-              <w:t>Conferir tablet e acessórios, como carregador, chip e caixa quando aplicável.</w:t>
-            </w:r>
-          </w:p>
-        </w:tc>
-        <w:tc>
-          <w:tcPr>
-            <w:tcW w:type="dxa" w:w="1700"/>
-            <w:tcMar>
-              <w:top w:w="90" w:type="dxa"/>
-              <w:start w:w="120" w:type="dxa"/>
-              <w:bottom w:w="90" w:type="dxa"/>
-              <w:end w:w="120" w:type="dxa"/>
-            </w:tcMar>
-            <w:vAlign w:val="center"/>
-          </w:tcPr>
-          <w:p>
-            <w:pPr>
-              <w:spacing w:after="0"/>
-            </w:pPr>
-            <w:r>
-              <w:rPr>
-                <w:rFonts w:ascii="Arial" w:hAnsi="Arial"/>
-                <w:sz w:val="17"/>
-              </w:rPr>
-              <w:t>Administrativo</w:t>
-            </w:r>
-          </w:p>
-        </w:tc>
-        <w:tc>
-          <w:tcPr>
-            <w:tcW w:type="dxa" w:w="2660"/>
-            <w:tcMar>
-              <w:top w:w="90" w:type="dxa"/>
-              <w:start w:w="120" w:type="dxa"/>
-              <w:bottom w:w="90" w:type="dxa"/>
-              <w:end w:w="120" w:type="dxa"/>
-            </w:tcMar>
-            <w:vAlign w:val="center"/>
-          </w:tcPr>
-          <w:p>
-            <w:pPr>
-              <w:spacing w:after="0"/>
-            </w:pPr>
-            <w:r>
-              <w:rPr>
-                <w:rFonts w:ascii="Arial" w:hAnsi="Arial"/>
-                <w:sz w:val="17"/>
-              </w:rPr>
-              <w:t>Receber apenas com acessórios informados.</w:t>
-            </w:r>
-          </w:p>
-        </w:tc>
-      </w:tr>
-      <w:tr>
-        <w:tc>
-          <w:tcPr>
-            <w:tcW w:type="dxa" w:w="700"/>
-            <w:tcMar>
-              <w:top w:w="90" w:type="dxa"/>
-              <w:start w:w="120" w:type="dxa"/>
-              <w:bottom w:w="90" w:type="dxa"/>
-              <w:end w:w="120" w:type="dxa"/>
-            </w:tcMar>
-            <w:vAlign w:val="center"/>
-          </w:tcPr>
-          <w:p>
-            <w:pPr>
-              <w:spacing w:after="0"/>
-            </w:pPr>
-            <w:r>
-              <w:rPr>
-                <w:rFonts w:ascii="Arial" w:hAnsi="Arial"/>
-                <w:sz w:val="17"/>
-              </w:rPr>
-              <w:t>4</w:t>
-            </w:r>
-          </w:p>
-        </w:tc>
-        <w:tc>
-          <w:tcPr>
-            <w:tcW w:type="dxa" w:w="4300"/>
-            <w:tcMar>
-              <w:top w:w="90" w:type="dxa"/>
-              <w:start w:w="120" w:type="dxa"/>
-              <w:bottom w:w="90" w:type="dxa"/>
-              <w:end w:w="120" w:type="dxa"/>
-            </w:tcMar>
-            <w:vAlign w:val="center"/>
-          </w:tcPr>
-          <w:p>
-            <w:pPr>
-              <w:spacing w:after="0"/>
-            </w:pPr>
-            <w:r>
-              <w:rPr>
-                <w:rFonts w:ascii="Arial" w:hAnsi="Arial"/>
-                <w:sz w:val="17"/>
-              </w:rPr>
-              <w:t>Registrar nome, contatos, tombamento, IMEI, número de série, chip e condição do equipamento.</w:t>
-            </w:r>
-          </w:p>
-        </w:tc>
-        <w:tc>
-          <w:tcPr>
-            <w:tcW w:type="dxa" w:w="1700"/>
-            <w:tcMar>
-              <w:top w:w="90" w:type="dxa"/>
-              <w:start w:w="120" w:type="dxa"/>
-              <w:bottom w:w="90" w:type="dxa"/>
-              <w:end w:w="120" w:type="dxa"/>
-            </w:tcMar>
-            <w:vAlign w:val="center"/>
-          </w:tcPr>
-          <w:p>
-            <w:pPr>
-              <w:spacing w:after="0"/>
-            </w:pPr>
-            <w:r>
-              <w:rPr>
-                <w:rFonts w:ascii="Arial" w:hAnsi="Arial"/>
-                <w:sz w:val="17"/>
-              </w:rPr>
-              <w:t>Administrativo</w:t>
-            </w:r>
-          </w:p>
-        </w:tc>
-        <w:tc>
-          <w:tcPr>
-            <w:tcW w:type="dxa" w:w="2660"/>
-            <w:tcMar>
-              <w:top w:w="90" w:type="dxa"/>
-              <w:start w:w="120" w:type="dxa"/>
-              <w:bottom w:w="90" w:type="dxa"/>
-              <w:end w:w="120" w:type="dxa"/>
-            </w:tcMar>
-            <w:vAlign w:val="center"/>
-          </w:tcPr>
-          <w:p>
-            <w:pPr>
-              <w:spacing w:after="0"/>
-            </w:pPr>
-            <w:r>
-              <w:rPr>
-                <w:rFonts w:ascii="Arial" w:hAnsi="Arial"/>
-                <w:sz w:val="17"/>
-              </w:rPr>
-              <w:t>Anexar fotos do tablet e dos acessórios.</w:t>
-            </w:r>
-          </w:p>
-        </w:tc>
-      </w:tr>
-      <w:tr>
-        <w:tc>
-          <w:tcPr>
-            <w:tcW w:type="dxa" w:w="700"/>
-            <w:tcMar>
-              <w:top w:w="90" w:type="dxa"/>
-              <w:start w:w="120" w:type="dxa"/>
-              <w:bottom w:w="90" w:type="dxa"/>
-              <w:end w:w="120" w:type="dxa"/>
-            </w:tcMar>
-            <w:vAlign w:val="center"/>
-          </w:tcPr>
-          <w:p>
-            <w:pPr>
-              <w:spacing w:after="0"/>
-            </w:pPr>
-            <w:r>
-              <w:rPr>
-                <w:rFonts w:ascii="Arial" w:hAnsi="Arial"/>
-                <w:sz w:val="17"/>
-              </w:rPr>
-              <w:t>5</w:t>
-            </w:r>
-          </w:p>
-        </w:tc>
-        <w:tc>
-          <w:tcPr>
-            <w:tcW w:type="dxa" w:w="4300"/>
-            <w:tcMar>
-              <w:top w:w="90" w:type="dxa"/>
-              <w:start w:w="120" w:type="dxa"/>
-              <w:bottom w:w="90" w:type="dxa"/>
-              <w:end w:w="120" w:type="dxa"/>
-            </w:tcMar>
-            <w:vAlign w:val="center"/>
-          </w:tcPr>
-          <w:p>
-            <w:pPr>
-              <w:spacing w:after="0"/>
-            </w:pPr>
-            <w:r>
-              <w:rPr>
-                <w:rFonts w:ascii="Arial" w:hAnsi="Arial"/>
-                <w:sz w:val="17"/>
-              </w:rPr>
-              <w:t>Quando for devolução ao ACS, entrar em contato pelo WhatsApp, confirmar a pessoa e agendar retirada.</w:t>
-            </w:r>
-          </w:p>
-        </w:tc>
-        <w:tc>
-          <w:tcPr>
-            <w:tcW w:type="dxa" w:w="1700"/>
-            <w:tcMar>
-              <w:top w:w="90" w:type="dxa"/>
-              <w:start w:w="120" w:type="dxa"/>
-              <w:bottom w:w="90" w:type="dxa"/>
-              <w:end w:w="120" w:type="dxa"/>
-            </w:tcMar>
-            <w:vAlign w:val="center"/>
-          </w:tcPr>
-          <w:p>
-            <w:pPr>
-              <w:spacing w:after="0"/>
-            </w:pPr>
-            <w:r>
-              <w:rPr>
-                <w:rFonts w:ascii="Arial" w:hAnsi="Arial"/>
-                <w:sz w:val="17"/>
-              </w:rPr>
-              <w:t>Administrativo</w:t>
-            </w:r>
-          </w:p>
-        </w:tc>
-        <w:tc>
-          <w:tcPr>
-            <w:tcW w:type="dxa" w:w="2660"/>
-            <w:tcMar>
-              <w:top w:w="90" w:type="dxa"/>
-              <w:start w:w="120" w:type="dxa"/>
-              <w:bottom w:w="90" w:type="dxa"/>
-              <w:end w:w="120" w:type="dxa"/>
-            </w:tcMar>
-            <w:vAlign w:val="center"/>
-          </w:tcPr>
-          <w:p>
-            <w:pPr>
-              <w:spacing w:after="0"/>
-            </w:pPr>
-            <w:r>
-              <w:rPr>
-                <w:rFonts w:ascii="Arial" w:hAnsi="Arial"/>
-                <w:sz w:val="17"/>
-              </w:rPr>
-              <w:t>Anexar print da conversa ao GLPI.</w:t>
-            </w:r>
-          </w:p>
-        </w:tc>
-      </w:tr>
-      <w:tr>
-        <w:tc>
-          <w:tcPr>
-            <w:tcW w:type="dxa" w:w="700"/>
-            <w:tcMar>
-              <w:top w:w="90" w:type="dxa"/>
-              <w:start w:w="120" w:type="dxa"/>
-              <w:bottom w:w="90" w:type="dxa"/>
-              <w:end w:w="120" w:type="dxa"/>
-            </w:tcMar>
-            <w:vAlign w:val="center"/>
-          </w:tcPr>
-          <w:p>
-            <w:pPr>
-              <w:spacing w:after="0"/>
-            </w:pPr>
-            <w:r>
-              <w:rPr>
-                <w:rFonts w:ascii="Arial" w:hAnsi="Arial"/>
-                <w:sz w:val="17"/>
-              </w:rPr>
-              <w:t>6</w:t>
-            </w:r>
-          </w:p>
-        </w:tc>
-        <w:tc>
-          <w:tcPr>
-            <w:tcW w:type="dxa" w:w="4300"/>
-            <w:tcMar>
-              <w:top w:w="90" w:type="dxa"/>
-              <w:start w:w="120" w:type="dxa"/>
-              <w:bottom w:w="90" w:type="dxa"/>
-              <w:end w:w="120" w:type="dxa"/>
-            </w:tcMar>
-            <w:vAlign w:val="center"/>
-          </w:tcPr>
-          <w:p>
-            <w:pPr>
-              <w:spacing w:after="0"/>
-            </w:pPr>
-            <w:r>
-              <w:rPr>
-                <w:rFonts w:ascii="Arial" w:hAnsi="Arial"/>
-                <w:sz w:val="17"/>
-              </w:rPr>
-              <w:t>Na entrega, coletar assinatura no protocolo e anexar o documento assinado ao chamado.</w:t>
-            </w:r>
-          </w:p>
-        </w:tc>
-        <w:tc>
-          <w:tcPr>
-            <w:tcW w:type="dxa" w:w="1700"/>
-            <w:tcMar>
-              <w:top w:w="90" w:type="dxa"/>
-              <w:start w:w="120" w:type="dxa"/>
-              <w:bottom w:w="90" w:type="dxa"/>
-              <w:end w:w="120" w:type="dxa"/>
-            </w:tcMar>
-            <w:vAlign w:val="center"/>
-          </w:tcPr>
-          <w:p>
-            <w:pPr>
-              <w:spacing w:after="0"/>
-            </w:pPr>
-            <w:r>
-              <w:rPr>
-                <w:rFonts w:ascii="Arial" w:hAnsi="Arial"/>
-                <w:sz w:val="17"/>
-              </w:rPr>
-              <w:t>Administrativo</w:t>
-            </w:r>
-          </w:p>
-        </w:tc>
-        <w:tc>
-          <w:tcPr>
-            <w:tcW w:type="dxa" w:w="2660"/>
-            <w:tcMar>
-              <w:top w:w="90" w:type="dxa"/>
-              <w:start w:w="120" w:type="dxa"/>
-              <w:bottom w:w="90" w:type="dxa"/>
-              <w:end w:w="120" w:type="dxa"/>
-            </w:tcMar>
-            <w:vAlign w:val="center"/>
-          </w:tcPr>
-          <w:p>
-            <w:pPr>
-              <w:spacing w:after="0"/>
-            </w:pPr>
-            <w:r>
-              <w:rPr>
-                <w:rFonts w:ascii="Arial" w:hAnsi="Arial"/>
-                <w:sz w:val="17"/>
-              </w:rPr>
-              <w:t>Encerrar somente após anexar o protocolo.</w:t>
+              <w:t>Informar data, itens recebidos e resultado da conferência.</w:t>
             </w:r>
           </w:p>
         </w:tc>
       </w:tr>
     </w:tbl>
-    <w:p>
-      <w:pPr>
-        <w:spacing w:after="40"/>
-      </w:pPr>
-    </w:p>
+    <w:p/>
     <w:p>
       <w:pPr>
         <w:pStyle w:val="Heading1"/>
       </w:pPr>
       <w:r>
-        <w:t>Processo 3 - Transferência / Liberação</w:t>
+        <w:t>Processo 3 - Empréstimo</w:t>
+      </w:r>
+    </w:p>
+    <w:p>
+      <w:pPr>
+        <w:pStyle w:val="Heading2"/>
+      </w:pPr>
+      <w:r>
+        <w:t>Empréstimo temporário de tablet</w:t>
+      </w:r>
+    </w:p>
+    <w:p>
+      <w:r>
+        <w:t>Tipo: RequisiçãoCategoria: Tablet &gt; Empréstimo</w:t>
       </w:r>
     </w:p>
     <w:tbl>
@@ -2437,41 +1491,27 @@
         <w:tblStyle w:val="TableGrid"/>
         <w:tblW w:type="auto" w:w="0"/>
         <w:jc w:val="center"/>
-        <w:tblLayout w:type="fixed"/>
         <w:tblLook w:firstColumn="1" w:firstRow="1" w:lastColumn="0" w:lastRow="0" w:noHBand="0" w:noVBand="1" w:val="04A0"/>
       </w:tblPr>
       <w:tblGrid>
-        <w:gridCol w:w="700"/>
-        <w:gridCol w:w="4300"/>
-        <w:gridCol w:w="1700"/>
-        <w:gridCol w:w="2660"/>
+        <w:gridCol w:w="2556"/>
+        <w:gridCol w:w="2556"/>
+        <w:gridCol w:w="2556"/>
+        <w:gridCol w:w="2556"/>
       </w:tblGrid>
       <w:tr>
-        <w:trPr>
-          <w:tblHeader w:val="true"/>
-        </w:trPr>
         <w:tc>
           <w:tcPr>
-            <w:tcW w:type="dxa" w:w="700"/>
-            <w:tcMar>
-              <w:top w:w="90" w:type="dxa"/>
-              <w:start w:w="120" w:type="dxa"/>
-              <w:bottom w:w="90" w:type="dxa"/>
-              <w:end w:w="120" w:type="dxa"/>
-            </w:tcMar>
+            <w:tcW w:type="dxa" w:w="2556"/>
             <w:vAlign w:val="center"/>
-            <w:shd w:fill="EAF2F8"/>
+            <w:shd w:fill="14213D"/>
           </w:tcPr>
           <w:p>
-            <w:pPr>
-              <w:spacing w:after="0"/>
-            </w:pPr>
             <w:r>
               <w:rPr>
-                <w:rFonts w:ascii="Arial" w:hAnsi="Arial"/>
                 <w:b/>
-                <w:color w:val="163A63"/>
-                <w:sz w:val="17"/>
+                <w:color w:val="FFFFFF"/>
+                <w:sz w:val="16"/>
               </w:rPr>
               <w:t>Nº</w:t>
             </w:r>
@@ -2479,26 +1519,16 @@
         </w:tc>
         <w:tc>
           <w:tcPr>
-            <w:tcW w:type="dxa" w:w="4300"/>
-            <w:tcMar>
-              <w:top w:w="90" w:type="dxa"/>
-              <w:start w:w="120" w:type="dxa"/>
-              <w:bottom w:w="90" w:type="dxa"/>
-              <w:end w:w="120" w:type="dxa"/>
-            </w:tcMar>
+            <w:tcW w:type="dxa" w:w="2556"/>
             <w:vAlign w:val="center"/>
-            <w:shd w:fill="EAF2F8"/>
+            <w:shd w:fill="14213D"/>
           </w:tcPr>
           <w:p>
-            <w:pPr>
-              <w:spacing w:after="0"/>
-            </w:pPr>
             <w:r>
               <w:rPr>
-                <w:rFonts w:ascii="Arial" w:hAnsi="Arial"/>
                 <w:b/>
-                <w:color w:val="163A63"/>
-                <w:sz w:val="17"/>
+                <w:color w:val="FFFFFF"/>
+                <w:sz w:val="16"/>
               </w:rPr>
               <w:t>Ação / Descrição</w:t>
             </w:r>
@@ -2506,26 +1536,16 @@
         </w:tc>
         <w:tc>
           <w:tcPr>
-            <w:tcW w:type="dxa" w:w="1700"/>
-            <w:tcMar>
-              <w:top w:w="90" w:type="dxa"/>
-              <w:start w:w="120" w:type="dxa"/>
-              <w:bottom w:w="90" w:type="dxa"/>
-              <w:end w:w="120" w:type="dxa"/>
-            </w:tcMar>
+            <w:tcW w:type="dxa" w:w="2556"/>
             <w:vAlign w:val="center"/>
-            <w:shd w:fill="EAF2F8"/>
+            <w:shd w:fill="14213D"/>
           </w:tcPr>
           <w:p>
-            <w:pPr>
-              <w:spacing w:after="0"/>
-            </w:pPr>
             <w:r>
               <w:rPr>
-                <w:rFonts w:ascii="Arial" w:hAnsi="Arial"/>
                 <w:b/>
-                <w:color w:val="163A63"/>
-                <w:sz w:val="17"/>
+                <w:color w:val="FFFFFF"/>
+                <w:sz w:val="16"/>
               </w:rPr>
               <w:t>Responsável</w:t>
             </w:r>
@@ -2533,26 +1553,16 @@
         </w:tc>
         <w:tc>
           <w:tcPr>
-            <w:tcW w:type="dxa" w:w="2660"/>
-            <w:tcMar>
-              <w:top w:w="90" w:type="dxa"/>
-              <w:start w:w="120" w:type="dxa"/>
-              <w:bottom w:w="90" w:type="dxa"/>
-              <w:end w:w="120" w:type="dxa"/>
-            </w:tcMar>
+            <w:tcW w:type="dxa" w:w="2556"/>
             <w:vAlign w:val="center"/>
-            <w:shd w:fill="EAF2F8"/>
+            <w:shd w:fill="14213D"/>
           </w:tcPr>
           <w:p>
-            <w:pPr>
-              <w:spacing w:after="0"/>
-            </w:pPr>
             <w:r>
               <w:rPr>
-                <w:rFonts w:ascii="Arial" w:hAnsi="Arial"/>
                 <w:b/>
-                <w:color w:val="163A63"/>
-                <w:sz w:val="17"/>
+                <w:color w:val="FFFFFF"/>
+                <w:sz w:val="16"/>
               </w:rPr>
               <w:t>Observação</w:t>
             </w:r>
@@ -2562,23 +1572,13 @@
       <w:tr>
         <w:tc>
           <w:tcPr>
-            <w:tcW w:type="dxa" w:w="700"/>
-            <w:tcMar>
-              <w:top w:w="90" w:type="dxa"/>
-              <w:start w:w="120" w:type="dxa"/>
-              <w:bottom w:w="90" w:type="dxa"/>
-              <w:end w:w="120" w:type="dxa"/>
-            </w:tcMar>
+            <w:tcW w:type="dxa" w:w="2556"/>
             <w:vAlign w:val="center"/>
           </w:tcPr>
           <w:p>
-            <w:pPr>
-              <w:spacing w:after="0"/>
-            </w:pPr>
             <w:r>
               <w:rPr>
-                <w:rFonts w:ascii="Arial" w:hAnsi="Arial"/>
-                <w:sz w:val="17"/>
+                <w:sz w:val="16"/>
               </w:rPr>
               <w:t>1</w:t>
             </w:r>
@@ -2586,47 +1586,85 @@
         </w:tc>
         <w:tc>
           <w:tcPr>
-            <w:tcW w:type="dxa" w:w="4300"/>
-            <w:tcMar>
-              <w:top w:w="90" w:type="dxa"/>
-              <w:start w:w="120" w:type="dxa"/>
-              <w:bottom w:w="90" w:type="dxa"/>
-              <w:end w:w="120" w:type="dxa"/>
-            </w:tcMar>
+            <w:tcW w:type="dxa" w:w="2556"/>
             <w:vAlign w:val="center"/>
           </w:tcPr>
           <w:p>
-            <w:pPr>
-              <w:spacing w:after="0"/>
-            </w:pPr>
             <w:r>
               <w:rPr>
-                <w:rFonts w:ascii="Arial" w:hAnsi="Arial"/>
-                <w:sz w:val="17"/>
+                <w:sz w:val="16"/>
               </w:rPr>
-              <w:t>Abrir chamado no GLPI para formalizar a transferência ou liberação do tablet.</w:t>
+              <w:t>Abrir e categorizar o chamado como 5. TABLET &gt; EMPRÉSTIMO.</w:t>
             </w:r>
           </w:p>
         </w:tc>
         <w:tc>
           <w:tcPr>
-            <w:tcW w:type="dxa" w:w="1700"/>
-            <w:tcMar>
-              <w:top w:w="90" w:type="dxa"/>
-              <w:start w:w="120" w:type="dxa"/>
-              <w:bottom w:w="90" w:type="dxa"/>
-              <w:end w:w="120" w:type="dxa"/>
-            </w:tcMar>
+            <w:tcW w:type="dxa" w:w="2556"/>
             <w:vAlign w:val="center"/>
           </w:tcPr>
           <w:p>
-            <w:pPr>
-              <w:spacing w:after="0"/>
-            </w:pPr>
             <w:r>
               <w:rPr>
-                <w:rFonts w:ascii="Arial" w:hAnsi="Arial"/>
-                <w:sz w:val="17"/>
+                <w:sz w:val="16"/>
+              </w:rPr>
+              <w:t>Nível 1</w:t>
+            </w:r>
+          </w:p>
+        </w:tc>
+        <w:tc>
+          <w:tcPr>
+            <w:tcW w:type="dxa" w:w="2556"/>
+            <w:vAlign w:val="center"/>
+          </w:tcPr>
+          <w:p>
+            <w:r>
+              <w:rPr>
+                <w:sz w:val="16"/>
+              </w:rPr>
+              <w:t>Informar usuário, unidade, finalidade e período estimado.</w:t>
+            </w:r>
+          </w:p>
+        </w:tc>
+      </w:tr>
+      <w:tr>
+        <w:tc>
+          <w:tcPr>
+            <w:tcW w:type="dxa" w:w="2556"/>
+            <w:vAlign w:val="center"/>
+          </w:tcPr>
+          <w:p>
+            <w:r>
+              <w:rPr>
+                <w:sz w:val="16"/>
+              </w:rPr>
+              <w:t>2</w:t>
+            </w:r>
+          </w:p>
+        </w:tc>
+        <w:tc>
+          <w:tcPr>
+            <w:tcW w:type="dxa" w:w="2556"/>
+            <w:vAlign w:val="center"/>
+          </w:tcPr>
+          <w:p>
+            <w:r>
+              <w:rPr>
+                <w:sz w:val="16"/>
+              </w:rPr>
+              <w:t>Verificar disponibilidade e autorização para o empréstimo.</w:t>
+            </w:r>
+          </w:p>
+        </w:tc>
+        <w:tc>
+          <w:tcPr>
+            <w:tcW w:type="dxa" w:w="2556"/>
+            <w:vAlign w:val="center"/>
+          </w:tcPr>
+          <w:p>
+            <w:r>
+              <w:rPr>
+                <w:sz w:val="16"/>
               </w:rPr>
               <w:t>Administrativo</w:t>
             </w:r>
@@ -2634,25 +1672,15 @@
         </w:tc>
         <w:tc>
           <w:tcPr>
-            <w:tcW w:type="dxa" w:w="2660"/>
-            <w:tcMar>
-              <w:top w:w="90" w:type="dxa"/>
-              <w:start w:w="120" w:type="dxa"/>
-              <w:bottom w:w="90" w:type="dxa"/>
-              <w:end w:w="120" w:type="dxa"/>
-            </w:tcMar>
+            <w:tcW w:type="dxa" w:w="2556"/>
             <w:vAlign w:val="center"/>
           </w:tcPr>
           <w:p>
-            <w:pPr>
-              <w:spacing w:after="0"/>
-            </w:pPr>
             <w:r>
               <w:rPr>
-                <w:rFonts w:ascii="Arial" w:hAnsi="Arial"/>
-                <w:sz w:val="17"/>
+                <w:sz w:val="16"/>
               </w:rPr>
-              <w:t>Registrar solicitante, unidade de origem e destino quando aplicável.</w:t>
+              <w:t>A liberação depende do estoque e dos critérios administrativos.</w:t>
             </w:r>
           </w:p>
         </w:tc>
@@ -2660,71 +1688,41 @@
       <w:tr>
         <w:tc>
           <w:tcPr>
-            <w:tcW w:type="dxa" w:w="700"/>
-            <w:tcMar>
-              <w:top w:w="90" w:type="dxa"/>
-              <w:start w:w="120" w:type="dxa"/>
-              <w:bottom w:w="90" w:type="dxa"/>
-              <w:end w:w="120" w:type="dxa"/>
-            </w:tcMar>
+            <w:tcW w:type="dxa" w:w="2556"/>
             <w:vAlign w:val="center"/>
           </w:tcPr>
           <w:p>
-            <w:pPr>
-              <w:spacing w:after="0"/>
-            </w:pPr>
             <w:r>
               <w:rPr>
-                <w:rFonts w:ascii="Arial" w:hAnsi="Arial"/>
-                <w:sz w:val="17"/>
+                <w:sz w:val="16"/>
               </w:rPr>
-              <w:t>2</w:t>
+              <w:t>3</w:t>
             </w:r>
           </w:p>
         </w:tc>
         <w:tc>
           <w:tcPr>
-            <w:tcW w:type="dxa" w:w="4300"/>
-            <w:tcMar>
-              <w:top w:w="90" w:type="dxa"/>
-              <w:start w:w="120" w:type="dxa"/>
-              <w:bottom w:w="90" w:type="dxa"/>
-              <w:end w:w="120" w:type="dxa"/>
-            </w:tcMar>
+            <w:tcW w:type="dxa" w:w="2556"/>
             <w:vAlign w:val="center"/>
           </w:tcPr>
           <w:p>
-            <w:pPr>
-              <w:spacing w:after="0"/>
-            </w:pPr>
             <w:r>
               <w:rPr>
-                <w:rFonts w:ascii="Arial" w:hAnsi="Arial"/>
-                <w:sz w:val="17"/>
+                <w:sz w:val="16"/>
               </w:rPr>
-              <w:t>Categorizar como 5. TABLET &gt; TRANSFERÊNCIA/LIBERAÇÃO .</w:t>
+              <w:t>Registrar tablet, acessórios, responsável e prazo de devolução.</w:t>
             </w:r>
           </w:p>
         </w:tc>
         <w:tc>
           <w:tcPr>
-            <w:tcW w:type="dxa" w:w="1700"/>
-            <w:tcMar>
-              <w:top w:w="90" w:type="dxa"/>
-              <w:start w:w="120" w:type="dxa"/>
-              <w:bottom w:w="90" w:type="dxa"/>
-              <w:end w:w="120" w:type="dxa"/>
-            </w:tcMar>
+            <w:tcW w:type="dxa" w:w="2556"/>
             <w:vAlign w:val="center"/>
           </w:tcPr>
           <w:p>
-            <w:pPr>
-              <w:spacing w:after="0"/>
-            </w:pPr>
             <w:r>
               <w:rPr>
-                <w:rFonts w:ascii="Arial" w:hAnsi="Arial"/>
-                <w:sz w:val="17"/>
+                <w:sz w:val="16"/>
               </w:rPr>
               <w:t>Administrativo</w:t>
             </w:r>
@@ -2732,121 +1730,13 @@
         </w:tc>
         <w:tc>
           <w:tcPr>
-            <w:tcW w:type="dxa" w:w="2660"/>
-            <w:tcMar>
-              <w:top w:w="90" w:type="dxa"/>
-              <w:start w:w="120" w:type="dxa"/>
-              <w:bottom w:w="90" w:type="dxa"/>
-              <w:end w:w="120" w:type="dxa"/>
-            </w:tcMar>
+            <w:tcW w:type="dxa" w:w="2556"/>
             <w:vAlign w:val="center"/>
           </w:tcPr>
           <w:p>
-            <w:pPr>
-              <w:spacing w:after="0"/>
-            </w:pPr>
             <w:r>
               <w:rPr>
-                <w:rFonts w:ascii="Arial" w:hAnsi="Arial"/>
-                <w:sz w:val="17"/>
-              </w:rPr>
-              <w:t>Usar essa solicitação para mudança de posse, destino ou liberação administrativa.</w:t>
-            </w:r>
-          </w:p>
-        </w:tc>
-      </w:tr>
-      <w:tr>
-        <w:tc>
-          <w:tcPr>
-            <w:tcW w:type="dxa" w:w="700"/>
-            <w:tcMar>
-              <w:top w:w="90" w:type="dxa"/>
-              <w:start w:w="120" w:type="dxa"/>
-              <w:bottom w:w="90" w:type="dxa"/>
-              <w:end w:w="120" w:type="dxa"/>
-            </w:tcMar>
-            <w:vAlign w:val="center"/>
-          </w:tcPr>
-          <w:p>
-            <w:pPr>
-              <w:spacing w:after="0"/>
-            </w:pPr>
-            <w:r>
-              <w:rPr>
-                <w:rFonts w:ascii="Arial" w:hAnsi="Arial"/>
-                <w:sz w:val="17"/>
-              </w:rPr>
-              <w:t>3</w:t>
-            </w:r>
-          </w:p>
-        </w:tc>
-        <w:tc>
-          <w:tcPr>
-            <w:tcW w:type="dxa" w:w="4300"/>
-            <w:tcMar>
-              <w:top w:w="90" w:type="dxa"/>
-              <w:start w:w="120" w:type="dxa"/>
-              <w:bottom w:w="90" w:type="dxa"/>
-              <w:end w:w="120" w:type="dxa"/>
-            </w:tcMar>
-            <w:vAlign w:val="center"/>
-          </w:tcPr>
-          <w:p>
-            <w:pPr>
-              <w:spacing w:after="0"/>
-            </w:pPr>
-            <w:r>
-              <w:rPr>
-                <w:rFonts w:ascii="Arial" w:hAnsi="Arial"/>
-                <w:sz w:val="17"/>
-              </w:rPr>
-              <w:t>Validar disponibilidade, autorização e dados do tablet.</w:t>
-            </w:r>
-          </w:p>
-        </w:tc>
-        <w:tc>
-          <w:tcPr>
-            <w:tcW w:type="dxa" w:w="1700"/>
-            <w:tcMar>
-              <w:top w:w="90" w:type="dxa"/>
-              <w:start w:w="120" w:type="dxa"/>
-              <w:bottom w:w="90" w:type="dxa"/>
-              <w:end w:w="120" w:type="dxa"/>
-            </w:tcMar>
-            <w:vAlign w:val="center"/>
-          </w:tcPr>
-          <w:p>
-            <w:pPr>
-              <w:spacing w:after="0"/>
-            </w:pPr>
-            <w:r>
-              <w:rPr>
-                <w:rFonts w:ascii="Arial" w:hAnsi="Arial"/>
-                <w:sz w:val="17"/>
-              </w:rPr>
-              <w:t>Administrativo</w:t>
-            </w:r>
-          </w:p>
-        </w:tc>
-        <w:tc>
-          <w:tcPr>
-            <w:tcW w:type="dxa" w:w="2660"/>
-            <w:tcMar>
-              <w:top w:w="90" w:type="dxa"/>
-              <w:start w:w="120" w:type="dxa"/>
-              <w:bottom w:w="90" w:type="dxa"/>
-              <w:end w:w="120" w:type="dxa"/>
-            </w:tcMar>
-            <w:vAlign w:val="center"/>
-          </w:tcPr>
-          <w:p>
-            <w:pPr>
-              <w:spacing w:after="0"/>
-            </w:pPr>
-            <w:r>
-              <w:rPr>
-                <w:rFonts w:ascii="Arial" w:hAnsi="Arial"/>
-                <w:sz w:val="17"/>
+                <w:sz w:val="16"/>
               </w:rPr>
               <w:t>Conferir tombamento, IMEI, número de série e chip.</w:t>
             </w:r>
@@ -2856,23 +1746,13 @@
       <w:tr>
         <w:tc>
           <w:tcPr>
-            <w:tcW w:type="dxa" w:w="700"/>
-            <w:tcMar>
-              <w:top w:w="90" w:type="dxa"/>
-              <w:start w:w="120" w:type="dxa"/>
-              <w:bottom w:w="90" w:type="dxa"/>
-              <w:end w:w="120" w:type="dxa"/>
-            </w:tcMar>
+            <w:tcW w:type="dxa" w:w="2556"/>
             <w:vAlign w:val="center"/>
           </w:tcPr>
           <w:p>
-            <w:pPr>
-              <w:spacing w:after="0"/>
-            </w:pPr>
             <w:r>
               <w:rPr>
-                <w:rFonts w:ascii="Arial" w:hAnsi="Arial"/>
-                <w:sz w:val="17"/>
+                <w:sz w:val="16"/>
               </w:rPr>
               <w:t>4</w:t>
             </w:r>
@@ -2880,47 +1760,27 @@
         </w:tc>
         <w:tc>
           <w:tcPr>
-            <w:tcW w:type="dxa" w:w="4300"/>
-            <w:tcMar>
-              <w:top w:w="90" w:type="dxa"/>
-              <w:start w:w="120" w:type="dxa"/>
-              <w:bottom w:w="90" w:type="dxa"/>
-              <w:end w:w="120" w:type="dxa"/>
-            </w:tcMar>
+            <w:tcW w:type="dxa" w:w="2556"/>
             <w:vAlign w:val="center"/>
           </w:tcPr>
           <w:p>
-            <w:pPr>
-              <w:spacing w:after="0"/>
-            </w:pPr>
             <w:r>
               <w:rPr>
-                <w:rFonts w:ascii="Arial" w:hAnsi="Arial"/>
-                <w:sz w:val="17"/>
+                <w:sz w:val="16"/>
               </w:rPr>
-              <w:t>Registrar a transferência/liberação no chamado e na planilha de controle.</w:t>
+              <w:t>Coletar protocolo e registrar a liberação no chamado.</w:t>
             </w:r>
           </w:p>
         </w:tc>
         <w:tc>
           <w:tcPr>
-            <w:tcW w:type="dxa" w:w="1700"/>
-            <w:tcMar>
-              <w:top w:w="90" w:type="dxa"/>
-              <w:start w:w="120" w:type="dxa"/>
-              <w:bottom w:w="90" w:type="dxa"/>
-              <w:end w:w="120" w:type="dxa"/>
-            </w:tcMar>
+            <w:tcW w:type="dxa" w:w="2556"/>
             <w:vAlign w:val="center"/>
           </w:tcPr>
           <w:p>
-            <w:pPr>
-              <w:spacing w:after="0"/>
-            </w:pPr>
             <w:r>
               <w:rPr>
-                <w:rFonts w:ascii="Arial" w:hAnsi="Arial"/>
-                <w:sz w:val="17"/>
+                <w:sz w:val="16"/>
               </w:rPr>
               <w:t>Administrativo</w:t>
             </w:r>
@@ -2928,139 +1788,48 @@
         </w:tc>
         <w:tc>
           <w:tcPr>
-            <w:tcW w:type="dxa" w:w="2660"/>
-            <w:tcMar>
-              <w:top w:w="90" w:type="dxa"/>
-              <w:start w:w="120" w:type="dxa"/>
-              <w:bottom w:w="90" w:type="dxa"/>
-              <w:end w:w="120" w:type="dxa"/>
-            </w:tcMar>
+            <w:tcW w:type="dxa" w:w="2556"/>
             <w:vAlign w:val="center"/>
           </w:tcPr>
           <w:p>
-            <w:pPr>
-              <w:spacing w:after="0"/>
-            </w:pPr>
             <w:r>
               <w:rPr>
-                <w:rFonts w:ascii="Arial" w:hAnsi="Arial"/>
-                <w:sz w:val="17"/>
+                <w:sz w:val="16"/>
               </w:rPr>
-              <w:t>A rastreabilidade deve indicar responsável anterior e novo responsável quando houver.</w:t>
-            </w:r>
-          </w:p>
-        </w:tc>
-      </w:tr>
-      <w:tr>
-        <w:tc>
-          <w:tcPr>
-            <w:tcW w:type="dxa" w:w="700"/>
-            <w:tcMar>
-              <w:top w:w="90" w:type="dxa"/>
-              <w:start w:w="120" w:type="dxa"/>
-              <w:bottom w:w="90" w:type="dxa"/>
-              <w:end w:w="120" w:type="dxa"/>
-            </w:tcMar>
-            <w:vAlign w:val="center"/>
-          </w:tcPr>
-          <w:p>
-            <w:pPr>
-              <w:spacing w:after="0"/>
-            </w:pPr>
-            <w:r>
-              <w:rPr>
-                <w:rFonts w:ascii="Arial" w:hAnsi="Arial"/>
-                <w:sz w:val="17"/>
-              </w:rPr>
-              <w:t>5</w:t>
-            </w:r>
-          </w:p>
-        </w:tc>
-        <w:tc>
-          <w:tcPr>
-            <w:tcW w:type="dxa" w:w="4300"/>
-            <w:tcMar>
-              <w:top w:w="90" w:type="dxa"/>
-              <w:start w:w="120" w:type="dxa"/>
-              <w:bottom w:w="90" w:type="dxa"/>
-              <w:end w:w="120" w:type="dxa"/>
-            </w:tcMar>
-            <w:vAlign w:val="center"/>
-          </w:tcPr>
-          <w:p>
-            <w:pPr>
-              <w:spacing w:after="0"/>
-            </w:pPr>
-            <w:r>
-              <w:rPr>
-                <w:rFonts w:ascii="Arial" w:hAnsi="Arial"/>
-                <w:sz w:val="17"/>
-              </w:rPr>
-              <w:t>Anexar evidência administrativa e encerrar com a solução aplicada.</w:t>
-            </w:r>
-          </w:p>
-        </w:tc>
-        <w:tc>
-          <w:tcPr>
-            <w:tcW w:type="dxa" w:w="1700"/>
-            <w:tcMar>
-              <w:top w:w="90" w:type="dxa"/>
-              <w:start w:w="120" w:type="dxa"/>
-              <w:bottom w:w="90" w:type="dxa"/>
-              <w:end w:w="120" w:type="dxa"/>
-            </w:tcMar>
-            <w:vAlign w:val="center"/>
-          </w:tcPr>
-          <w:p>
-            <w:pPr>
-              <w:spacing w:after="0"/>
-            </w:pPr>
-            <w:r>
-              <w:rPr>
-                <w:rFonts w:ascii="Arial" w:hAnsi="Arial"/>
-                <w:sz w:val="17"/>
-              </w:rPr>
-              <w:t>Administrativo</w:t>
-            </w:r>
-          </w:p>
-        </w:tc>
-        <w:tc>
-          <w:tcPr>
-            <w:tcW w:type="dxa" w:w="2660"/>
-            <w:tcMar>
-              <w:top w:w="90" w:type="dxa"/>
-              <w:start w:w="120" w:type="dxa"/>
-              <w:bottom w:w="90" w:type="dxa"/>
-              <w:end w:w="120" w:type="dxa"/>
-            </w:tcMar>
-            <w:vAlign w:val="center"/>
-          </w:tcPr>
-          <w:p>
-            <w:pPr>
-              <w:spacing w:after="0"/>
-            </w:pPr>
-            <w:r>
-              <w:rPr>
-                <w:rFonts w:ascii="Arial" w:hAnsi="Arial"/>
-                <w:sz w:val="17"/>
-              </w:rPr>
-              <w:t>Informar que a transferência/liberação foi concluída.</w:t>
+              <w:t>Anexar o protocolo assinado antes do encerramento.</w:t>
             </w:r>
           </w:p>
         </w:tc>
       </w:tr>
     </w:tbl>
-    <w:p>
-      <w:pPr>
-        <w:spacing w:after="40"/>
-      </w:pPr>
-    </w:p>
+    <w:p/>
     <w:p>
       <w:pPr>
         <w:pStyle w:val="Heading1"/>
       </w:pPr>
       <w:r>
-        <w:t>Processo 4 - Manutenção Corretiva</w:t>
+        <w:t>Processo 4 - Entrega</w:t>
+      </w:r>
+    </w:p>
+    <w:p>
+      <w:pPr>
+        <w:pStyle w:val="Heading2"/>
+      </w:pPr>
+      <w:r>
+        <w:t>Entrega de tablet ao usuário ou à unidade</w:t>
+      </w:r>
+    </w:p>
+    <w:p>
+      <w:r>
+        <w:t>Tipo: RequisiçãoCategoria: Tablet &gt; Entrega</w:t>
+      </w:r>
+    </w:p>
+    <w:p>
+      <w:pPr>
+        <w:pStyle w:val="IntenseQuote"/>
+      </w:pPr>
+      <w:r>
+        <w:t>Exceção: nesta solicitação, o próprio setor Administrativo registra o chamado no GLPI.</w:t>
       </w:r>
     </w:p>
     <w:tbl>
@@ -3068,41 +1837,27 @@
         <w:tblStyle w:val="TableGrid"/>
         <w:tblW w:type="auto" w:w="0"/>
         <w:jc w:val="center"/>
-        <w:tblLayout w:type="fixed"/>
         <w:tblLook w:firstColumn="1" w:firstRow="1" w:lastColumn="0" w:lastRow="0" w:noHBand="0" w:noVBand="1" w:val="04A0"/>
       </w:tblPr>
       <w:tblGrid>
-        <w:gridCol w:w="700"/>
-        <w:gridCol w:w="4300"/>
-        <w:gridCol w:w="1700"/>
-        <w:gridCol w:w="2660"/>
+        <w:gridCol w:w="2556"/>
+        <w:gridCol w:w="2556"/>
+        <w:gridCol w:w="2556"/>
+        <w:gridCol w:w="2556"/>
       </w:tblGrid>
       <w:tr>
-        <w:trPr>
-          <w:tblHeader w:val="true"/>
-        </w:trPr>
         <w:tc>
           <w:tcPr>
-            <w:tcW w:type="dxa" w:w="700"/>
-            <w:tcMar>
-              <w:top w:w="90" w:type="dxa"/>
-              <w:start w:w="120" w:type="dxa"/>
-              <w:bottom w:w="90" w:type="dxa"/>
-              <w:end w:w="120" w:type="dxa"/>
-            </w:tcMar>
+            <w:tcW w:type="dxa" w:w="2556"/>
             <w:vAlign w:val="center"/>
-            <w:shd w:fill="EAF2F8"/>
+            <w:shd w:fill="14213D"/>
           </w:tcPr>
           <w:p>
-            <w:pPr>
-              <w:spacing w:after="0"/>
-            </w:pPr>
             <w:r>
               <w:rPr>
-                <w:rFonts w:ascii="Arial" w:hAnsi="Arial"/>
                 <w:b/>
-                <w:color w:val="163A63"/>
-                <w:sz w:val="17"/>
+                <w:color w:val="FFFFFF"/>
+                <w:sz w:val="16"/>
               </w:rPr>
               <w:t>Nº</w:t>
             </w:r>
@@ -3110,26 +1865,16 @@
         </w:tc>
         <w:tc>
           <w:tcPr>
-            <w:tcW w:type="dxa" w:w="4300"/>
-            <w:tcMar>
-              <w:top w:w="90" w:type="dxa"/>
-              <w:start w:w="120" w:type="dxa"/>
-              <w:bottom w:w="90" w:type="dxa"/>
-              <w:end w:w="120" w:type="dxa"/>
-            </w:tcMar>
+            <w:tcW w:type="dxa" w:w="2556"/>
             <w:vAlign w:val="center"/>
-            <w:shd w:fill="EAF2F8"/>
+            <w:shd w:fill="14213D"/>
           </w:tcPr>
           <w:p>
-            <w:pPr>
-              <w:spacing w:after="0"/>
-            </w:pPr>
             <w:r>
               <w:rPr>
-                <w:rFonts w:ascii="Arial" w:hAnsi="Arial"/>
                 <w:b/>
-                <w:color w:val="163A63"/>
-                <w:sz w:val="17"/>
+                <w:color w:val="FFFFFF"/>
+                <w:sz w:val="16"/>
               </w:rPr>
               <w:t>Ação / Descrição</w:t>
             </w:r>
@@ -3137,26 +1882,16 @@
         </w:tc>
         <w:tc>
           <w:tcPr>
-            <w:tcW w:type="dxa" w:w="1700"/>
-            <w:tcMar>
-              <w:top w:w="90" w:type="dxa"/>
-              <w:start w:w="120" w:type="dxa"/>
-              <w:bottom w:w="90" w:type="dxa"/>
-              <w:end w:w="120" w:type="dxa"/>
-            </w:tcMar>
+            <w:tcW w:type="dxa" w:w="2556"/>
             <w:vAlign w:val="center"/>
-            <w:shd w:fill="EAF2F8"/>
+            <w:shd w:fill="14213D"/>
           </w:tcPr>
           <w:p>
-            <w:pPr>
-              <w:spacing w:after="0"/>
-            </w:pPr>
             <w:r>
               <w:rPr>
-                <w:rFonts w:ascii="Arial" w:hAnsi="Arial"/>
                 <w:b/>
-                <w:color w:val="163A63"/>
-                <w:sz w:val="17"/>
+                <w:color w:val="FFFFFF"/>
+                <w:sz w:val="16"/>
               </w:rPr>
               <w:t>Responsável</w:t>
             </w:r>
@@ -3164,26 +1899,16 @@
         </w:tc>
         <w:tc>
           <w:tcPr>
-            <w:tcW w:type="dxa" w:w="2660"/>
-            <w:tcMar>
-              <w:top w:w="90" w:type="dxa"/>
-              <w:start w:w="120" w:type="dxa"/>
-              <w:bottom w:w="90" w:type="dxa"/>
-              <w:end w:w="120" w:type="dxa"/>
-            </w:tcMar>
+            <w:tcW w:type="dxa" w:w="2556"/>
             <w:vAlign w:val="center"/>
-            <w:shd w:fill="EAF2F8"/>
+            <w:shd w:fill="14213D"/>
           </w:tcPr>
           <w:p>
-            <w:pPr>
-              <w:spacing w:after="0"/>
-            </w:pPr>
             <w:r>
               <w:rPr>
-                <w:rFonts w:ascii="Arial" w:hAnsi="Arial"/>
                 <w:b/>
-                <w:color w:val="163A63"/>
-                <w:sz w:val="17"/>
+                <w:color w:val="FFFFFF"/>
+                <w:sz w:val="16"/>
               </w:rPr>
               <w:t>Observação</w:t>
             </w:r>
@@ -3193,23 +1918,13 @@
       <w:tr>
         <w:tc>
           <w:tcPr>
-            <w:tcW w:type="dxa" w:w="700"/>
-            <w:tcMar>
-              <w:top w:w="90" w:type="dxa"/>
-              <w:start w:w="120" w:type="dxa"/>
-              <w:bottom w:w="90" w:type="dxa"/>
-              <w:end w:w="120" w:type="dxa"/>
-            </w:tcMar>
+            <w:tcW w:type="dxa" w:w="2556"/>
             <w:vAlign w:val="center"/>
           </w:tcPr>
           <w:p>
-            <w:pPr>
-              <w:spacing w:after="0"/>
-            </w:pPr>
             <w:r>
               <w:rPr>
-                <w:rFonts w:ascii="Arial" w:hAnsi="Arial"/>
-                <w:sz w:val="17"/>
+                <w:sz w:val="16"/>
               </w:rPr>
               <w:t>1</w:t>
             </w:r>
@@ -3217,23 +1932,359 @@
         </w:tc>
         <w:tc>
           <w:tcPr>
-            <w:tcW w:type="dxa" w:w="4300"/>
-            <w:tcMar>
-              <w:top w:w="90" w:type="dxa"/>
-              <w:start w:w="120" w:type="dxa"/>
-              <w:bottom w:w="90" w:type="dxa"/>
-              <w:end w:w="120" w:type="dxa"/>
-            </w:tcMar>
+            <w:tcW w:type="dxa" w:w="2556"/>
             <w:vAlign w:val="center"/>
           </w:tcPr>
           <w:p>
-            <w:pPr>
-              <w:spacing w:after="0"/>
-            </w:pPr>
             <w:r>
               <w:rPr>
-                <w:rFonts w:ascii="Arial" w:hAnsi="Arial"/>
-                <w:sz w:val="17"/>
+                <w:sz w:val="16"/>
+              </w:rPr>
+              <w:t>Abrir e categorizar o chamado como 5. TABLET &gt; ENTREGA.</w:t>
+            </w:r>
+          </w:p>
+        </w:tc>
+        <w:tc>
+          <w:tcPr>
+            <w:tcW w:type="dxa" w:w="2556"/>
+            <w:vAlign w:val="center"/>
+          </w:tcPr>
+          <w:p>
+            <w:r>
+              <w:rPr>
+                <w:sz w:val="16"/>
+              </w:rPr>
+              <w:t>Administrativo</w:t>
+            </w:r>
+          </w:p>
+        </w:tc>
+        <w:tc>
+          <w:tcPr>
+            <w:tcW w:type="dxa" w:w="2556"/>
+            <w:vAlign w:val="center"/>
+          </w:tcPr>
+          <w:p>
+            <w:r>
+              <w:rPr>
+                <w:sz w:val="16"/>
+              </w:rPr>
+              <w:t>Única solicitação de Tablet cuja abertura não é feita pelo Nível 1.</w:t>
+            </w:r>
+          </w:p>
+        </w:tc>
+      </w:tr>
+      <w:tr>
+        <w:tc>
+          <w:tcPr>
+            <w:tcW w:type="dxa" w:w="2556"/>
+            <w:vAlign w:val="center"/>
+          </w:tcPr>
+          <w:p>
+            <w:r>
+              <w:rPr>
+                <w:sz w:val="16"/>
+              </w:rPr>
+              <w:t>2</w:t>
+            </w:r>
+          </w:p>
+        </w:tc>
+        <w:tc>
+          <w:tcPr>
+            <w:tcW w:type="dxa" w:w="2556"/>
+            <w:vAlign w:val="center"/>
+          </w:tcPr>
+          <w:p>
+            <w:r>
+              <w:rPr>
+                <w:sz w:val="16"/>
+              </w:rPr>
+              <w:t>Registrar usuário/unidade, identificação do tablet e acessórios.</w:t>
+            </w:r>
+          </w:p>
+        </w:tc>
+        <w:tc>
+          <w:tcPr>
+            <w:tcW w:type="dxa" w:w="2556"/>
+            <w:vAlign w:val="center"/>
+          </w:tcPr>
+          <w:p>
+            <w:r>
+              <w:rPr>
+                <w:sz w:val="16"/>
+              </w:rPr>
+              <w:t>Administrativo</w:t>
+            </w:r>
+          </w:p>
+        </w:tc>
+        <w:tc>
+          <w:tcPr>
+            <w:tcW w:type="dxa" w:w="2556"/>
+            <w:vAlign w:val="center"/>
+          </w:tcPr>
+          <w:p>
+            <w:r>
+              <w:rPr>
+                <w:sz w:val="16"/>
+              </w:rPr>
+              <w:t>Informar tombamento, IMEI, número de série e chip.</w:t>
+            </w:r>
+          </w:p>
+        </w:tc>
+      </w:tr>
+      <w:tr>
+        <w:tc>
+          <w:tcPr>
+            <w:tcW w:type="dxa" w:w="2556"/>
+            <w:vAlign w:val="center"/>
+          </w:tcPr>
+          <w:p>
+            <w:r>
+              <w:rPr>
+                <w:sz w:val="16"/>
+              </w:rPr>
+              <w:t>3</w:t>
+            </w:r>
+          </w:p>
+        </w:tc>
+        <w:tc>
+          <w:tcPr>
+            <w:tcW w:type="dxa" w:w="2556"/>
+            <w:vAlign w:val="center"/>
+          </w:tcPr>
+          <w:p>
+            <w:r>
+              <w:rPr>
+                <w:sz w:val="16"/>
+              </w:rPr>
+              <w:t>Agendar e realizar a entrega ao responsável.</w:t>
+            </w:r>
+          </w:p>
+        </w:tc>
+        <w:tc>
+          <w:tcPr>
+            <w:tcW w:type="dxa" w:w="2556"/>
+            <w:vAlign w:val="center"/>
+          </w:tcPr>
+          <w:p>
+            <w:r>
+              <w:rPr>
+                <w:sz w:val="16"/>
+              </w:rPr>
+              <w:t>Administrativo</w:t>
+            </w:r>
+          </w:p>
+        </w:tc>
+        <w:tc>
+          <w:tcPr>
+            <w:tcW w:type="dxa" w:w="2556"/>
+            <w:vAlign w:val="center"/>
+          </w:tcPr>
+          <w:p>
+            <w:r>
+              <w:rPr>
+                <w:sz w:val="16"/>
+              </w:rPr>
+              <w:t>Confirmar data, horário e pessoa responsável pelo recebimento.</w:t>
+            </w:r>
+          </w:p>
+        </w:tc>
+      </w:tr>
+      <w:tr>
+        <w:tc>
+          <w:tcPr>
+            <w:tcW w:type="dxa" w:w="2556"/>
+            <w:vAlign w:val="center"/>
+          </w:tcPr>
+          <w:p>
+            <w:r>
+              <w:rPr>
+                <w:sz w:val="16"/>
+              </w:rPr>
+              <w:t>4</w:t>
+            </w:r>
+          </w:p>
+        </w:tc>
+        <w:tc>
+          <w:tcPr>
+            <w:tcW w:type="dxa" w:w="2556"/>
+            <w:vAlign w:val="center"/>
+          </w:tcPr>
+          <w:p>
+            <w:r>
+              <w:rPr>
+                <w:sz w:val="16"/>
+              </w:rPr>
+              <w:t>Coletar assinatura no protocolo, anexá-lo e concluir o chamado.</w:t>
+            </w:r>
+          </w:p>
+        </w:tc>
+        <w:tc>
+          <w:tcPr>
+            <w:tcW w:type="dxa" w:w="2556"/>
+            <w:vAlign w:val="center"/>
+          </w:tcPr>
+          <w:p>
+            <w:r>
+              <w:rPr>
+                <w:sz w:val="16"/>
+              </w:rPr>
+              <w:t>Administrativo</w:t>
+            </w:r>
+          </w:p>
+        </w:tc>
+        <w:tc>
+          <w:tcPr>
+            <w:tcW w:type="dxa" w:w="2556"/>
+            <w:vAlign w:val="center"/>
+          </w:tcPr>
+          <w:p>
+            <w:r>
+              <w:rPr>
+                <w:sz w:val="16"/>
+              </w:rPr>
+              <w:t>Encerrar somente após anexar o comprovante.</w:t>
+            </w:r>
+          </w:p>
+        </w:tc>
+      </w:tr>
+    </w:tbl>
+    <w:p/>
+    <w:p>
+      <w:pPr>
+        <w:pStyle w:val="Heading1"/>
+      </w:pPr>
+      <w:r>
+        <w:t>Processo 5 - Manutenção Corretiva</w:t>
+      </w:r>
+    </w:p>
+    <w:p>
+      <w:pPr>
+        <w:pStyle w:val="Heading2"/>
+      </w:pPr>
+      <w:r>
+        <w:t>Manutenção corretiva, garantia e retorno da assistência</w:t>
+      </w:r>
+    </w:p>
+    <w:p>
+      <w:r>
+        <w:t>Tipo: IncidenteCategoria: Tablet &gt; Manutenção corretiva</w:t>
+      </w:r>
+    </w:p>
+    <w:p>
+      <w:pPr>
+        <w:pStyle w:val="IntenseQuote"/>
+      </w:pPr>
+      <w:r>
+        <w:t>Sem cobertura de garantia: registrar que o conserto não foi coberto, anexar o laudo da assistência e informar que o tablet será condenado.</w:t>
+      </w:r>
+    </w:p>
+    <w:tbl>
+      <w:tblPr>
+        <w:tblStyle w:val="TableGrid"/>
+        <w:tblW w:type="auto" w:w="0"/>
+        <w:jc w:val="center"/>
+        <w:tblLook w:firstColumn="1" w:firstRow="1" w:lastColumn="0" w:lastRow="0" w:noHBand="0" w:noVBand="1" w:val="04A0"/>
+      </w:tblPr>
+      <w:tblGrid>
+        <w:gridCol w:w="2556"/>
+        <w:gridCol w:w="2556"/>
+        <w:gridCol w:w="2556"/>
+        <w:gridCol w:w="2556"/>
+      </w:tblGrid>
+      <w:tr>
+        <w:tc>
+          <w:tcPr>
+            <w:tcW w:type="dxa" w:w="2556"/>
+            <w:vAlign w:val="center"/>
+            <w:shd w:fill="14213D"/>
+          </w:tcPr>
+          <w:p>
+            <w:r>
+              <w:rPr>
+                <w:b/>
+                <w:color w:val="FFFFFF"/>
+                <w:sz w:val="16"/>
+              </w:rPr>
+              <w:t>Nº</w:t>
+            </w:r>
+          </w:p>
+        </w:tc>
+        <w:tc>
+          <w:tcPr>
+            <w:tcW w:type="dxa" w:w="2556"/>
+            <w:vAlign w:val="center"/>
+            <w:shd w:fill="14213D"/>
+          </w:tcPr>
+          <w:p>
+            <w:r>
+              <w:rPr>
+                <w:b/>
+                <w:color w:val="FFFFFF"/>
+                <w:sz w:val="16"/>
+              </w:rPr>
+              <w:t>Ação / Descrição</w:t>
+            </w:r>
+          </w:p>
+        </w:tc>
+        <w:tc>
+          <w:tcPr>
+            <w:tcW w:type="dxa" w:w="2556"/>
+            <w:vAlign w:val="center"/>
+            <w:shd w:fill="14213D"/>
+          </w:tcPr>
+          <w:p>
+            <w:r>
+              <w:rPr>
+                <w:b/>
+                <w:color w:val="FFFFFF"/>
+                <w:sz w:val="16"/>
+              </w:rPr>
+              <w:t>Responsável</w:t>
+            </w:r>
+          </w:p>
+        </w:tc>
+        <w:tc>
+          <w:tcPr>
+            <w:tcW w:type="dxa" w:w="2556"/>
+            <w:vAlign w:val="center"/>
+            <w:shd w:fill="14213D"/>
+          </w:tcPr>
+          <w:p>
+            <w:r>
+              <w:rPr>
+                <w:b/>
+                <w:color w:val="FFFFFF"/>
+                <w:sz w:val="16"/>
+              </w:rPr>
+              <w:t>Observação</w:t>
+            </w:r>
+          </w:p>
+        </w:tc>
+      </w:tr>
+      <w:tr>
+        <w:tc>
+          <w:tcPr>
+            <w:tcW w:type="dxa" w:w="2556"/>
+            <w:vAlign w:val="center"/>
+          </w:tcPr>
+          <w:p>
+            <w:r>
+              <w:rPr>
+                <w:sz w:val="16"/>
+              </w:rPr>
+              <w:t>1</w:t>
+            </w:r>
+          </w:p>
+        </w:tc>
+        <w:tc>
+          <w:tcPr>
+            <w:tcW w:type="dxa" w:w="2556"/>
+            <w:vAlign w:val="center"/>
+          </w:tcPr>
+          <w:p>
+            <w:r>
+              <w:rPr>
+                <w:sz w:val="16"/>
               </w:rPr>
               <w:t>Abrir o chamado no GLPI quando houver falha ou defeito no tablet.</w:t>
             </w:r>
@@ -3241,47 +2292,27 @@
         </w:tc>
         <w:tc>
           <w:tcPr>
-            <w:tcW w:type="dxa" w:w="1700"/>
-            <w:tcMar>
-              <w:top w:w="90" w:type="dxa"/>
-              <w:start w:w="120" w:type="dxa"/>
-              <w:bottom w:w="90" w:type="dxa"/>
-              <w:end w:w="120" w:type="dxa"/>
-            </w:tcMar>
+            <w:tcW w:type="dxa" w:w="2556"/>
             <w:vAlign w:val="center"/>
           </w:tcPr>
           <w:p>
-            <w:pPr>
-              <w:spacing w:after="0"/>
-            </w:pPr>
             <w:r>
               <w:rPr>
-                <w:rFonts w:ascii="Arial" w:hAnsi="Arial"/>
-                <w:sz w:val="17"/>
+                <w:sz w:val="16"/>
               </w:rPr>
-              <w:t>Administrativo</w:t>
+              <w:t>Nível 1</w:t>
             </w:r>
           </w:p>
         </w:tc>
         <w:tc>
           <w:tcPr>
-            <w:tcW w:type="dxa" w:w="2660"/>
-            <w:tcMar>
-              <w:top w:w="90" w:type="dxa"/>
-              <w:start w:w="120" w:type="dxa"/>
-              <w:bottom w:w="90" w:type="dxa"/>
-              <w:end w:w="120" w:type="dxa"/>
-            </w:tcMar>
+            <w:tcW w:type="dxa" w:w="2556"/>
             <w:vAlign w:val="center"/>
           </w:tcPr>
           <w:p>
-            <w:pPr>
-              <w:spacing w:after="0"/>
-            </w:pPr>
             <w:r>
               <w:rPr>
-                <w:rFonts w:ascii="Arial" w:hAnsi="Arial"/>
-                <w:sz w:val="17"/>
+                <w:sz w:val="16"/>
               </w:rPr>
               <w:t>Registrar como incidente.</w:t>
             </w:r>
@@ -3291,23 +2322,13 @@
       <w:tr>
         <w:tc>
           <w:tcPr>
-            <w:tcW w:type="dxa" w:w="700"/>
-            <w:tcMar>
-              <w:top w:w="90" w:type="dxa"/>
-              <w:start w:w="120" w:type="dxa"/>
-              <w:bottom w:w="90" w:type="dxa"/>
-              <w:end w:w="120" w:type="dxa"/>
-            </w:tcMar>
+            <w:tcW w:type="dxa" w:w="2556"/>
             <w:vAlign w:val="center"/>
           </w:tcPr>
           <w:p>
-            <w:pPr>
-              <w:spacing w:after="0"/>
-            </w:pPr>
             <w:r>
               <w:rPr>
-                <w:rFonts w:ascii="Arial" w:hAnsi="Arial"/>
-                <w:sz w:val="17"/>
+                <w:sz w:val="16"/>
               </w:rPr>
               <w:t>2</w:t>
             </w:r>
@@ -3315,71 +2336,41 @@
         </w:tc>
         <w:tc>
           <w:tcPr>
-            <w:tcW w:type="dxa" w:w="4300"/>
-            <w:tcMar>
-              <w:top w:w="90" w:type="dxa"/>
-              <w:start w:w="120" w:type="dxa"/>
-              <w:bottom w:w="90" w:type="dxa"/>
-              <w:end w:w="120" w:type="dxa"/>
-            </w:tcMar>
+            <w:tcW w:type="dxa" w:w="2556"/>
             <w:vAlign w:val="center"/>
           </w:tcPr>
           <w:p>
-            <w:pPr>
-              <w:spacing w:after="0"/>
-            </w:pPr>
             <w:r>
               <w:rPr>
-                <w:rFonts w:ascii="Arial" w:hAnsi="Arial"/>
-                <w:sz w:val="17"/>
+                <w:sz w:val="16"/>
               </w:rPr>
-              <w:t>Categorizar como 5. TABLET &gt; MANUTENÇÃO CORRETIVA .</w:t>
+              <w:t>Categorizar como 5. TABLET &gt; MANUTENÇÃO CORRETIVA.</w:t>
             </w:r>
           </w:p>
         </w:tc>
         <w:tc>
           <w:tcPr>
-            <w:tcW w:type="dxa" w:w="1700"/>
-            <w:tcMar>
-              <w:top w:w="90" w:type="dxa"/>
-              <w:start w:w="120" w:type="dxa"/>
-              <w:bottom w:w="90" w:type="dxa"/>
-              <w:end w:w="120" w:type="dxa"/>
-            </w:tcMar>
+            <w:tcW w:type="dxa" w:w="2556"/>
             <w:vAlign w:val="center"/>
           </w:tcPr>
           <w:p>
-            <w:pPr>
-              <w:spacing w:after="0"/>
-            </w:pPr>
             <w:r>
               <w:rPr>
-                <w:rFonts w:ascii="Arial" w:hAnsi="Arial"/>
-                <w:sz w:val="17"/>
+                <w:sz w:val="16"/>
               </w:rPr>
-              <w:t>Administrativo</w:t>
+              <w:t>Nível 1</w:t>
             </w:r>
           </w:p>
         </w:tc>
         <w:tc>
           <w:tcPr>
-            <w:tcW w:type="dxa" w:w="2660"/>
-            <w:tcMar>
-              <w:top w:w="90" w:type="dxa"/>
-              <w:start w:w="120" w:type="dxa"/>
-              <w:bottom w:w="90" w:type="dxa"/>
-              <w:end w:w="120" w:type="dxa"/>
-            </w:tcMar>
+            <w:tcW w:type="dxa" w:w="2556"/>
             <w:vAlign w:val="center"/>
           </w:tcPr>
           <w:p>
-            <w:pPr>
-              <w:spacing w:after="0"/>
-            </w:pPr>
             <w:r>
               <w:rPr>
-                <w:rFonts w:ascii="Arial" w:hAnsi="Arial"/>
-                <w:sz w:val="17"/>
+                <w:sz w:val="16"/>
               </w:rPr>
               <w:t>Usar apenas para defeito/falha, não para recebimento ou devolução.</w:t>
             </w:r>
@@ -3389,23 +2380,13 @@
       <w:tr>
         <w:tc>
           <w:tcPr>
-            <w:tcW w:type="dxa" w:w="700"/>
-            <w:tcMar>
-              <w:top w:w="90" w:type="dxa"/>
-              <w:start w:w="120" w:type="dxa"/>
-              <w:bottom w:w="90" w:type="dxa"/>
-              <w:end w:w="120" w:type="dxa"/>
-            </w:tcMar>
+            <w:tcW w:type="dxa" w:w="2556"/>
             <w:vAlign w:val="center"/>
           </w:tcPr>
           <w:p>
-            <w:pPr>
-              <w:spacing w:after="0"/>
-            </w:pPr>
             <w:r>
               <w:rPr>
-                <w:rFonts w:ascii="Arial" w:hAnsi="Arial"/>
-                <w:sz w:val="17"/>
+                <w:sz w:val="16"/>
               </w:rPr>
               <w:t>3</w:t>
             </w:r>
@@ -3413,23 +2394,13 @@
         </w:tc>
         <w:tc>
           <w:tcPr>
-            <w:tcW w:type="dxa" w:w="4300"/>
-            <w:tcMar>
-              <w:top w:w="90" w:type="dxa"/>
-              <w:start w:w="120" w:type="dxa"/>
-              <w:bottom w:w="90" w:type="dxa"/>
-              <w:end w:w="120" w:type="dxa"/>
-            </w:tcMar>
+            <w:tcW w:type="dxa" w:w="2556"/>
             <w:vAlign w:val="center"/>
           </w:tcPr>
           <w:p>
-            <w:pPr>
-              <w:spacing w:after="0"/>
-            </w:pPr>
             <w:r>
               <w:rPr>
-                <w:rFonts w:ascii="Arial" w:hAnsi="Arial"/>
-                <w:sz w:val="17"/>
+                <w:sz w:val="16"/>
               </w:rPr>
               <w:t>Registrar fotos, nome, contatos, tombamento, IMEI, número de série, chip e ocorrido.</w:t>
             </w:r>
@@ -3437,47 +2408,27 @@
         </w:tc>
         <w:tc>
           <w:tcPr>
-            <w:tcW w:type="dxa" w:w="1700"/>
-            <w:tcMar>
-              <w:top w:w="90" w:type="dxa"/>
-              <w:start w:w="120" w:type="dxa"/>
-              <w:bottom w:w="90" w:type="dxa"/>
-              <w:end w:w="120" w:type="dxa"/>
-            </w:tcMar>
+            <w:tcW w:type="dxa" w:w="2556"/>
             <w:vAlign w:val="center"/>
           </w:tcPr>
           <w:p>
-            <w:pPr>
-              <w:spacing w:after="0"/>
-            </w:pPr>
             <w:r>
               <w:rPr>
-                <w:rFonts w:ascii="Arial" w:hAnsi="Arial"/>
-                <w:sz w:val="17"/>
+                <w:sz w:val="16"/>
               </w:rPr>
-              <w:t>Administrativo</w:t>
+              <w:t>Nível 1</w:t>
             </w:r>
           </w:p>
         </w:tc>
         <w:tc>
           <w:tcPr>
-            <w:tcW w:type="dxa" w:w="2660"/>
-            <w:tcMar>
-              <w:top w:w="90" w:type="dxa"/>
-              <w:start w:w="120" w:type="dxa"/>
-              <w:bottom w:w="90" w:type="dxa"/>
-              <w:end w:w="120" w:type="dxa"/>
-            </w:tcMar>
+            <w:tcW w:type="dxa" w:w="2556"/>
             <w:vAlign w:val="center"/>
           </w:tcPr>
           <w:p>
-            <w:pPr>
-              <w:spacing w:after="0"/>
-            </w:pPr>
             <w:r>
               <w:rPr>
-                <w:rFonts w:ascii="Arial" w:hAnsi="Arial"/>
-                <w:sz w:val="17"/>
+                <w:sz w:val="16"/>
               </w:rPr>
               <w:t>Essas informações são obrigatórias para garantia.</w:t>
             </w:r>
@@ -3487,23 +2438,13 @@
       <w:tr>
         <w:tc>
           <w:tcPr>
-            <w:tcW w:type="dxa" w:w="700"/>
-            <w:tcMar>
-              <w:top w:w="90" w:type="dxa"/>
-              <w:start w:w="120" w:type="dxa"/>
-              <w:bottom w:w="90" w:type="dxa"/>
-              <w:end w:w="120" w:type="dxa"/>
-            </w:tcMar>
+            <w:tcW w:type="dxa" w:w="2556"/>
             <w:vAlign w:val="center"/>
           </w:tcPr>
           <w:p>
-            <w:pPr>
-              <w:spacing w:after="0"/>
-            </w:pPr>
             <w:r>
               <w:rPr>
-                <w:rFonts w:ascii="Arial" w:hAnsi="Arial"/>
-                <w:sz w:val="17"/>
+                <w:sz w:val="16"/>
               </w:rPr>
               <w:t>4</w:t>
             </w:r>
@@ -3511,23 +2452,13 @@
         </w:tc>
         <w:tc>
           <w:tcPr>
-            <w:tcW w:type="dxa" w:w="4300"/>
-            <w:tcMar>
-              <w:top w:w="90" w:type="dxa"/>
-              <w:start w:w="120" w:type="dxa"/>
-              <w:bottom w:w="90" w:type="dxa"/>
-              <w:end w:w="120" w:type="dxa"/>
-            </w:tcMar>
+            <w:tcW w:type="dxa" w:w="2556"/>
             <w:vAlign w:val="center"/>
           </w:tcPr>
           <w:p>
-            <w:pPr>
-              <w:spacing w:after="0"/>
-            </w:pPr>
             <w:r>
               <w:rPr>
-                <w:rFonts w:ascii="Arial" w:hAnsi="Arial"/>
-                <w:sz w:val="17"/>
+                <w:sz w:val="16"/>
               </w:rPr>
               <w:t>Encaminhar o atendimento para garantia quando aplicável e acompanhar no TIM Monitor.</w:t>
             </w:r>
@@ -3535,23 +2466,13 @@
         </w:tc>
         <w:tc>
           <w:tcPr>
-            <w:tcW w:type="dxa" w:w="1700"/>
-            <w:tcMar>
-              <w:top w:w="90" w:type="dxa"/>
-              <w:start w:w="120" w:type="dxa"/>
-              <w:bottom w:w="90" w:type="dxa"/>
-              <w:end w:w="120" w:type="dxa"/>
-            </w:tcMar>
+            <w:tcW w:type="dxa" w:w="2556"/>
             <w:vAlign w:val="center"/>
           </w:tcPr>
           <w:p>
-            <w:pPr>
-              <w:spacing w:after="0"/>
-            </w:pPr>
             <w:r>
               <w:rPr>
-                <w:rFonts w:ascii="Arial" w:hAnsi="Arial"/>
-                <w:sz w:val="17"/>
+                <w:sz w:val="16"/>
               </w:rPr>
               <w:t>Administrativo / TIM</w:t>
             </w:r>
@@ -3559,23 +2480,13 @@
         </w:tc>
         <w:tc>
           <w:tcPr>
-            <w:tcW w:type="dxa" w:w="2660"/>
-            <w:tcMar>
-              <w:top w:w="90" w:type="dxa"/>
-              <w:start w:w="120" w:type="dxa"/>
-              <w:bottom w:w="90" w:type="dxa"/>
-              <w:end w:w="120" w:type="dxa"/>
-            </w:tcMar>
+            <w:tcW w:type="dxa" w:w="2556"/>
             <w:vAlign w:val="center"/>
           </w:tcPr>
           <w:p>
-            <w:pPr>
-              <w:spacing w:after="0"/>
-            </w:pPr>
             <w:r>
               <w:rPr>
-                <w:rFonts w:ascii="Arial" w:hAnsi="Arial"/>
-                <w:sz w:val="17"/>
+                <w:sz w:val="16"/>
               </w:rPr>
               <w:t>Manter o chamado atualizado enquanto aguarda retorno.</w:t>
             </w:r>
@@ -3585,23 +2496,13 @@
       <w:tr>
         <w:tc>
           <w:tcPr>
-            <w:tcW w:type="dxa" w:w="700"/>
-            <w:tcMar>
-              <w:top w:w="90" w:type="dxa"/>
-              <w:start w:w="120" w:type="dxa"/>
-              <w:bottom w:w="90" w:type="dxa"/>
-              <w:end w:w="120" w:type="dxa"/>
-            </w:tcMar>
+            <w:tcW w:type="dxa" w:w="2556"/>
             <w:vAlign w:val="center"/>
           </w:tcPr>
           <w:p>
-            <w:pPr>
-              <w:spacing w:after="0"/>
-            </w:pPr>
             <w:r>
               <w:rPr>
-                <w:rFonts w:ascii="Arial" w:hAnsi="Arial"/>
-                <w:sz w:val="17"/>
+                <w:sz w:val="16"/>
               </w:rPr>
               <w:t>5</w:t>
             </w:r>
@@ -3609,23 +2510,13 @@
         </w:tc>
         <w:tc>
           <w:tcPr>
-            <w:tcW w:type="dxa" w:w="4300"/>
-            <w:tcMar>
-              <w:top w:w="90" w:type="dxa"/>
-              <w:start w:w="120" w:type="dxa"/>
-              <w:bottom w:w="90" w:type="dxa"/>
-              <w:end w:w="120" w:type="dxa"/>
-            </w:tcMar>
+            <w:tcW w:type="dxa" w:w="2556"/>
             <w:vAlign w:val="center"/>
           </w:tcPr>
           <w:p>
-            <w:pPr>
-              <w:spacing w:after="0"/>
-            </w:pPr>
             <w:r>
               <w:rPr>
-                <w:rFonts w:ascii="Arial" w:hAnsi="Arial"/>
-                <w:sz w:val="17"/>
+                <w:sz w:val="16"/>
               </w:rPr>
               <w:t>Realizar atendimento técnico ou avaliação de garantia.</w:t>
             </w:r>
@@ -3633,23 +2524,13 @@
         </w:tc>
         <w:tc>
           <w:tcPr>
-            <w:tcW w:type="dxa" w:w="1700"/>
-            <w:tcMar>
-              <w:top w:w="90" w:type="dxa"/>
-              <w:start w:w="120" w:type="dxa"/>
-              <w:bottom w:w="90" w:type="dxa"/>
-              <w:end w:w="120" w:type="dxa"/>
-            </w:tcMar>
+            <w:tcW w:type="dxa" w:w="2556"/>
             <w:vAlign w:val="center"/>
           </w:tcPr>
           <w:p>
-            <w:pPr>
-              <w:spacing w:after="0"/>
-            </w:pPr>
             <w:r>
               <w:rPr>
-                <w:rFonts w:ascii="Arial" w:hAnsi="Arial"/>
-                <w:sz w:val="17"/>
+                <w:sz w:val="16"/>
               </w:rPr>
               <w:t>TIM</w:t>
             </w:r>
@@ -3657,23 +2538,13 @@
         </w:tc>
         <w:tc>
           <w:tcPr>
-            <w:tcW w:type="dxa" w:w="2660"/>
-            <w:tcMar>
-              <w:top w:w="90" w:type="dxa"/>
-              <w:start w:w="120" w:type="dxa"/>
-              <w:bottom w:w="90" w:type="dxa"/>
-              <w:end w:w="120" w:type="dxa"/>
-            </w:tcMar>
+            <w:tcW w:type="dxa" w:w="2556"/>
             <w:vAlign w:val="center"/>
           </w:tcPr>
           <w:p>
-            <w:pPr>
-              <w:spacing w:after="0"/>
-            </w:pPr>
             <w:r>
               <w:rPr>
-                <w:rFonts w:ascii="Arial" w:hAnsi="Arial"/>
-                <w:sz w:val="17"/>
+                <w:sz w:val="16"/>
               </w:rPr>
               <w:t>A ordem de serviço deve ser enviada pela assistência.</w:t>
             </w:r>
@@ -3683,23 +2554,13 @@
       <w:tr>
         <w:tc>
           <w:tcPr>
-            <w:tcW w:type="dxa" w:w="700"/>
-            <w:tcMar>
-              <w:top w:w="90" w:type="dxa"/>
-              <w:start w:w="120" w:type="dxa"/>
-              <w:bottom w:w="90" w:type="dxa"/>
-              <w:end w:w="120" w:type="dxa"/>
-            </w:tcMar>
+            <w:tcW w:type="dxa" w:w="2556"/>
             <w:vAlign w:val="center"/>
           </w:tcPr>
           <w:p>
-            <w:pPr>
-              <w:spacing w:after="0"/>
-            </w:pPr>
             <w:r>
               <w:rPr>
-                <w:rFonts w:ascii="Arial" w:hAnsi="Arial"/>
-                <w:sz w:val="17"/>
+                <w:sz w:val="16"/>
               </w:rPr>
               <w:t>6</w:t>
             </w:r>
@@ -3707,23 +2568,13 @@
         </w:tc>
         <w:tc>
           <w:tcPr>
-            <w:tcW w:type="dxa" w:w="4300"/>
-            <w:tcMar>
-              <w:top w:w="90" w:type="dxa"/>
-              <w:start w:w="120" w:type="dxa"/>
-              <w:bottom w:w="90" w:type="dxa"/>
-              <w:end w:w="120" w:type="dxa"/>
-            </w:tcMar>
+            <w:tcW w:type="dxa" w:w="2556"/>
             <w:vAlign w:val="center"/>
           </w:tcPr>
           <w:p>
-            <w:pPr>
-              <w:spacing w:after="0"/>
-            </w:pPr>
             <w:r>
               <w:rPr>
-                <w:rFonts w:ascii="Arial" w:hAnsi="Arial"/>
-                <w:sz w:val="17"/>
+                <w:sz w:val="16"/>
               </w:rPr>
               <w:t>No retorno, anexar a ordem de serviço e registrar se o equipamento foi reparado ou não.</w:t>
             </w:r>
@@ -3731,23 +2582,13 @@
         </w:tc>
         <w:tc>
           <w:tcPr>
-            <w:tcW w:type="dxa" w:w="1700"/>
-            <w:tcMar>
-              <w:top w:w="90" w:type="dxa"/>
-              <w:start w:w="120" w:type="dxa"/>
-              <w:bottom w:w="90" w:type="dxa"/>
-              <w:end w:w="120" w:type="dxa"/>
-            </w:tcMar>
+            <w:tcW w:type="dxa" w:w="2556"/>
             <w:vAlign w:val="center"/>
           </w:tcPr>
           <w:p>
-            <w:pPr>
-              <w:spacing w:after="0"/>
-            </w:pPr>
             <w:r>
               <w:rPr>
-                <w:rFonts w:ascii="Arial" w:hAnsi="Arial"/>
-                <w:sz w:val="17"/>
+                <w:sz w:val="16"/>
               </w:rPr>
               <w:t>Administrativo</w:t>
             </w:r>
@@ -3755,23 +2596,13 @@
         </w:tc>
         <w:tc>
           <w:tcPr>
-            <w:tcW w:type="dxa" w:w="2660"/>
-            <w:tcMar>
-              <w:top w:w="90" w:type="dxa"/>
-              <w:start w:w="120" w:type="dxa"/>
-              <w:bottom w:w="90" w:type="dxa"/>
-              <w:end w:w="120" w:type="dxa"/>
-            </w:tcMar>
+            <w:tcW w:type="dxa" w:w="2556"/>
             <w:vAlign w:val="center"/>
           </w:tcPr>
           <w:p>
-            <w:pPr>
-              <w:spacing w:after="0"/>
-            </w:pPr>
             <w:r>
               <w:rPr>
-                <w:rFonts w:ascii="Arial" w:hAnsi="Arial"/>
-                <w:sz w:val="17"/>
+                <w:sz w:val="16"/>
               </w:rPr>
               <w:t>Quando reparado, anexar fotos do equipamento funcionando.</w:t>
             </w:r>
@@ -3781,23 +2612,13 @@
       <w:tr>
         <w:tc>
           <w:tcPr>
-            <w:tcW w:type="dxa" w:w="700"/>
-            <w:tcMar>
-              <w:top w:w="90" w:type="dxa"/>
-              <w:start w:w="120" w:type="dxa"/>
-              <w:bottom w:w="90" w:type="dxa"/>
-              <w:end w:w="120" w:type="dxa"/>
-            </w:tcMar>
+            <w:tcW w:type="dxa" w:w="2556"/>
             <w:vAlign w:val="center"/>
           </w:tcPr>
           <w:p>
-            <w:pPr>
-              <w:spacing w:after="0"/>
-            </w:pPr>
             <w:r>
               <w:rPr>
-                <w:rFonts w:ascii="Arial" w:hAnsi="Arial"/>
-                <w:sz w:val="17"/>
+                <w:sz w:val="16"/>
               </w:rPr>
               <w:t>7</w:t>
             </w:r>
@@ -3805,23 +2626,13 @@
         </w:tc>
         <w:tc>
           <w:tcPr>
-            <w:tcW w:type="dxa" w:w="4300"/>
-            <w:tcMar>
-              <w:top w:w="90" w:type="dxa"/>
-              <w:start w:w="120" w:type="dxa"/>
-              <w:bottom w:w="90" w:type="dxa"/>
-              <w:end w:w="120" w:type="dxa"/>
-            </w:tcMar>
+            <w:tcW w:type="dxa" w:w="2556"/>
             <w:vAlign w:val="center"/>
           </w:tcPr>
           <w:p>
-            <w:pPr>
-              <w:spacing w:after="0"/>
-            </w:pPr>
             <w:r>
               <w:rPr>
-                <w:rFonts w:ascii="Arial" w:hAnsi="Arial"/>
-                <w:sz w:val="17"/>
+                <w:sz w:val="16"/>
               </w:rPr>
               <w:t>Se o conserto não for coberto, anexar o laudo e registrar que o tablet será condenado.</w:t>
             </w:r>
@@ -3829,23 +2640,13 @@
         </w:tc>
         <w:tc>
           <w:tcPr>
-            <w:tcW w:type="dxa" w:w="1700"/>
-            <w:tcMar>
-              <w:top w:w="90" w:type="dxa"/>
-              <w:start w:w="120" w:type="dxa"/>
-              <w:bottom w:w="90" w:type="dxa"/>
-              <w:end w:w="120" w:type="dxa"/>
-            </w:tcMar>
+            <w:tcW w:type="dxa" w:w="2556"/>
             <w:vAlign w:val="center"/>
           </w:tcPr>
           <w:p>
-            <w:pPr>
-              <w:spacing w:after="0"/>
-            </w:pPr>
             <w:r>
               <w:rPr>
-                <w:rFonts w:ascii="Arial" w:hAnsi="Arial"/>
-                <w:sz w:val="17"/>
+                <w:sz w:val="16"/>
               </w:rPr>
               <w:t>Administrativo</w:t>
             </w:r>
@@ -3853,23 +2654,13 @@
         </w:tc>
         <w:tc>
           <w:tcPr>
-            <w:tcW w:type="dxa" w:w="2660"/>
-            <w:tcMar>
-              <w:top w:w="90" w:type="dxa"/>
-              <w:start w:w="120" w:type="dxa"/>
-              <w:bottom w:w="90" w:type="dxa"/>
-              <w:end w:w="120" w:type="dxa"/>
-            </w:tcMar>
+            <w:tcW w:type="dxa" w:w="2556"/>
             <w:vAlign w:val="center"/>
           </w:tcPr>
           <w:p>
-            <w:pPr>
-              <w:spacing w:after="0"/>
-            </w:pPr>
             <w:r>
               <w:rPr>
-                <w:rFonts w:ascii="Arial" w:hAnsi="Arial"/>
-                <w:sz w:val="17"/>
+                <w:sz w:val="16"/>
               </w:rPr>
               <w:t>Informar o motivo do não reparo no chamado.</w:t>
             </w:r>
@@ -3879,23 +2670,13 @@
       <w:tr>
         <w:tc>
           <w:tcPr>
-            <w:tcW w:type="dxa" w:w="700"/>
-            <w:tcMar>
-              <w:top w:w="90" w:type="dxa"/>
-              <w:start w:w="120" w:type="dxa"/>
-              <w:bottom w:w="90" w:type="dxa"/>
-              <w:end w:w="120" w:type="dxa"/>
-            </w:tcMar>
+            <w:tcW w:type="dxa" w:w="2556"/>
             <w:vAlign w:val="center"/>
           </w:tcPr>
           <w:p>
-            <w:pPr>
-              <w:spacing w:after="0"/>
-            </w:pPr>
             <w:r>
               <w:rPr>
-                <w:rFonts w:ascii="Arial" w:hAnsi="Arial"/>
-                <w:sz w:val="17"/>
+                <w:sz w:val="16"/>
               </w:rPr>
               <w:t>8</w:t>
             </w:r>
@@ -3903,23 +2684,13 @@
         </w:tc>
         <w:tc>
           <w:tcPr>
-            <w:tcW w:type="dxa" w:w="4300"/>
-            <w:tcMar>
-              <w:top w:w="90" w:type="dxa"/>
-              <w:start w:w="120" w:type="dxa"/>
-              <w:bottom w:w="90" w:type="dxa"/>
-              <w:end w:w="120" w:type="dxa"/>
-            </w:tcMar>
+            <w:tcW w:type="dxa" w:w="2556"/>
             <w:vAlign w:val="center"/>
           </w:tcPr>
           <w:p>
-            <w:pPr>
-              <w:spacing w:after="0"/>
-            </w:pPr>
             <w:r>
               <w:rPr>
-                <w:rFonts w:ascii="Arial" w:hAnsi="Arial"/>
-                <w:sz w:val="17"/>
+                <w:sz w:val="16"/>
               </w:rPr>
               <w:t>Concluir com devolução ao ACS ou com encaminhamento de condenação, conforme retorno da garantia.</w:t>
             </w:r>
@@ -3927,23 +2698,13 @@
         </w:tc>
         <w:tc>
           <w:tcPr>
-            <w:tcW w:type="dxa" w:w="1700"/>
-            <w:tcMar>
-              <w:top w:w="90" w:type="dxa"/>
-              <w:start w:w="120" w:type="dxa"/>
-              <w:bottom w:w="90" w:type="dxa"/>
-              <w:end w:w="120" w:type="dxa"/>
-            </w:tcMar>
+            <w:tcW w:type="dxa" w:w="2556"/>
             <w:vAlign w:val="center"/>
           </w:tcPr>
           <w:p>
-            <w:pPr>
-              <w:spacing w:after="0"/>
-            </w:pPr>
             <w:r>
               <w:rPr>
-                <w:rFonts w:ascii="Arial" w:hAnsi="Arial"/>
-                <w:sz w:val="17"/>
+                <w:sz w:val="16"/>
               </w:rPr>
               <w:t>Administrativo</w:t>
             </w:r>
@@ -3951,23 +2712,13 @@
         </w:tc>
         <w:tc>
           <w:tcPr>
-            <w:tcW w:type="dxa" w:w="2660"/>
-            <w:tcMar>
-              <w:top w:w="90" w:type="dxa"/>
-              <w:start w:w="120" w:type="dxa"/>
-              <w:bottom w:w="90" w:type="dxa"/>
-              <w:end w:w="120" w:type="dxa"/>
-            </w:tcMar>
+            <w:tcW w:type="dxa" w:w="2556"/>
             <w:vAlign w:val="center"/>
           </w:tcPr>
           <w:p>
-            <w:pPr>
-              <w:spacing w:after="0"/>
-            </w:pPr>
             <w:r>
               <w:rPr>
-                <w:rFonts w:ascii="Arial" w:hAnsi="Arial"/>
-                <w:sz w:val="17"/>
+                <w:sz w:val="16"/>
               </w:rPr>
               <w:t>Encerrar somente após anexar evidências.</w:t>
             </w:r>
@@ -3975,17 +2726,26 @@
         </w:tc>
       </w:tr>
     </w:tbl>
-    <w:p>
-      <w:pPr>
-        <w:spacing w:after="40"/>
-      </w:pPr>
-    </w:p>
+    <w:p/>
     <w:p>
       <w:pPr>
         <w:pStyle w:val="Heading1"/>
       </w:pPr>
       <w:r>
-        <w:t>Processo 5 - Furto / Roubo / Perda</w:t>
+        <w:t>Processo 6 - Furto / Roubo / Perda</w:t>
+      </w:r>
+    </w:p>
+    <w:p>
+      <w:pPr>
+        <w:pStyle w:val="Heading2"/>
+      </w:pPr>
+      <w:r>
+        <w:t>Registro de desaparecimento do tablet</w:t>
+      </w:r>
+    </w:p>
+    <w:p>
+      <w:r>
+        <w:t>Tipo: IncidenteCategoria: Tablet &gt; Furto/Roubo/Perda</w:t>
       </w:r>
     </w:p>
     <w:tbl>
@@ -3993,41 +2753,27 @@
         <w:tblStyle w:val="TableGrid"/>
         <w:tblW w:type="auto" w:w="0"/>
         <w:jc w:val="center"/>
-        <w:tblLayout w:type="fixed"/>
         <w:tblLook w:firstColumn="1" w:firstRow="1" w:lastColumn="0" w:lastRow="0" w:noHBand="0" w:noVBand="1" w:val="04A0"/>
       </w:tblPr>
       <w:tblGrid>
-        <w:gridCol w:w="700"/>
-        <w:gridCol w:w="4300"/>
-        <w:gridCol w:w="1700"/>
-        <w:gridCol w:w="2660"/>
+        <w:gridCol w:w="2556"/>
+        <w:gridCol w:w="2556"/>
+        <w:gridCol w:w="2556"/>
+        <w:gridCol w:w="2556"/>
       </w:tblGrid>
       <w:tr>
-        <w:trPr>
-          <w:tblHeader w:val="true"/>
-        </w:trPr>
         <w:tc>
           <w:tcPr>
-            <w:tcW w:type="dxa" w:w="700"/>
-            <w:tcMar>
-              <w:top w:w="90" w:type="dxa"/>
-              <w:start w:w="120" w:type="dxa"/>
-              <w:bottom w:w="90" w:type="dxa"/>
-              <w:end w:w="120" w:type="dxa"/>
-            </w:tcMar>
+            <w:tcW w:type="dxa" w:w="2556"/>
             <w:vAlign w:val="center"/>
-            <w:shd w:fill="EAF2F8"/>
+            <w:shd w:fill="14213D"/>
           </w:tcPr>
           <w:p>
-            <w:pPr>
-              <w:spacing w:after="0"/>
-            </w:pPr>
             <w:r>
               <w:rPr>
-                <w:rFonts w:ascii="Arial" w:hAnsi="Arial"/>
                 <w:b/>
-                <w:color w:val="163A63"/>
-                <w:sz w:val="17"/>
+                <w:color w:val="FFFFFF"/>
+                <w:sz w:val="16"/>
               </w:rPr>
               <w:t>Nº</w:t>
             </w:r>
@@ -4035,26 +2781,16 @@
         </w:tc>
         <w:tc>
           <w:tcPr>
-            <w:tcW w:type="dxa" w:w="4300"/>
-            <w:tcMar>
-              <w:top w:w="90" w:type="dxa"/>
-              <w:start w:w="120" w:type="dxa"/>
-              <w:bottom w:w="90" w:type="dxa"/>
-              <w:end w:w="120" w:type="dxa"/>
-            </w:tcMar>
+            <w:tcW w:type="dxa" w:w="2556"/>
             <w:vAlign w:val="center"/>
-            <w:shd w:fill="EAF2F8"/>
+            <w:shd w:fill="14213D"/>
           </w:tcPr>
           <w:p>
-            <w:pPr>
-              <w:spacing w:after="0"/>
-            </w:pPr>
             <w:r>
               <w:rPr>
-                <w:rFonts w:ascii="Arial" w:hAnsi="Arial"/>
                 <w:b/>
-                <w:color w:val="163A63"/>
-                <w:sz w:val="17"/>
+                <w:color w:val="FFFFFF"/>
+                <w:sz w:val="16"/>
               </w:rPr>
               <w:t>Ação / Descrição</w:t>
             </w:r>
@@ -4062,26 +2798,16 @@
         </w:tc>
         <w:tc>
           <w:tcPr>
-            <w:tcW w:type="dxa" w:w="1700"/>
-            <w:tcMar>
-              <w:top w:w="90" w:type="dxa"/>
-              <w:start w:w="120" w:type="dxa"/>
-              <w:bottom w:w="90" w:type="dxa"/>
-              <w:end w:w="120" w:type="dxa"/>
-            </w:tcMar>
+            <w:tcW w:type="dxa" w:w="2556"/>
             <w:vAlign w:val="center"/>
-            <w:shd w:fill="EAF2F8"/>
+            <w:shd w:fill="14213D"/>
           </w:tcPr>
           <w:p>
-            <w:pPr>
-              <w:spacing w:after="0"/>
-            </w:pPr>
             <w:r>
               <w:rPr>
-                <w:rFonts w:ascii="Arial" w:hAnsi="Arial"/>
                 <w:b/>
-                <w:color w:val="163A63"/>
-                <w:sz w:val="17"/>
+                <w:color w:val="FFFFFF"/>
+                <w:sz w:val="16"/>
               </w:rPr>
               <w:t>Responsável</w:t>
             </w:r>
@@ -4089,26 +2815,16 @@
         </w:tc>
         <w:tc>
           <w:tcPr>
-            <w:tcW w:type="dxa" w:w="2660"/>
-            <w:tcMar>
-              <w:top w:w="90" w:type="dxa"/>
-              <w:start w:w="120" w:type="dxa"/>
-              <w:bottom w:w="90" w:type="dxa"/>
-              <w:end w:w="120" w:type="dxa"/>
-            </w:tcMar>
+            <w:tcW w:type="dxa" w:w="2556"/>
             <w:vAlign w:val="center"/>
-            <w:shd w:fill="EAF2F8"/>
+            <w:shd w:fill="14213D"/>
           </w:tcPr>
           <w:p>
-            <w:pPr>
-              <w:spacing w:after="0"/>
-            </w:pPr>
             <w:r>
               <w:rPr>
-                <w:rFonts w:ascii="Arial" w:hAnsi="Arial"/>
                 <w:b/>
-                <w:color w:val="163A63"/>
-                <w:sz w:val="17"/>
+                <w:color w:val="FFFFFF"/>
+                <w:sz w:val="16"/>
               </w:rPr>
               <w:t>Observação</w:t>
             </w:r>
@@ -4118,23 +2834,13 @@
       <w:tr>
         <w:tc>
           <w:tcPr>
-            <w:tcW w:type="dxa" w:w="700"/>
-            <w:tcMar>
-              <w:top w:w="90" w:type="dxa"/>
-              <w:start w:w="120" w:type="dxa"/>
-              <w:bottom w:w="90" w:type="dxa"/>
-              <w:end w:w="120" w:type="dxa"/>
-            </w:tcMar>
+            <w:tcW w:type="dxa" w:w="2556"/>
             <w:vAlign w:val="center"/>
           </w:tcPr>
           <w:p>
-            <w:pPr>
-              <w:spacing w:after="0"/>
-            </w:pPr>
             <w:r>
               <w:rPr>
-                <w:rFonts w:ascii="Arial" w:hAnsi="Arial"/>
-                <w:sz w:val="17"/>
+                <w:sz w:val="16"/>
               </w:rPr>
               <w:t>1</w:t>
             </w:r>
@@ -4142,23 +2848,13 @@
         </w:tc>
         <w:tc>
           <w:tcPr>
-            <w:tcW w:type="dxa" w:w="4300"/>
-            <w:tcMar>
-              <w:top w:w="90" w:type="dxa"/>
-              <w:start w:w="120" w:type="dxa"/>
-              <w:bottom w:w="90" w:type="dxa"/>
-              <w:end w:w="120" w:type="dxa"/>
-            </w:tcMar>
+            <w:tcW w:type="dxa" w:w="2556"/>
             <w:vAlign w:val="center"/>
           </w:tcPr>
           <w:p>
-            <w:pPr>
-              <w:spacing w:after="0"/>
-            </w:pPr>
             <w:r>
               <w:rPr>
-                <w:rFonts w:ascii="Arial" w:hAnsi="Arial"/>
-                <w:sz w:val="17"/>
+                <w:sz w:val="16"/>
               </w:rPr>
               <w:t>Abrir chamado no GLPI para formalizar a ocorrência de furto, roubo ou perda.</w:t>
             </w:r>
@@ -4166,47 +2862,27 @@
         </w:tc>
         <w:tc>
           <w:tcPr>
-            <w:tcW w:type="dxa" w:w="1700"/>
-            <w:tcMar>
-              <w:top w:w="90" w:type="dxa"/>
-              <w:start w:w="120" w:type="dxa"/>
-              <w:bottom w:w="90" w:type="dxa"/>
-              <w:end w:w="120" w:type="dxa"/>
-            </w:tcMar>
+            <w:tcW w:type="dxa" w:w="2556"/>
             <w:vAlign w:val="center"/>
           </w:tcPr>
           <w:p>
-            <w:pPr>
-              <w:spacing w:after="0"/>
-            </w:pPr>
             <w:r>
               <w:rPr>
-                <w:rFonts w:ascii="Arial" w:hAnsi="Arial"/>
-                <w:sz w:val="17"/>
+                <w:sz w:val="16"/>
               </w:rPr>
-              <w:t>Administrativo</w:t>
+              <w:t>Nível 1</w:t>
             </w:r>
           </w:p>
         </w:tc>
         <w:tc>
           <w:tcPr>
-            <w:tcW w:type="dxa" w:w="2660"/>
-            <w:tcMar>
-              <w:top w:w="90" w:type="dxa"/>
-              <w:start w:w="120" w:type="dxa"/>
-              <w:bottom w:w="90" w:type="dxa"/>
-              <w:end w:w="120" w:type="dxa"/>
-            </w:tcMar>
+            <w:tcW w:type="dxa" w:w="2556"/>
             <w:vAlign w:val="center"/>
           </w:tcPr>
           <w:p>
-            <w:pPr>
-              <w:spacing w:after="0"/>
-            </w:pPr>
             <w:r>
               <w:rPr>
-                <w:rFonts w:ascii="Arial" w:hAnsi="Arial"/>
-                <w:sz w:val="17"/>
+                <w:sz w:val="16"/>
               </w:rPr>
               <w:t>Registrar como incidente.</w:t>
             </w:r>
@@ -4216,23 +2892,13 @@
       <w:tr>
         <w:tc>
           <w:tcPr>
-            <w:tcW w:type="dxa" w:w="700"/>
-            <w:tcMar>
-              <w:top w:w="90" w:type="dxa"/>
-              <w:start w:w="120" w:type="dxa"/>
-              <w:bottom w:w="90" w:type="dxa"/>
-              <w:end w:w="120" w:type="dxa"/>
-            </w:tcMar>
+            <w:tcW w:type="dxa" w:w="2556"/>
             <w:vAlign w:val="center"/>
           </w:tcPr>
           <w:p>
-            <w:pPr>
-              <w:spacing w:after="0"/>
-            </w:pPr>
             <w:r>
               <w:rPr>
-                <w:rFonts w:ascii="Arial" w:hAnsi="Arial"/>
-                <w:sz w:val="17"/>
+                <w:sz w:val="16"/>
               </w:rPr>
               <w:t>2</w:t>
             </w:r>
@@ -4240,71 +2906,41 @@
         </w:tc>
         <w:tc>
           <w:tcPr>
-            <w:tcW w:type="dxa" w:w="4300"/>
-            <w:tcMar>
-              <w:top w:w="90" w:type="dxa"/>
-              <w:start w:w="120" w:type="dxa"/>
-              <w:bottom w:w="90" w:type="dxa"/>
-              <w:end w:w="120" w:type="dxa"/>
-            </w:tcMar>
+            <w:tcW w:type="dxa" w:w="2556"/>
             <w:vAlign w:val="center"/>
           </w:tcPr>
           <w:p>
-            <w:pPr>
-              <w:spacing w:after="0"/>
-            </w:pPr>
             <w:r>
               <w:rPr>
-                <w:rFonts w:ascii="Arial" w:hAnsi="Arial"/>
-                <w:sz w:val="17"/>
+                <w:sz w:val="16"/>
               </w:rPr>
-              <w:t>Categorizar como 5. TABLET &gt; FURTO/ROUBO/PERDA .</w:t>
+              <w:t>Categorizar como 5. TABLET &gt; FURTO/ROUBO/PERDA.</w:t>
             </w:r>
           </w:p>
         </w:tc>
         <w:tc>
           <w:tcPr>
-            <w:tcW w:type="dxa" w:w="1700"/>
-            <w:tcMar>
-              <w:top w:w="90" w:type="dxa"/>
-              <w:start w:w="120" w:type="dxa"/>
-              <w:bottom w:w="90" w:type="dxa"/>
-              <w:end w:w="120" w:type="dxa"/>
-            </w:tcMar>
+            <w:tcW w:type="dxa" w:w="2556"/>
             <w:vAlign w:val="center"/>
           </w:tcPr>
           <w:p>
-            <w:pPr>
-              <w:spacing w:after="0"/>
-            </w:pPr>
             <w:r>
               <w:rPr>
-                <w:rFonts w:ascii="Arial" w:hAnsi="Arial"/>
-                <w:sz w:val="17"/>
+                <w:sz w:val="16"/>
               </w:rPr>
-              <w:t>Administrativo</w:t>
+              <w:t>Nível 1</w:t>
             </w:r>
           </w:p>
         </w:tc>
         <w:tc>
           <w:tcPr>
-            <w:tcW w:type="dxa" w:w="2660"/>
-            <w:tcMar>
-              <w:top w:w="90" w:type="dxa"/>
-              <w:start w:w="120" w:type="dxa"/>
-              <w:bottom w:w="90" w:type="dxa"/>
-              <w:end w:w="120" w:type="dxa"/>
-            </w:tcMar>
+            <w:tcW w:type="dxa" w:w="2556"/>
             <w:vAlign w:val="center"/>
           </w:tcPr>
           <w:p>
-            <w:pPr>
-              <w:spacing w:after="0"/>
-            </w:pPr>
             <w:r>
               <w:rPr>
-                <w:rFonts w:ascii="Arial" w:hAnsi="Arial"/>
-                <w:sz w:val="17"/>
+                <w:sz w:val="16"/>
               </w:rPr>
               <w:t>Não usar transferência ou devolução para desaparecimento.</w:t>
             </w:r>
@@ -4314,23 +2950,13 @@
       <w:tr>
         <w:tc>
           <w:tcPr>
-            <w:tcW w:type="dxa" w:w="700"/>
-            <w:tcMar>
-              <w:top w:w="90" w:type="dxa"/>
-              <w:start w:w="120" w:type="dxa"/>
-              <w:bottom w:w="90" w:type="dxa"/>
-              <w:end w:w="120" w:type="dxa"/>
-            </w:tcMar>
+            <w:tcW w:type="dxa" w:w="2556"/>
             <w:vAlign w:val="center"/>
           </w:tcPr>
           <w:p>
-            <w:pPr>
-              <w:spacing w:after="0"/>
-            </w:pPr>
             <w:r>
               <w:rPr>
-                <w:rFonts w:ascii="Arial" w:hAnsi="Arial"/>
-                <w:sz w:val="17"/>
+                <w:sz w:val="16"/>
               </w:rPr>
               <w:t>3</w:t>
             </w:r>
@@ -4338,23 +2964,13 @@
         </w:tc>
         <w:tc>
           <w:tcPr>
-            <w:tcW w:type="dxa" w:w="4300"/>
-            <w:tcMar>
-              <w:top w:w="90" w:type="dxa"/>
-              <w:start w:w="120" w:type="dxa"/>
-              <w:bottom w:w="90" w:type="dxa"/>
-              <w:end w:w="120" w:type="dxa"/>
-            </w:tcMar>
+            <w:tcW w:type="dxa" w:w="2556"/>
             <w:vAlign w:val="center"/>
           </w:tcPr>
           <w:p>
-            <w:pPr>
-              <w:spacing w:after="0"/>
-            </w:pPr>
             <w:r>
               <w:rPr>
-                <w:rFonts w:ascii="Arial" w:hAnsi="Arial"/>
-                <w:sz w:val="17"/>
+                <w:sz w:val="16"/>
               </w:rPr>
               <w:t>Registrar responsável, unidade, contatos, tombamento, IMEI, número de série e chip.</w:t>
             </w:r>
@@ -4362,47 +2978,27 @@
         </w:tc>
         <w:tc>
           <w:tcPr>
-            <w:tcW w:type="dxa" w:w="1700"/>
-            <w:tcMar>
-              <w:top w:w="90" w:type="dxa"/>
-              <w:start w:w="120" w:type="dxa"/>
-              <w:bottom w:w="90" w:type="dxa"/>
-              <w:end w:w="120" w:type="dxa"/>
-            </w:tcMar>
+            <w:tcW w:type="dxa" w:w="2556"/>
             <w:vAlign w:val="center"/>
           </w:tcPr>
           <w:p>
-            <w:pPr>
-              <w:spacing w:after="0"/>
-            </w:pPr>
             <w:r>
               <w:rPr>
-                <w:rFonts w:ascii="Arial" w:hAnsi="Arial"/>
-                <w:sz w:val="17"/>
+                <w:sz w:val="16"/>
               </w:rPr>
-              <w:t>Administrativo</w:t>
+              <w:t>Nível 1</w:t>
             </w:r>
           </w:p>
         </w:tc>
         <w:tc>
           <w:tcPr>
-            <w:tcW w:type="dxa" w:w="2660"/>
-            <w:tcMar>
-              <w:top w:w="90" w:type="dxa"/>
-              <w:start w:w="120" w:type="dxa"/>
-              <w:bottom w:w="90" w:type="dxa"/>
-              <w:end w:w="120" w:type="dxa"/>
-            </w:tcMar>
+            <w:tcW w:type="dxa" w:w="2556"/>
             <w:vAlign w:val="center"/>
           </w:tcPr>
           <w:p>
-            <w:pPr>
-              <w:spacing w:after="0"/>
-            </w:pPr>
             <w:r>
               <w:rPr>
-                <w:rFonts w:ascii="Arial" w:hAnsi="Arial"/>
-                <w:sz w:val="17"/>
+                <w:sz w:val="16"/>
               </w:rPr>
               <w:t>Quanto mais completo o registro, melhor a rastreabilidade.</w:t>
             </w:r>
@@ -4412,23 +3008,13 @@
       <w:tr>
         <w:tc>
           <w:tcPr>
-            <w:tcW w:type="dxa" w:w="700"/>
-            <w:tcMar>
-              <w:top w:w="90" w:type="dxa"/>
-              <w:start w:w="120" w:type="dxa"/>
-              <w:bottom w:w="90" w:type="dxa"/>
-              <w:end w:w="120" w:type="dxa"/>
-            </w:tcMar>
+            <w:tcW w:type="dxa" w:w="2556"/>
             <w:vAlign w:val="center"/>
           </w:tcPr>
           <w:p>
-            <w:pPr>
-              <w:spacing w:after="0"/>
-            </w:pPr>
             <w:r>
               <w:rPr>
-                <w:rFonts w:ascii="Arial" w:hAnsi="Arial"/>
-                <w:sz w:val="17"/>
+                <w:sz w:val="16"/>
               </w:rPr>
               <w:t>4</w:t>
             </w:r>
@@ -4436,23 +3022,13 @@
         </w:tc>
         <w:tc>
           <w:tcPr>
-            <w:tcW w:type="dxa" w:w="4300"/>
-            <w:tcMar>
-              <w:top w:w="90" w:type="dxa"/>
-              <w:start w:w="120" w:type="dxa"/>
-              <w:bottom w:w="90" w:type="dxa"/>
-              <w:end w:w="120" w:type="dxa"/>
-            </w:tcMar>
+            <w:tcW w:type="dxa" w:w="2556"/>
             <w:vAlign w:val="center"/>
           </w:tcPr>
           <w:p>
-            <w:pPr>
-              <w:spacing w:after="0"/>
-            </w:pPr>
             <w:r>
               <w:rPr>
-                <w:rFonts w:ascii="Arial" w:hAnsi="Arial"/>
-                <w:sz w:val="17"/>
+                <w:sz w:val="16"/>
               </w:rPr>
               <w:t>Anexar documentos ou evidências relacionadas à ocorrência, quando houver.</w:t>
             </w:r>
@@ -4460,23 +3036,13 @@
         </w:tc>
         <w:tc>
           <w:tcPr>
-            <w:tcW w:type="dxa" w:w="1700"/>
-            <w:tcMar>
-              <w:top w:w="90" w:type="dxa"/>
-              <w:start w:w="120" w:type="dxa"/>
-              <w:bottom w:w="90" w:type="dxa"/>
-              <w:end w:w="120" w:type="dxa"/>
-            </w:tcMar>
+            <w:tcW w:type="dxa" w:w="2556"/>
             <w:vAlign w:val="center"/>
           </w:tcPr>
           <w:p>
-            <w:pPr>
-              <w:spacing w:after="0"/>
-            </w:pPr>
             <w:r>
               <w:rPr>
-                <w:rFonts w:ascii="Arial" w:hAnsi="Arial"/>
-                <w:sz w:val="17"/>
+                <w:sz w:val="16"/>
               </w:rPr>
               <w:t>Administrativo</w:t>
             </w:r>
@@ -4484,23 +3050,13 @@
         </w:tc>
         <w:tc>
           <w:tcPr>
-            <w:tcW w:type="dxa" w:w="2660"/>
-            <w:tcMar>
-              <w:top w:w="90" w:type="dxa"/>
-              <w:start w:w="120" w:type="dxa"/>
-              <w:bottom w:w="90" w:type="dxa"/>
-              <w:end w:w="120" w:type="dxa"/>
-            </w:tcMar>
+            <w:tcW w:type="dxa" w:w="2556"/>
             <w:vAlign w:val="center"/>
           </w:tcPr>
           <w:p>
-            <w:pPr>
-              <w:spacing w:after="0"/>
-            </w:pPr>
             <w:r>
               <w:rPr>
-                <w:rFonts w:ascii="Arial" w:hAnsi="Arial"/>
-                <w:sz w:val="17"/>
+                <w:sz w:val="16"/>
               </w:rPr>
               <w:t>Exemplo: boletim, declaração, e-mail ou comunicação oficial.</w:t>
             </w:r>
@@ -4510,23 +3066,13 @@
       <w:tr>
         <w:tc>
           <w:tcPr>
-            <w:tcW w:type="dxa" w:w="700"/>
-            <w:tcMar>
-              <w:top w:w="90" w:type="dxa"/>
-              <w:start w:w="120" w:type="dxa"/>
-              <w:bottom w:w="90" w:type="dxa"/>
-              <w:end w:w="120" w:type="dxa"/>
-            </w:tcMar>
+            <w:tcW w:type="dxa" w:w="2556"/>
             <w:vAlign w:val="center"/>
           </w:tcPr>
           <w:p>
-            <w:pPr>
-              <w:spacing w:after="0"/>
-            </w:pPr>
             <w:r>
               <w:rPr>
-                <w:rFonts w:ascii="Arial" w:hAnsi="Arial"/>
-                <w:sz w:val="17"/>
+                <w:sz w:val="16"/>
               </w:rPr>
               <w:t>5</w:t>
             </w:r>
@@ -4534,23 +3080,13 @@
         </w:tc>
         <w:tc>
           <w:tcPr>
-            <w:tcW w:type="dxa" w:w="4300"/>
-            <w:tcMar>
-              <w:top w:w="90" w:type="dxa"/>
-              <w:start w:w="120" w:type="dxa"/>
-              <w:bottom w:w="90" w:type="dxa"/>
-              <w:end w:w="120" w:type="dxa"/>
-            </w:tcMar>
+            <w:tcW w:type="dxa" w:w="2556"/>
             <w:vAlign w:val="center"/>
           </w:tcPr>
           <w:p>
-            <w:pPr>
-              <w:spacing w:after="0"/>
-            </w:pPr>
             <w:r>
               <w:rPr>
-                <w:rFonts w:ascii="Arial" w:hAnsi="Arial"/>
-                <w:sz w:val="17"/>
+                <w:sz w:val="16"/>
               </w:rPr>
               <w:t>Registrar providências administrativas cabíveis e encerrar após a formalização.</w:t>
             </w:r>
@@ -4558,23 +3094,13 @@
         </w:tc>
         <w:tc>
           <w:tcPr>
-            <w:tcW w:type="dxa" w:w="1700"/>
-            <w:tcMar>
-              <w:top w:w="90" w:type="dxa"/>
-              <w:start w:w="120" w:type="dxa"/>
-              <w:bottom w:w="90" w:type="dxa"/>
-              <w:end w:w="120" w:type="dxa"/>
-            </w:tcMar>
+            <w:tcW w:type="dxa" w:w="2556"/>
             <w:vAlign w:val="center"/>
           </w:tcPr>
           <w:p>
-            <w:pPr>
-              <w:spacing w:after="0"/>
-            </w:pPr>
             <w:r>
               <w:rPr>
-                <w:rFonts w:ascii="Arial" w:hAnsi="Arial"/>
-                <w:sz w:val="17"/>
+                <w:sz w:val="16"/>
               </w:rPr>
               <w:t>Administrativo</w:t>
             </w:r>
@@ -4582,23 +3108,13 @@
         </w:tc>
         <w:tc>
           <w:tcPr>
-            <w:tcW w:type="dxa" w:w="2660"/>
-            <w:tcMar>
-              <w:top w:w="90" w:type="dxa"/>
-              <w:start w:w="120" w:type="dxa"/>
-              <w:bottom w:w="90" w:type="dxa"/>
-              <w:end w:w="120" w:type="dxa"/>
-            </w:tcMar>
+            <w:tcW w:type="dxa" w:w="2556"/>
             <w:vAlign w:val="center"/>
           </w:tcPr>
           <w:p>
-            <w:pPr>
-              <w:spacing w:after="0"/>
-            </w:pPr>
             <w:r>
               <w:rPr>
-                <w:rFonts w:ascii="Arial" w:hAnsi="Arial"/>
-                <w:sz w:val="17"/>
+                <w:sz w:val="16"/>
               </w:rPr>
               <w:t>A solução deve informar a providência tomada.</w:t>
             </w:r>
@@ -4606,11 +3122,7 @@
         </w:tc>
       </w:tr>
     </w:tbl>
-    <w:p>
-      <w:pPr>
-        <w:spacing w:after="40"/>
-      </w:pPr>
-    </w:p>
+    <w:p/>
     <w:p>
       <w:pPr>
         <w:pStyle w:val="Heading1"/>
@@ -4620,11 +3132,64 @@
       </w:r>
     </w:p>
     <w:p>
+      <w:r>
+        <w:t>Planilha de controleRegistro e acompanhamento de tablets</w:t>
+        <w:br/>
+        <w:t>https://docs.google.com/spreadsheets/d/1UJXsj704G00JUxpc3KG0iWwYU31M_VV0m82ZPr5qgME/edit?gid=1137835877#gid=1137835877</w:t>
+      </w:r>
+    </w:p>
+    <w:p>
+      <w:r>
+        <w:t>TIM MonitorAcompanhamento de garantia / assistência</w:t>
+        <w:br/>
+        <w:t>https://ent-tim.datamobpro.com/dashboard</w:t>
+      </w:r>
+    </w:p>
+    <w:p>
+      <w:r>
+        <w:t>Protocolo de entregaDocumento para assinatura no recebimento</w:t>
+        <w:br/>
+        <w:t>https://docs.google.com/document/d/12coFcsvt64wYnPASdJNMToJ6mdq5bLoa/edit</w:t>
+      </w:r>
+    </w:p>
+    <w:p>
       <w:pPr>
         <w:pStyle w:val="Heading1"/>
       </w:pPr>
       <w:r>
         <w:t>Modelos de registro e mensagem</w:t>
+      </w:r>
+    </w:p>
+    <w:p>
+      <w:pPr>
+        <w:pStyle w:val="IntenseQuote"/>
+      </w:pPr>
+      <w:r>
+        <w:t>Registro de recebimento para garantiaTablet recebido por [nome] na manhã/tarde do dia XX/XX/2026 com carregador, chip e caixa. Nome: [informar]. Contatos: [informar]. Tombamento: [informar]. IMEI: [informar]. N/S: [informar]. CHIP: [informar]. Ocorrido: [descrever]. Será enviado para a garantia.</w:t>
+      </w:r>
+    </w:p>
+    <w:p>
+      <w:pPr>
+        <w:pStyle w:val="IntenseQuote"/>
+      </w:pPr>
+      <w:r>
+        <w:t>Retorno com reparoInformamos que o tablet retornou da assistência técnica após atendimento em garantia, tendo sido realizado [descrever reparo]. O documento comprobatório da garantia e do respectivo reparo encontra-se anexado ao processo para consulta. Entramos em contato com a ACS para realizar a devolução no dia XX/XX/2026.</w:t>
+      </w:r>
+    </w:p>
+    <w:p>
+      <w:pPr>
+        <w:pStyle w:val="IntenseQuote"/>
+      </w:pPr>
+      <w:r>
+        <w:t>Retorno sem cobertura da garantiaO conserto do tablet não foi coberto pela garantia, o mesmo será condenado. Laudo da assistência anexado no chamado. Chegou na GTIC: XX/XX/2026.</w:t>
+      </w:r>
+    </w:p>
+    <w:p>
+      <w:pPr>
+        <w:pStyle w:val="IntenseQuote"/>
+      </w:pPr>
+      <w:r>
+        <w:t>Contato para retiradaOlá, boa tarde. Aqui é da GTIC. Estamos entrando em contato para informar que seu tablet já se encontra disponível na GTIC para retirada na data do dia XX/XX/XXXX, das 9h às 11h ou das 13h às 16h. Procurar [nome]. Endereço: Rua dos Palmares, 441, Santo Amaro. Atrás do Waldemar de Oliveira.</w:t>
       </w:r>
     </w:p>
     <w:p>
@@ -4638,125 +3203,57 @@
     <w:p>
       <w:pPr>
         <w:pStyle w:val="ListBullet"/>
-        <w:spacing w:after="60"/>
-        <w:ind w:left="461" w:hanging="259"/>
       </w:pPr>
       <w:r>
-        <w:t>Todo chamado deve ser aberto no GLPI e categorizado conforme a solicitação exata do catálogo administrativo de Tablet.</w:t>
+        <w:t>O Nível 1 abre os chamados de Configuração, Devolução, Empréstimo, Furto/Roubo/Perda e Manutenção Corretiva.</w:t>
       </w:r>
     </w:p>
     <w:p>
       <w:pPr>
         <w:pStyle w:val="ListBullet"/>
-        <w:spacing w:after="60"/>
-        <w:ind w:left="461" w:hanging="259"/>
       </w:pPr>
       <w:r>
-        <w:t xml:space="preserve">Recebimento de tablet, empréstimo temporário e devolução devem usar </w:t>
-      </w:r>
-      <w:r>
-        <w:rPr>
-          <w:b/>
-        </w:rPr>
-        <w:t>EMPRÉSTIMO/DEVOLUÇÃO</w:t>
-      </w:r>
-      <w:r>
-        <w:t>.</w:t>
+        <w:t>Somente o chamado de ENTREGA é aberto diretamente pelo setor Administrativo no GLPI.</w:t>
       </w:r>
     </w:p>
     <w:p>
       <w:pPr>
         <w:pStyle w:val="ListBullet"/>
-        <w:spacing w:after="60"/>
-        <w:ind w:left="461" w:hanging="259"/>
       </w:pPr>
       <w:r>
-        <w:t xml:space="preserve">Transferência de posse, destino ou liberação administrativa deve usar </w:t>
-      </w:r>
-      <w:r>
-        <w:rPr>
-          <w:b/>
-        </w:rPr>
-        <w:t>TRANSFERÊNCIA/LIBERAÇÃO</w:t>
-      </w:r>
-      <w:r>
-        <w:t>.</w:t>
+        <w:t>Cada chamado deve usar a solicitação exata do catálogo administrativo de Tablet.</w:t>
       </w:r>
     </w:p>
     <w:p>
       <w:pPr>
         <w:pStyle w:val="ListBullet"/>
-        <w:spacing w:after="60"/>
-        <w:ind w:left="461" w:hanging="259"/>
       </w:pPr>
       <w:r>
-        <w:t xml:space="preserve">Falha ou defeito deve usar </w:t>
-      </w:r>
-      <w:r>
-        <w:rPr>
-          <w:b/>
-        </w:rPr>
-        <w:t>MANUTENÇÃO CORRETIVA</w:t>
-      </w:r>
-      <w:r>
-        <w:t xml:space="preserve"> e pode envolver a TIM.</w:t>
+        <w:t>Falha ou defeito deve usar MANUTENÇÃO CORRETIVA e pode envolver a TIM.</w:t>
       </w:r>
     </w:p>
     <w:p>
       <w:pPr>
         <w:pStyle w:val="ListBullet"/>
-        <w:spacing w:after="60"/>
-        <w:ind w:left="461" w:hanging="259"/>
       </w:pPr>
       <w:r>
-        <w:t>Furto, roubo ou perda deve ser registrado como incidente específico e com evidências anexadas quando houver.</w:t>
+        <w:t>Furto, roubo ou perda deve ser registrado como incidente específico, com evidências quando houver.</w:t>
       </w:r>
     </w:p>
     <w:p>
       <w:pPr>
         <w:pStyle w:val="ListBullet"/>
-        <w:spacing w:after="60"/>
-        <w:ind w:left="461" w:hanging="259"/>
       </w:pPr>
       <w:r>
-        <w:t xml:space="preserve">Responsáveis das etapas devem ser </w:t>
-      </w:r>
-      <w:r>
-        <w:rPr>
-          <w:b/>
-        </w:rPr>
-        <w:t>Administrativo</w:t>
-      </w:r>
-      <w:r>
-        <w:t xml:space="preserve">, exceto na manutenção corretiva, que pode ter </w:t>
-      </w:r>
-      <w:r>
-        <w:rPr>
-          <w:b/>
-        </w:rPr>
-        <w:t>Administrativo / TIM</w:t>
-      </w:r>
-      <w:r>
-        <w:t xml:space="preserve"> ou </w:t>
-      </w:r>
-      <w:r>
-        <w:rPr>
-          <w:b/>
-        </w:rPr>
-        <w:t>TIM</w:t>
-      </w:r>
-      <w:r>
-        <w:t>.</w:t>
+        <w:t>O Administrativo executa e acompanha as etapas administrativas após a abertura e o encaminhamento.</w:t>
       </w:r>
     </w:p>
     <w:p>
       <w:pPr>
         <w:pStyle w:val="ListBullet"/>
-        <w:spacing w:after="60"/>
-        <w:ind w:left="461" w:hanging="259"/>
       </w:pPr>
       <w:r>
-        <w:t>Encerrar chamados somente após anexar evidências obrigatórias e registrar solução clara.</w:t>
+        <w:t>Encerrar somente após anexar as evidências obrigatórias e registrar uma solução clara.</w:t>
       </w:r>
     </w:p>
     <w:p>
@@ -4772,41 +3269,27 @@
         <w:tblStyle w:val="TableGrid"/>
         <w:tblW w:type="auto" w:w="0"/>
         <w:jc w:val="center"/>
-        <w:tblLayout w:type="fixed"/>
         <w:tblLook w:firstColumn="1" w:firstRow="1" w:lastColumn="0" w:lastRow="0" w:noHBand="0" w:noVBand="1" w:val="04A0"/>
       </w:tblPr>
       <w:tblGrid>
-        <w:gridCol w:w="700"/>
-        <w:gridCol w:w="4300"/>
-        <w:gridCol w:w="1700"/>
-        <w:gridCol w:w="2660"/>
+        <w:gridCol w:w="2556"/>
+        <w:gridCol w:w="2556"/>
+        <w:gridCol w:w="2556"/>
+        <w:gridCol w:w="2556"/>
       </w:tblGrid>
       <w:tr>
-        <w:trPr>
-          <w:tblHeader w:val="true"/>
-        </w:trPr>
         <w:tc>
           <w:tcPr>
-            <w:tcW w:type="dxa" w:w="700"/>
-            <w:tcMar>
-              <w:top w:w="90" w:type="dxa"/>
-              <w:start w:w="120" w:type="dxa"/>
-              <w:bottom w:w="90" w:type="dxa"/>
-              <w:end w:w="120" w:type="dxa"/>
-            </w:tcMar>
+            <w:tcW w:type="dxa" w:w="2556"/>
             <w:vAlign w:val="center"/>
-            <w:shd w:fill="EAF2F8"/>
+            <w:shd w:fill="14213D"/>
           </w:tcPr>
           <w:p>
-            <w:pPr>
-              <w:spacing w:after="0"/>
-            </w:pPr>
             <w:r>
               <w:rPr>
-                <w:rFonts w:ascii="Arial" w:hAnsi="Arial"/>
                 <w:b/>
-                <w:color w:val="163A63"/>
-                <w:sz w:val="17"/>
+                <w:color w:val="FFFFFF"/>
+                <w:sz w:val="16"/>
               </w:rPr>
               <w:t>Versão</w:t>
             </w:r>
@@ -4814,26 +3297,16 @@
         </w:tc>
         <w:tc>
           <w:tcPr>
-            <w:tcW w:type="dxa" w:w="4300"/>
-            <w:tcMar>
-              <w:top w:w="90" w:type="dxa"/>
-              <w:start w:w="120" w:type="dxa"/>
-              <w:bottom w:w="90" w:type="dxa"/>
-              <w:end w:w="120" w:type="dxa"/>
-            </w:tcMar>
+            <w:tcW w:type="dxa" w:w="2556"/>
             <w:vAlign w:val="center"/>
-            <w:shd w:fill="EAF2F8"/>
+            <w:shd w:fill="14213D"/>
           </w:tcPr>
           <w:p>
-            <w:pPr>
-              <w:spacing w:after="0"/>
-            </w:pPr>
             <w:r>
               <w:rPr>
-                <w:rFonts w:ascii="Arial" w:hAnsi="Arial"/>
                 <w:b/>
-                <w:color w:val="163A63"/>
-                <w:sz w:val="17"/>
+                <w:color w:val="FFFFFF"/>
+                <w:sz w:val="16"/>
               </w:rPr>
               <w:t>Data</w:t>
             </w:r>
@@ -4841,26 +3314,16 @@
         </w:tc>
         <w:tc>
           <w:tcPr>
-            <w:tcW w:type="dxa" w:w="1700"/>
-            <w:tcMar>
-              <w:top w:w="90" w:type="dxa"/>
-              <w:start w:w="120" w:type="dxa"/>
-              <w:bottom w:w="90" w:type="dxa"/>
-              <w:end w:w="120" w:type="dxa"/>
-            </w:tcMar>
+            <w:tcW w:type="dxa" w:w="2556"/>
             <w:vAlign w:val="center"/>
-            <w:shd w:fill="EAF2F8"/>
+            <w:shd w:fill="14213D"/>
           </w:tcPr>
           <w:p>
-            <w:pPr>
-              <w:spacing w:after="0"/>
-            </w:pPr>
             <w:r>
               <w:rPr>
-                <w:rFonts w:ascii="Arial" w:hAnsi="Arial"/>
                 <w:b/>
-                <w:color w:val="163A63"/>
-                <w:sz w:val="17"/>
+                <w:color w:val="FFFFFF"/>
+                <w:sz w:val="16"/>
               </w:rPr>
               <w:t>Responsável</w:t>
             </w:r>
@@ -4868,26 +3331,16 @@
         </w:tc>
         <w:tc>
           <w:tcPr>
-            <w:tcW w:type="dxa" w:w="2660"/>
-            <w:tcMar>
-              <w:top w:w="90" w:type="dxa"/>
-              <w:start w:w="120" w:type="dxa"/>
-              <w:bottom w:w="90" w:type="dxa"/>
-              <w:end w:w="120" w:type="dxa"/>
-            </w:tcMar>
+            <w:tcW w:type="dxa" w:w="2556"/>
             <w:vAlign w:val="center"/>
-            <w:shd w:fill="EAF2F8"/>
+            <w:shd w:fill="14213D"/>
           </w:tcPr>
           <w:p>
-            <w:pPr>
-              <w:spacing w:after="0"/>
-            </w:pPr>
             <w:r>
               <w:rPr>
-                <w:rFonts w:ascii="Arial" w:hAnsi="Arial"/>
                 <w:b/>
-                <w:color w:val="163A63"/>
-                <w:sz w:val="17"/>
+                <w:color w:val="FFFFFF"/>
+                <w:sz w:val="16"/>
               </w:rPr>
               <w:t>Descrição</w:t>
             </w:r>
@@ -4897,23 +3350,71 @@
       <w:tr>
         <w:tc>
           <w:tcPr>
-            <w:tcW w:type="dxa" w:w="700"/>
-            <w:tcMar>
-              <w:top w:w="90" w:type="dxa"/>
-              <w:start w:w="120" w:type="dxa"/>
-              <w:bottom w:w="90" w:type="dxa"/>
-              <w:end w:w="120" w:type="dxa"/>
-            </w:tcMar>
+            <w:tcW w:type="dxa" w:w="2556"/>
             <w:vAlign w:val="center"/>
           </w:tcPr>
           <w:p>
-            <w:pPr>
-              <w:spacing w:after="0"/>
-            </w:pPr>
             <w:r>
               <w:rPr>
-                <w:rFonts w:ascii="Arial" w:hAnsi="Arial"/>
-                <w:sz w:val="17"/>
+                <w:sz w:val="16"/>
+              </w:rPr>
+              <w:t>1.2</w:t>
+            </w:r>
+          </w:p>
+        </w:tc>
+        <w:tc>
+          <w:tcPr>
+            <w:tcW w:type="dxa" w:w="2556"/>
+            <w:vAlign w:val="center"/>
+          </w:tcPr>
+          <w:p>
+            <w:r>
+              <w:rPr>
+                <w:sz w:val="16"/>
+              </w:rPr>
+              <w:t>Outubro / 2026</w:t>
+            </w:r>
+          </w:p>
+        </w:tc>
+        <w:tc>
+          <w:tcPr>
+            <w:tcW w:type="dxa" w:w="2556"/>
+            <w:vAlign w:val="center"/>
+          </w:tcPr>
+          <w:p>
+            <w:r>
+              <w:rPr>
+                <w:sz w:val="16"/>
+              </w:rPr>
+              <w:t>Administrativo / Saúde Digital Atende</w:t>
+            </w:r>
+          </w:p>
+        </w:tc>
+        <w:tc>
+          <w:tcPr>
+            <w:tcW w:type="dxa" w:w="2556"/>
+            <w:vAlign w:val="center"/>
+          </w:tcPr>
+          <w:p>
+            <w:r>
+              <w:rPr>
+                <w:sz w:val="16"/>
+              </w:rPr>
+              <w:t>Atualização das solicitações e da responsabilidade de abertura: Nível 1, exceto Entrega pelo Administrativo</w:t>
+            </w:r>
+          </w:p>
+        </w:tc>
+      </w:tr>
+      <w:tr>
+        <w:tc>
+          <w:tcPr>
+            <w:tcW w:type="dxa" w:w="2556"/>
+            <w:vAlign w:val="center"/>
+          </w:tcPr>
+          <w:p>
+            <w:r>
+              <w:rPr>
+                <w:sz w:val="16"/>
               </w:rPr>
               <w:t>1.1</w:t>
             </w:r>
@@ -4921,23 +3422,13 @@
         </w:tc>
         <w:tc>
           <w:tcPr>
-            <w:tcW w:type="dxa" w:w="4300"/>
-            <w:tcMar>
-              <w:top w:w="90" w:type="dxa"/>
-              <w:start w:w="120" w:type="dxa"/>
-              <w:bottom w:w="90" w:type="dxa"/>
-              <w:end w:w="120" w:type="dxa"/>
-            </w:tcMar>
+            <w:tcW w:type="dxa" w:w="2556"/>
             <w:vAlign w:val="center"/>
           </w:tcPr>
           <w:p>
-            <w:pPr>
-              <w:spacing w:after="0"/>
-            </w:pPr>
             <w:r>
               <w:rPr>
-                <w:rFonts w:ascii="Arial" w:hAnsi="Arial"/>
-                <w:sz w:val="17"/>
+                <w:sz w:val="16"/>
               </w:rPr>
               <w:t>Julho / 2026</w:t>
             </w:r>
@@ -4945,23 +3436,13 @@
         </w:tc>
         <w:tc>
           <w:tcPr>
-            <w:tcW w:type="dxa" w:w="1700"/>
-            <w:tcMar>
-              <w:top w:w="90" w:type="dxa"/>
-              <w:start w:w="120" w:type="dxa"/>
-              <w:bottom w:w="90" w:type="dxa"/>
-              <w:end w:w="120" w:type="dxa"/>
-            </w:tcMar>
+            <w:tcW w:type="dxa" w:w="2556"/>
             <w:vAlign w:val="center"/>
           </w:tcPr>
           <w:p>
-            <w:pPr>
-              <w:spacing w:after="0"/>
-            </w:pPr>
             <w:r>
               <w:rPr>
-                <w:rFonts w:ascii="Arial" w:hAnsi="Arial"/>
-                <w:sz w:val="17"/>
+                <w:sz w:val="16"/>
               </w:rPr>
               <w:t>Administrativo / Saúde Digital Atende</w:t>
             </w:r>
@@ -4969,23 +3450,13 @@
         </w:tc>
         <w:tc>
           <w:tcPr>
-            <w:tcW w:type="dxa" w:w="2660"/>
-            <w:tcMar>
-              <w:top w:w="90" w:type="dxa"/>
-              <w:start w:w="120" w:type="dxa"/>
-              <w:bottom w:w="90" w:type="dxa"/>
-              <w:end w:w="120" w:type="dxa"/>
-            </w:tcMar>
+            <w:tcW w:type="dxa" w:w="2556"/>
             <w:vAlign w:val="center"/>
           </w:tcPr>
           <w:p>
-            <w:pPr>
-              <w:spacing w:after="0"/>
-            </w:pPr>
             <w:r>
               <w:rPr>
-                <w:rFonts w:ascii="Arial" w:hAnsi="Arial"/>
-                <w:sz w:val="17"/>
+                <w:sz w:val="16"/>
               </w:rPr>
               <w:t>Separação do processo por solicitação do catálogo administrativo de Tablet</w:t>
             </w:r>
@@ -4995,23 +3466,13 @@
       <w:tr>
         <w:tc>
           <w:tcPr>
-            <w:tcW w:type="dxa" w:w="700"/>
-            <w:tcMar>
-              <w:top w:w="90" w:type="dxa"/>
-              <w:start w:w="120" w:type="dxa"/>
-              <w:bottom w:w="90" w:type="dxa"/>
-              <w:end w:w="120" w:type="dxa"/>
-            </w:tcMar>
+            <w:tcW w:type="dxa" w:w="2556"/>
             <w:vAlign w:val="center"/>
           </w:tcPr>
           <w:p>
-            <w:pPr>
-              <w:spacing w:after="0"/>
-            </w:pPr>
             <w:r>
               <w:rPr>
-                <w:rFonts w:ascii="Arial" w:hAnsi="Arial"/>
-                <w:sz w:val="17"/>
+                <w:sz w:val="16"/>
               </w:rPr>
               <w:t>1.0</w:t>
             </w:r>
@@ -5019,23 +3480,13 @@
         </w:tc>
         <w:tc>
           <w:tcPr>
-            <w:tcW w:type="dxa" w:w="4300"/>
-            <w:tcMar>
-              <w:top w:w="90" w:type="dxa"/>
-              <w:start w:w="120" w:type="dxa"/>
-              <w:bottom w:w="90" w:type="dxa"/>
-              <w:end w:w="120" w:type="dxa"/>
-            </w:tcMar>
+            <w:tcW w:type="dxa" w:w="2556"/>
             <w:vAlign w:val="center"/>
           </w:tcPr>
           <w:p>
-            <w:pPr>
-              <w:spacing w:after="0"/>
-            </w:pPr>
             <w:r>
               <w:rPr>
-                <w:rFonts w:ascii="Arial" w:hAnsi="Arial"/>
-                <w:sz w:val="17"/>
+                <w:sz w:val="16"/>
               </w:rPr>
               <w:t>Julho / 2026</w:t>
             </w:r>
@@ -5043,23 +3494,13 @@
         </w:tc>
         <w:tc>
           <w:tcPr>
-            <w:tcW w:type="dxa" w:w="1700"/>
-            <w:tcMar>
-              <w:top w:w="90" w:type="dxa"/>
-              <w:start w:w="120" w:type="dxa"/>
-              <w:bottom w:w="90" w:type="dxa"/>
-              <w:end w:w="120" w:type="dxa"/>
-            </w:tcMar>
+            <w:tcW w:type="dxa" w:w="2556"/>
             <w:vAlign w:val="center"/>
           </w:tcPr>
           <w:p>
-            <w:pPr>
-              <w:spacing w:after="0"/>
-            </w:pPr>
             <w:r>
               <w:rPr>
-                <w:rFonts w:ascii="Arial" w:hAnsi="Arial"/>
-                <w:sz w:val="17"/>
+                <w:sz w:val="16"/>
               </w:rPr>
               <w:t>Administrativo / Saúde Digital Atende</w:t>
             </w:r>
@@ -5067,23 +3508,13 @@
         </w:tc>
         <w:tc>
           <w:tcPr>
-            <w:tcW w:type="dxa" w:w="2660"/>
-            <w:tcMar>
-              <w:top w:w="90" w:type="dxa"/>
-              <w:start w:w="120" w:type="dxa"/>
-              <w:bottom w:w="90" w:type="dxa"/>
-              <w:end w:w="120" w:type="dxa"/>
-            </w:tcMar>
+            <w:tcW w:type="dxa" w:w="2556"/>
             <w:vAlign w:val="center"/>
           </w:tcPr>
           <w:p>
-            <w:pPr>
-              <w:spacing w:after="0"/>
-            </w:pPr>
             <w:r>
               <w:rPr>
-                <w:rFonts w:ascii="Arial" w:hAnsi="Arial"/>
-                <w:sz w:val="17"/>
+                <w:sz w:val="16"/>
               </w:rPr>
               <w:t>Criação do processo a partir do documento operacional de entrega de tablet</w:t>
             </w:r>
@@ -5091,18 +3522,11 @@
         </w:tc>
       </w:tr>
     </w:tbl>
-    <w:p>
-      <w:pPr>
-        <w:spacing w:after="40"/>
-      </w:pPr>
-    </w:p>
+    <w:p/>
     <w:sectPr>
-      <w:headerReference w:type="default" r:id="rId9"/>
-      <w:footerReference w:type="default" r:id="rId10"/>
-      <w:headerReference w:type="first" r:id="rId11"/>
-      <w:footerReference w:type="first" r:id="rId12"/>
+      <w:footerReference w:type="default" r:id="rId9"/>
       <w:pgSz w:w="12240" w:h="15840"/>
-      <w:pgMar w:top="1080" w:right="1123" w:bottom="1080" w:left="1123" w:header="504" w:footer="504" w:gutter="0"/>
+      <w:pgMar w:top="936" w:right="1008" w:bottom="936" w:left="1008" w:header="720" w:footer="720" w:gutter="0"/>
       <w:cols w:space="720"/>
       <w:docGrid w:linePitch="360"/>
     </w:sectPr>
@@ -5115,67 +3539,13 @@
   <w:p>
     <w:pPr>
       <w:pStyle w:val="Footer"/>
-      <w:jc w:val="right"/>
+      <w:jc w:val="center"/>
     </w:pPr>
     <w:r>
-      <w:rPr>
-        <w:rFonts w:ascii="Arial" w:hAnsi="Arial"/>
-        <w:color w:val="5E6B78"/>
-        <w:sz w:val="17"/>
-      </w:rPr>
-      <w:t xml:space="preserve">Secretaria de Saúde do Recife  |  </w:t>
+      <w:t>GTIC · Saúde Digital Atende · Processo Operacional de Tablets</w:t>
     </w:r>
-    <w:r>
-      <w:rPr>
-        <w:rFonts w:ascii="Arial" w:hAnsi="Arial"/>
-        <w:color w:val="5E6B78"/>
-        <w:sz w:val="18"/>
-      </w:rPr>
-      <w:t xml:space="preserve">Página </w:t>
-    </w:r>
-    <w:fldSimple w:instr="PAGE"/>
   </w:p>
 </w:ftr>
-</file>
-
-<file path=word/footer2.xml><?xml version="1.0" encoding="utf-8"?>
-<w:ftr xmlns:m="http://schemas.openxmlformats.org/officeDocument/2006/math" xmlns:mc="http://schemas.openxmlformats.org/markup-compatibility/2006" xmlns:mo="http://schemas.microsoft.com/office/mac/office/2008/main" xmlns:mv="urn:schemas-microsoft-com:mac:vml" xmlns:o="urn:schemas-microsoft-com:office:office" xmlns:r="http://schemas.openxmlformats.org/officeDocument/2006/relationships" xmlns:v="urn:schemas-microsoft-com:vml" xmlns:w10="urn:schemas-microsoft-com:office:word" xmlns:w14="http://schemas.microsoft.com/office/word/2010/wordml" xmlns:w="http://schemas.openxmlformats.org/wordprocessingml/2006/main" xmlns:wne="http://schemas.microsoft.com/office/word/2006/wordml" xmlns:wp14="http://schemas.microsoft.com/office/word/2010/wordprocessingDrawing" xmlns:wp="http://schemas.openxmlformats.org/drawingml/2006/wordprocessingDrawing" xmlns:wpc="http://schemas.microsoft.com/office/word/2010/wordprocessingCanvas" xmlns:wpg="http://schemas.microsoft.com/office/word/2010/wordprocessingGroup" xmlns:wpi="http://schemas.microsoft.com/office/word/2010/wordprocessingInk" xmlns:wps="http://schemas.microsoft.com/office/word/2010/wordprocessingShape" mc:Ignorable="w14 wp14">
-  <w:p>
-    <w:pPr>
-      <w:pStyle w:val="Footer"/>
-    </w:pPr>
-  </w:p>
-</w:ftr>
-</file>
-
-<file path=word/header1.xml><?xml version="1.0" encoding="utf-8"?>
-<w:hdr xmlns:m="http://schemas.openxmlformats.org/officeDocument/2006/math" xmlns:mc="http://schemas.openxmlformats.org/markup-compatibility/2006" xmlns:mo="http://schemas.microsoft.com/office/mac/office/2008/main" xmlns:mv="urn:schemas-microsoft-com:mac:vml" xmlns:o="urn:schemas-microsoft-com:office:office" xmlns:r="http://schemas.openxmlformats.org/officeDocument/2006/relationships" xmlns:v="urn:schemas-microsoft-com:vml" xmlns:w10="urn:schemas-microsoft-com:office:word" xmlns:w14="http://schemas.microsoft.com/office/word/2010/wordml" xmlns:w="http://schemas.openxmlformats.org/wordprocessingml/2006/main" xmlns:wne="http://schemas.microsoft.com/office/word/2006/wordml" xmlns:wp14="http://schemas.microsoft.com/office/word/2010/wordprocessingDrawing" xmlns:wp="http://schemas.openxmlformats.org/drawingml/2006/wordprocessingDrawing" xmlns:wpc="http://schemas.microsoft.com/office/word/2010/wordprocessingCanvas" xmlns:wpg="http://schemas.microsoft.com/office/word/2010/wordprocessingGroup" xmlns:wpi="http://schemas.microsoft.com/office/word/2010/wordprocessingInk" xmlns:wps="http://schemas.microsoft.com/office/word/2010/wordprocessingShape" mc:Ignorable="w14 wp14">
-  <w:p>
-    <w:pPr>
-      <w:pStyle w:val="Header"/>
-      <w:jc w:val="left"/>
-    </w:pPr>
-    <w:r>
-      <w:rPr>
-        <w:rFonts w:ascii="Arial" w:hAnsi="Arial"/>
-        <w:b/>
-        <w:color w:val="5E6B78"/>
-        <w:sz w:val="17"/>
-      </w:rPr>
-      <w:t>SAÚDE DIGITAL ATENDE  |  PROCESSO OPERACIONAL</w:t>
-    </w:r>
-  </w:p>
-</w:hdr>
-</file>
-
-<file path=word/header2.xml><?xml version="1.0" encoding="utf-8"?>
-<w:hdr xmlns:m="http://schemas.openxmlformats.org/officeDocument/2006/math" xmlns:mc="http://schemas.openxmlformats.org/markup-compatibility/2006" xmlns:mo="http://schemas.microsoft.com/office/mac/office/2008/main" xmlns:mv="urn:schemas-microsoft-com:mac:vml" xmlns:o="urn:schemas-microsoft-com:office:office" xmlns:r="http://schemas.openxmlformats.org/officeDocument/2006/relationships" xmlns:v="urn:schemas-microsoft-com:vml" xmlns:w10="urn:schemas-microsoft-com:office:word" xmlns:w14="http://schemas.microsoft.com/office/word/2010/wordml" xmlns:w="http://schemas.openxmlformats.org/wordprocessingml/2006/main" xmlns:wne="http://schemas.microsoft.com/office/word/2006/wordml" xmlns:wp14="http://schemas.microsoft.com/office/word/2010/wordprocessingDrawing" xmlns:wp="http://schemas.openxmlformats.org/drawingml/2006/wordprocessingDrawing" xmlns:wpc="http://schemas.microsoft.com/office/word/2010/wordprocessingCanvas" xmlns:wpg="http://schemas.microsoft.com/office/word/2010/wordprocessingGroup" xmlns:wpi="http://schemas.microsoft.com/office/word/2010/wordprocessingInk" xmlns:wps="http://schemas.microsoft.com/office/word/2010/wordprocessingShape" mc:Ignorable="w14 wp14">
-  <w:p>
-    <w:pPr>
-      <w:pStyle w:val="Header"/>
-    </w:pPr>
-  </w:p>
-</w:hdr>
 </file>
 
 <file path=word/numbering.xml><?xml version="1.0" encoding="utf-8"?>
@@ -5541,13 +3911,9 @@
     <w:name w:val="Normal"/>
     <w:qFormat/>
     <w:rsid w:val="00FC693F"/>
-    <w:pPr>
-      <w:spacing w:after="100" w:line="276" w:lineRule="auto"/>
-    </w:pPr>
     <w:rPr>
       <w:rFonts w:ascii="Arial" w:hAnsi="Arial"/>
-      <w:color w:val="243447"/>
-      <w:sz w:val="21"/>
+      <w:sz w:val="18"/>
     </w:rPr>
   </w:style>
   <w:style w:type="paragraph" w:styleId="Header">
@@ -5605,15 +3971,15 @@
     <w:pPr>
       <w:keepNext/>
       <w:keepLines/>
-      <w:spacing w:before="280" w:after="120"/>
+      <w:spacing w:before="480" w:after="0"/>
       <w:outlineLvl w:val="0"/>
     </w:pPr>
     <w:rPr>
       <w:rFonts w:asciiTheme="majorHAnsi" w:eastAsiaTheme="majorEastAsia" w:hAnsiTheme="majorHAnsi" w:cstheme="majorBidi" w:ascii="Arial" w:hAnsi="Arial"/>
       <w:b/>
       <w:bCs/>
-      <w:color w:val="163A63"/>
-      <w:sz w:val="32"/>
+      <w:color w:val="14213D"/>
+      <w:sz w:val="30"/>
       <w:szCs w:val="28"/>
     </w:rPr>
   </w:style>
@@ -5629,15 +3995,15 @@
     <w:pPr>
       <w:keepNext/>
       <w:keepLines/>
-      <w:spacing w:before="200" w:after="80"/>
+      <w:spacing w:before="200" w:after="0"/>
       <w:outlineLvl w:val="1"/>
     </w:pPr>
     <w:rPr>
       <w:rFonts w:asciiTheme="majorHAnsi" w:eastAsiaTheme="majorEastAsia" w:hAnsiTheme="majorHAnsi" w:cstheme="majorBidi" w:ascii="Arial" w:hAnsi="Arial"/>
       <w:b/>
       <w:bCs/>
-      <w:color w:val="245C91"/>
-      <w:sz w:val="26"/>
+      <w:color w:val="14213D"/>
+      <w:sz w:val="24"/>
       <w:szCs w:val="26"/>
     </w:rPr>
   </w:style>
@@ -5653,15 +4019,14 @@
     <w:pPr>
       <w:keepNext/>
       <w:keepLines/>
-      <w:spacing w:before="160" w:after="60"/>
+      <w:spacing w:before="200" w:after="0"/>
       <w:outlineLvl w:val="2"/>
     </w:pPr>
     <w:rPr>
-      <w:rFonts w:asciiTheme="majorHAnsi" w:eastAsiaTheme="majorEastAsia" w:hAnsiTheme="majorHAnsi" w:cstheme="majorBidi" w:ascii="Arial" w:hAnsi="Arial"/>
+      <w:rFonts w:asciiTheme="majorHAnsi" w:eastAsiaTheme="majorEastAsia" w:hAnsiTheme="majorHAnsi" w:cstheme="majorBidi"/>
       <w:b/>
       <w:bCs/>
-      <w:color w:val="163A63"/>
-      <w:sz w:val="22"/>
+      <w:color w:val="4F81BD" w:themeColor="accent1"/>
     </w:rPr>
   </w:style>
   <w:style w:type="paragraph" w:styleId="Heading4">
@@ -5899,11 +4264,11 @@
       <w:contextualSpacing/>
     </w:pPr>
     <w:rPr>
-      <w:rFonts w:asciiTheme="majorHAnsi" w:eastAsiaTheme="majorEastAsia" w:hAnsiTheme="majorHAnsi" w:cstheme="majorBidi"/>
-      <w:color w:val="17365D" w:themeColor="text2" w:themeShade="BF"/>
+      <w:rFonts w:asciiTheme="majorHAnsi" w:eastAsiaTheme="majorEastAsia" w:hAnsiTheme="majorHAnsi" w:cstheme="majorBidi" w:ascii="Arial" w:hAnsi="Arial"/>
+      <w:color w:val="14213D"/>
       <w:spacing w:val="5"/>
       <w:kern w:val="28"/>
-      <w:sz w:val="52"/>
+      <w:sz w:val="44"/>
       <w:szCs w:val="52"/>
     </w:rPr>
   </w:style>

--- a/documentações/Processos/docx/processo_entrega_garantia_devolucao_tablets_glpi.docx
+++ b/documentações/Processos/docx/processo_entrega_garantia_devolucao_tablets_glpi.docx
@@ -123,10 +123,7 @@
           </w:tcPr>
           <w:p>
             <w:r>
-              <w:rPr>
-                <w:sz w:val="16"/>
-              </w:rPr>
-              <w:t>5. TABLET</w:t>
+              <w:t>TABLET</w:t>
             </w:r>
           </w:p>
         </w:tc>

--- a/documentações/Processos/docx/processo_entrega_garantia_devolucao_tablets_glpi.docx
+++ b/documentações/Processos/docx/processo_entrega_garantia_devolucao_tablets_glpi.docx
@@ -725,7 +725,7 @@
         <w:pStyle w:val="IntenseQuote"/>
       </w:pPr>
       <w:r>
-        <w:t>Categorização obrigatória: para qualquer fluxo abaixo, a categoria do GLPI deve seguir o serviço 5. TABLET e a solicitação exata do catálogo administrativo.</w:t>
+        <w:t>Categorização obrigatória: para qualquer fluxo abaixo, a categoria do GLPI deve seguir o serviço TABLET e a solicitação exata do catálogo administrativo.</w:t>
       </w:r>
     </w:p>
     <w:p>
@@ -915,7 +915,7 @@
               <w:rPr>
                 <w:sz w:val="16"/>
               </w:rPr>
-              <w:t>Categorizar como 5. TABLET &gt; CONFIGURAÇÃO.</w:t>
+              <w:t>Categorizar como TABLET &gt; CONFIGURAÇÃO.</w:t>
             </w:r>
           </w:p>
         </w:tc>
@@ -1253,7 +1253,7 @@
               <w:rPr>
                 <w:sz w:val="16"/>
               </w:rPr>
-              <w:t>Abrir e categorizar o chamado como 5. TABLET &gt; DEVOLUÇÃO.</w:t>
+              <w:t>Abrir e categorizar o chamado como TABLET &gt; DEVOLUÇÃO.</w:t>
             </w:r>
           </w:p>
         </w:tc>
@@ -1591,7 +1591,7 @@
               <w:rPr>
                 <w:sz w:val="16"/>
               </w:rPr>
-              <w:t>Abrir e categorizar o chamado como 5. TABLET &gt; EMPRÉSTIMO.</w:t>
+              <w:t>Abrir e categorizar o chamado como TABLET &gt; EMPRÉSTIMO.</w:t>
             </w:r>
           </w:p>
         </w:tc>
@@ -1937,7 +1937,7 @@
               <w:rPr>
                 <w:sz w:val="16"/>
               </w:rPr>
-              <w:t>Abrir e categorizar o chamado como 5. TABLET &gt; ENTREGA.</w:t>
+              <w:t>Abrir e categorizar o chamado como TABLET &gt; ENTREGA.</w:t>
             </w:r>
           </w:p>
         </w:tc>
@@ -2341,7 +2341,7 @@
               <w:rPr>
                 <w:sz w:val="16"/>
               </w:rPr>
-              <w:t>Categorizar como 5. TABLET &gt; MANUTENÇÃO CORRETIVA.</w:t>
+              <w:t>Categorizar como TABLET &gt; MANUTENÇÃO CORRETIVA.</w:t>
             </w:r>
           </w:p>
         </w:tc>
@@ -2911,7 +2911,7 @@
               <w:rPr>
                 <w:sz w:val="16"/>
               </w:rPr>
-              <w:t>Categorizar como 5. TABLET &gt; FURTO/ROUBO/PERDA.</w:t>
+              <w:t>Categorizar como TABLET &gt; FURTO/ROUBO/PERDA.</w:t>
             </w:r>
           </w:p>
         </w:tc>
